--- a/assets/docs/lop1/Tieng Viet - Lop 1.docx
+++ b/assets/docs/lop1/Tieng Viet - Lop 1.docx
@@ -653,45 +653,6 @@
               <w:t>NLS-AT: Clip quay HS chỉ dùng trong lớp rồi xoá, không đăng lên mạng</w:t>
             </w:r>
           </w:p>
-          <w:p>
-            <w:pPr>
-              <w:spacing w:after="0"/>
-            </w:pPr>
-            <w:r>
-              <w:rPr>
-                <w:b w:val="0"/>
-                <w:i w:val="0"/>
-                <w:sz w:val="18"/>
-              </w:rPr>
-              <w:t>NLS-KT (Cơ bản 1): GV chiếu phóng to tranh SGK trang 9–11 và cặp ảnh tư thế ngồi đọc, viết đúng, sai; HS chỉ bạn ngồi đúng</w:t>
-            </w:r>
-          </w:p>
-          <w:p>
-            <w:pPr>
-              <w:spacing w:after="0"/>
-            </w:pPr>
-            <w:r>
-              <w:rPr>
-                <w:b w:val="0"/>
-                <w:i w:val="0"/>
-                <w:sz w:val="18"/>
-              </w:rPr>
-              <w:t>NLS-GQVĐ (Cơ bản 1): GV chiếu bài tập tương tác hình các bạn ngồi học, HS giơ thẻ mặt cười, mặt buồn; GV chụp ảnh tư thế vài HS chiếu lên</w:t>
-            </w:r>
-          </w:p>
-          <w:p>
-            <w:pPr>
-              <w:spacing w:after="0"/>
-            </w:pPr>
-            <w:r>
-              <w:rPr>
-                <w:b w:val="0"/>
-                <w:i w:val="0"/>
-                <w:sz w:val="18"/>
-              </w:rPr>
-              <w:t>NLS-AT: Nhìn màn hình quá gần, quá lâu gây cong lưng, mỏi mắt; nghỉ mắt định kì.</w:t>
-            </w:r>
-          </w:p>
         </w:tc>
         <w:tc>
           <w:tcPr>
@@ -804,7 +765,7 @@
                 <w:i w:val="0"/>
                 <w:sz w:val="18"/>
               </w:rPr>
-              <w:t>NLS-KT (Cơ bản 1): Ở hoạt động Khám phá của bài “LÀM QUEN VỚI CÁC NÉT CƠ BẢN, CÁC CHỮ SỐ, BẢNG CHỮ CÁI VÀ DẤU THANH”</w:t>
+              <w:t>NLS-KT (Cơ bản 1): GV chiếu phóng to tranh SGK trang 9–11 và cặp ảnh tư thế ngồi đọc, viết đúng, sai; HS chỉ bạn ngồi đúng</w:t>
             </w:r>
           </w:p>
           <w:p>
@@ -817,7 +778,7 @@
                 <w:i w:val="0"/>
                 <w:sz w:val="18"/>
               </w:rPr>
-              <w:t>NLS-GQVĐ (Cơ bản 1): Ở hoạt động Luyện tập, GV mở bài tập tương tác trên máy chiếu: các nét, chữ số và dấu thanh lẫn lộn</w:t>
+              <w:t>NLS-GQVĐ (Cơ bản 1): GV chiếu bài tập tương tác hình các bạn ngồi học, HS giơ thẻ mặt cười, mặt buồn; GV chụp ảnh tư thế vài HS chiếu lên</w:t>
             </w:r>
           </w:p>
           <w:p>
@@ -830,7 +791,7 @@
                 <w:i w:val="0"/>
                 <w:sz w:val="18"/>
               </w:rPr>
-              <w:t>NLS-AT: HS xem hình động vừa đủ, GV tắt máy chiếu khi HS tô, viết để bảo vệ mắt</w:t>
+              <w:t>NLS-AT: Nhìn màn hình quá gần, quá lâu gây cong lưng, mỏi mắt; nghỉ mắt định kì.</w:t>
             </w:r>
           </w:p>
         </w:tc>
@@ -945,6 +906,33 @@
                 <w:i w:val="0"/>
                 <w:sz w:val="18"/>
               </w:rPr>
+              <w:t>NLS-KT (Cơ bản 1): Ở hoạt động Khám phá của bài “LÀM QUEN VỚI CÁC NÉT CƠ BẢN, CÁC CHỮ SỐ, BẢNG CHỮ CÁI VÀ DẤU THANH”</w:t>
+            </w:r>
+          </w:p>
+          <w:p>
+            <w:pPr>
+              <w:spacing w:after="0"/>
+            </w:pPr>
+            <w:r>
+              <w:rPr>
+                <w:b w:val="0"/>
+                <w:i w:val="0"/>
+                <w:sz w:val="18"/>
+              </w:rPr>
+              <w:t>NLS-GQVĐ (Cơ bản 1): Ở hoạt động Luyện tập, GV mở bài tập tương tác trên máy chiếu: các nét, chữ số và dấu thanh lẫn lộn</w:t>
+            </w:r>
+          </w:p>
+          <w:p>
+            <w:pPr>
+              <w:spacing w:after="0"/>
+            </w:pPr>
+            <w:r>
+              <w:rPr>
+                <w:b w:val="0"/>
+                <w:i w:val="0"/>
+                <w:sz w:val="18"/>
+              </w:rPr>
+              <w:t>NLS-AT: HS xem hình động vừa đủ, GV tắt máy chiếu khi HS tô, viết để bảo vệ mắt</w:t>
             </w:r>
           </w:p>
         </w:tc>

--- a/assets/docs/lop1/Tieng Viet - Lop 1.docx
+++ b/assets/docs/lop1/Tieng Viet - Lop 1.docx
@@ -653,6 +653,19 @@
               <w:t>NLS-AT: Clip quay HS chỉ dùng trong lớp rồi xoá, không đăng lên mạng</w:t>
             </w:r>
           </w:p>
+          <w:p>
+            <w:pPr>
+              <w:spacing w:after="0"/>
+            </w:pPr>
+            <w:r>
+              <w:rPr>
+                <w:b w:val="0"/>
+                <w:i w:val="0"/>
+                <w:sz w:val="18"/>
+              </w:rPr>
+              <w:t>KNS: KN ứng xử: thể hiện sự quan tâm, lễ phép, biết nói lời cảm ơn và xin lỗi đúng lúc.</w:t>
+            </w:r>
+          </w:p>
         </w:tc>
         <w:tc>
           <w:tcPr>
@@ -794,6 +807,19 @@
               <w:t>NLS-AT: Nhìn màn hình quá gần, quá lâu gây cong lưng, mỏi mắt; nghỉ mắt định kì.</w:t>
             </w:r>
           </w:p>
+          <w:p>
+            <w:pPr>
+              <w:spacing w:after="0"/>
+            </w:pPr>
+            <w:r>
+              <w:rPr>
+                <w:b w:val="0"/>
+                <w:i w:val="0"/>
+                <w:sz w:val="18"/>
+              </w:rPr>
+              <w:t>KNS: KN tự học: chọn sách phù hợp, kiên trì đọc và rút ra điều bổ ích cho bản thân.</w:t>
+            </w:r>
+          </w:p>
         </w:tc>
         <w:tc>
           <w:tcPr>
@@ -1074,6 +1100,19 @@
                 <w:sz w:val="18"/>
               </w:rPr>
               <w:t>NLS-AT: Chỉ chụp trang vở, không chụp mặt và không nêu tên HS viết chưa đẹp để tránh làm</w:t>
+            </w:r>
+          </w:p>
+          <w:p>
+            <w:pPr>
+              <w:spacing w:after="0"/>
+            </w:pPr>
+            <w:r>
+              <w:rPr>
+                <w:b w:val="0"/>
+                <w:i w:val="0"/>
+                <w:sz w:val="18"/>
+              </w:rPr>
+              <w:t>KNS: KN tự học: chọn sách phù hợp, kiên trì đọc và rút ra điều bổ ích cho bản thân.</w:t>
             </w:r>
           </w:p>
         </w:tc>
@@ -13770,6 +13809,19 @@
               <w:t>NLS-KT (Cơ bản 1): Quan sát tranh/ảnh minh hoạ (vật thật hoặc hình ảnh số) để hiểu nội dung bài đọc (GV hướng dẫn).</w:t>
             </w:r>
           </w:p>
+          <w:p>
+            <w:pPr>
+              <w:spacing w:after="0"/>
+            </w:pPr>
+            <w:r>
+              <w:rPr>
+                <w:b w:val="0"/>
+                <w:i w:val="0"/>
+                <w:sz w:val="18"/>
+              </w:rPr>
+              <w:t>KNS: KN ứng xử: thể hiện sự quan tâm, lễ phép, biết nói lời cảm ơn và xin lỗi đúng lúc.</w:t>
+            </w:r>
+          </w:p>
         </w:tc>
         <w:tc>
           <w:tcPr>
@@ -14340,6 +14392,7 @@
                 <w:i w:val="0"/>
                 <w:sz w:val="18"/>
               </w:rPr>
+              <w:t>KNS: KN ứng xử: thể hiện sự quan tâm, lễ phép, biết nói lời cảm ơn và xin lỗi đúng lúc.</w:t>
             </w:r>
           </w:p>
         </w:tc>
@@ -17666,6 +17719,19 @@
               <w:t>NLS-KT (Cơ bản 1): Quan sát tranh/ảnh minh hoạ (vật thật hoặc hình ảnh số) để hiểu nội dung bài đọc (GV hướng dẫn).</w:t>
             </w:r>
           </w:p>
+          <w:p>
+            <w:pPr>
+              <w:spacing w:after="0"/>
+            </w:pPr>
+            <w:r>
+              <w:rPr>
+                <w:b w:val="0"/>
+                <w:i w:val="0"/>
+                <w:sz w:val="18"/>
+              </w:rPr>
+              <w:t>QPAN: Liên hệ hình ảnh chú bộ đội Quân đội nhân dân, chú công an Công an nhân dân và di tích lịch sử ở địa phương; HS nêu được biển, đảo là một phần lãnh thổ thiêng liêng của Tổ quốc.</w:t>
+            </w:r>
+          </w:p>
         </w:tc>
         <w:tc>
           <w:tcPr>
@@ -19728,6 +19794,19 @@
               <w:t>NLS-KT (Cơ bản 1): Quan sát tranh/ảnh minh hoạ (vật thật hoặc hình ảnh số) để hiểu nội dung bài đọc (GV hướng dẫn).</w:t>
             </w:r>
           </w:p>
+          <w:p>
+            <w:pPr>
+              <w:spacing w:after="0"/>
+            </w:pPr>
+            <w:r>
+              <w:rPr>
+                <w:b w:val="0"/>
+                <w:i w:val="0"/>
+                <w:sz w:val="18"/>
+              </w:rPr>
+              <w:t>QPAN: Bồi dưỡng tình yêu quê hương, đất nước; giới thiệu hình ảnh chú bộ đội Quân đội nhân dân, chú công an Công an nhân dân và di tích lịch sử ở địa phương.</w:t>
+            </w:r>
+          </w:p>
         </w:tc>
         <w:tc>
           <w:tcPr>
@@ -20412,6 +20491,7 @@
                 <w:i w:val="0"/>
                 <w:sz w:val="18"/>
               </w:rPr>
+              <w:t>QPAN: Liên hệ hình ảnh chú bộ đội Quân đội nhân dân, chú công an Công an nhân dân và di tích lịch sử ở địa phương; HS nêu được biển, đảo là một phần lãnh thổ thiêng liêng của Tổ quốc.</w:t>
             </w:r>
           </w:p>
         </w:tc>

--- a/assets/docs/lop1/Tieng Viet - Lop 1.docx
+++ b/assets/docs/lop1/Tieng Viet - Lop 1.docx
@@ -2116,6 +2116,33 @@
                 <w:i w:val="0"/>
                 <w:sz w:val="18"/>
               </w:rPr>
+              <w:t>NLS-KT (Cơ bản 1): GV chiếu phóng to tranh nhận biết “Đàn bò gặm cỏ” của bài chữ o và dấu hỏi, chỉ vào từng con vật</w:t>
+            </w:r>
+          </w:p>
+          <w:p>
+            <w:pPr>
+              <w:spacing w:after="0"/>
+            </w:pPr>
+            <w:r>
+              <w:rPr>
+                <w:b w:val="0"/>
+                <w:i w:val="0"/>
+                <w:sz w:val="18"/>
+              </w:rPr>
+              <w:t>NLS-GQVĐ (Cơ bản 1): GV mở bài tập tương tác nối tiếng bò, cò, cỏ với đúng hình; máy báo đúng</w:t>
+            </w:r>
+          </w:p>
+          <w:p>
+            <w:pPr>
+              <w:spacing w:after="0"/>
+            </w:pPr>
+            <w:r>
+              <w:rPr>
+                <w:b w:val="0"/>
+                <w:i w:val="0"/>
+                <w:sz w:val="18"/>
+              </w:rPr>
+              <w:t>NLS-AT: Máy chiếu và bài tập trên màn hình do cô bấm, HS ngồi tại chỗ nhìn lên</w:t>
             </w:r>
           </w:p>
         </w:tc>
@@ -2230,6 +2257,33 @@
                 <w:i w:val="0"/>
                 <w:sz w:val="18"/>
               </w:rPr>
+              <w:t>NLS-KT (Cơ bản 1): GV chiếu phóng to tranh nhận biết “Bố và Hà đi bộ trên hè phố” của bài chữ ô và thanh nặng</w:t>
+            </w:r>
+          </w:p>
+          <w:p>
+            <w:pPr>
+              <w:spacing w:after="0"/>
+            </w:pPr>
+            <w:r>
+              <w:rPr>
+                <w:b w:val="0"/>
+                <w:i w:val="0"/>
+                <w:sz w:val="18"/>
+              </w:rPr>
+              <w:t>NLS-GT (Cơ bản 1): GV ghi âm lượt đọc từ bố, cô bé, cổ cò của vài HS rồi mở lại cho cả lớp cùng nghe; các em nghe giọng mình</w:t>
+            </w:r>
+          </w:p>
+          <w:p>
+            <w:pPr>
+              <w:spacing w:after="0"/>
+            </w:pPr>
+            <w:r>
+              <w:rPr>
+                <w:b w:val="0"/>
+                <w:i w:val="0"/>
+                <w:sz w:val="18"/>
+              </w:rPr>
+              <w:t>NLS-AT: GV hỏi ý kiến HS trước khi ghi âm</w:t>
             </w:r>
           </w:p>
         </w:tc>
@@ -2344,6 +2398,33 @@
                 <w:i w:val="0"/>
                 <w:sz w:val="18"/>
               </w:rPr>
+              <w:t>NLS-KT (Cơ bản 1): GV chiếu phóng to tranh nhận biết “Dưới gốc đa, các bạn chơi dung dăng dung dẻ” của bài chữ d, đ, kèm ảnh thật con dê</w:t>
+            </w:r>
+          </w:p>
+          <w:p>
+            <w:pPr>
+              <w:spacing w:after="0"/>
+            </w:pPr>
+            <w:r>
+              <w:rPr>
+                <w:b w:val="0"/>
+                <w:i w:val="0"/>
+                <w:sz w:val="18"/>
+              </w:rPr>
+              <w:t>NLS-ST (Cơ bản 1): GV viết mẫu chữ d, đ trên bảng tương tác theo từng nét, tô lại nét mà HS hay viết sai; vài em lên viết thử chữ d</w:t>
+            </w:r>
+          </w:p>
+          <w:p>
+            <w:pPr>
+              <w:spacing w:after="0"/>
+            </w:pPr>
+            <w:r>
+              <w:rPr>
+                <w:b w:val="0"/>
+                <w:i w:val="0"/>
+                <w:sz w:val="18"/>
+              </w:rPr>
+              <w:t>NLS-AT: Chỉ HS được cô mời mới lên chạm màn hình, chạm nhẹ đầu ngón tay, tay sạch</w:t>
             </w:r>
           </w:p>
         </w:tc>
@@ -2458,6 +2539,33 @@
                 <w:i w:val="0"/>
                 <w:sz w:val="18"/>
               </w:rPr>
+              <w:t>NLS-KT (Cơ bản 1): GV chiếu phóng to tranh nhận biết “Tàu dỡ hàng ở cảng” của bài chữ ơ và dấu ngã, thêm vài ảnh thật về bờ đê</w:t>
+            </w:r>
+          </w:p>
+          <w:p>
+            <w:pPr>
+              <w:spacing w:after="0"/>
+            </w:pPr>
+            <w:r>
+              <w:rPr>
+                <w:b w:val="0"/>
+                <w:i w:val="0"/>
+                <w:sz w:val="18"/>
+              </w:rPr>
+              <w:t>NLS-GQVĐ (Cơ bản 1): GV mở bài tập tương tác chọn tiếng viết đúng dấu ngã trong các cặp tiếng dễ lẫn như dỡ và dở, đỡ và đở; máy báo đúng</w:t>
+            </w:r>
+          </w:p>
+          <w:p>
+            <w:pPr>
+              <w:spacing w:after="0"/>
+            </w:pPr>
+            <w:r>
+              <w:rPr>
+                <w:b w:val="0"/>
+                <w:i w:val="0"/>
+                <w:sz w:val="18"/>
+              </w:rPr>
+              <w:t>NLS-AT: Bài tập trên màn hình do cô bấm, HS chờ đến lượt được mời</w:t>
             </w:r>
           </w:p>
         </w:tc>
@@ -2572,6 +2680,33 @@
                 <w:i w:val="0"/>
                 <w:sz w:val="18"/>
               </w:rPr>
+              <w:t>NLS-KT (Cơ bản 1): GV chiếu bốn tranh truyện “Đàn kiến con ngoan ngoãn” theo đúng thứ tự và mở bản ghi lời kể từng đoạn</w:t>
+            </w:r>
+          </w:p>
+          <w:p>
+            <w:pPr>
+              <w:spacing w:after="0"/>
+            </w:pPr>
+            <w:r>
+              <w:rPr>
+                <w:b w:val="0"/>
+                <w:i w:val="0"/>
+                <w:sz w:val="18"/>
+              </w:rPr>
+              <w:t>NLS-GT (Cơ bản 1): GV quay lại một, hai lượt HS kể từng đoạn truyện rồi mở cho cả lớp cùng nghe; các em tự nhận ra chỗ kể nhỏ, kể vấp</w:t>
+            </w:r>
+          </w:p>
+          <w:p>
+            <w:pPr>
+              <w:spacing w:after="0"/>
+            </w:pPr>
+            <w:r>
+              <w:rPr>
+                <w:b w:val="0"/>
+                <w:i w:val="0"/>
+                <w:sz w:val="18"/>
+              </w:rPr>
+              <w:t>NLS-AT: GV hỏi ý kiến HS trước khi quay, không quay bạn đang bối rối</w:t>
             </w:r>
           </w:p>
         </w:tc>
@@ -2686,6 +2821,33 @@
                 <w:i w:val="0"/>
                 <w:sz w:val="18"/>
               </w:rPr>
+              <w:t>NLS-GQVĐ (Cơ bản 1): GV dùng trò chơi học liệu tương tác ôn đúng các chữ o, ô, d, đ, ơ và dấu hỏi, dấu nặng</w:t>
+            </w:r>
+          </w:p>
+          <w:p>
+            <w:pPr>
+              <w:spacing w:after="0"/>
+            </w:pPr>
+            <w:r>
+              <w:rPr>
+                <w:b w:val="0"/>
+                <w:i w:val="0"/>
+                <w:sz w:val="18"/>
+              </w:rPr>
+              <w:t>NLS-KT (Cơ bản 1): GV chiếu bài đọc ôn tập phóng to và dùng con trỏ chỉ theo từng tiếng khi cả lớp đọc đồng thanh</w:t>
+            </w:r>
+          </w:p>
+          <w:p>
+            <w:pPr>
+              <w:spacing w:after="0"/>
+            </w:pPr>
+            <w:r>
+              <w:rPr>
+                <w:b w:val="0"/>
+                <w:i w:val="0"/>
+                <w:sz w:val="18"/>
+              </w:rPr>
+              <w:t>NLS-AT: Trò chơi trên màn hình do cô bấm, HS chờ đến lượt được mời</w:t>
             </w:r>
           </w:p>
         </w:tc>

--- a/assets/docs/lop1/Tieng Viet - Lop 1.docx
+++ b/assets/docs/lop1/Tieng Viet - Lop 1.docx
@@ -663,6 +663,45 @@
                 <w:i w:val="0"/>
                 <w:sz w:val="18"/>
               </w:rPr>
+              <w:t>NLS-KT (Cơ bản 1): GV chiếu phóng to tranh SGK trang 9 – 11 của bài “Làm quen với tư thế đọc, viết, nói</w:t>
+            </w:r>
+          </w:p>
+          <w:p>
+            <w:pPr>
+              <w:spacing w:after="0"/>
+            </w:pPr>
+            <w:r>
+              <w:rPr>
+                <w:b w:val="0"/>
+                <w:i w:val="0"/>
+                <w:sz w:val="18"/>
+              </w:rPr>
+              <w:t>NLS-GQVĐ (Cơ bản 1): GV chiếu bài tập tương tác: lần lượt hiện hình các bạn ngồi học, HS giơ thẻ mặt cười hoặc mặt buồn</w:t>
+            </w:r>
+          </w:p>
+          <w:p>
+            <w:pPr>
+              <w:spacing w:after="0"/>
+            </w:pPr>
+            <w:r>
+              <w:rPr>
+                <w:b w:val="0"/>
+                <w:i w:val="0"/>
+                <w:sz w:val="18"/>
+              </w:rPr>
+              <w:t>NLS-AT: Ngồi sai tư thế và nhìn màn hình quá gần</w:t>
+            </w:r>
+          </w:p>
+          <w:p>
+            <w:pPr>
+              <w:spacing w:after="0"/>
+            </w:pPr>
+            <w:r>
+              <w:rPr>
+                <w:b w:val="0"/>
+                <w:i w:val="0"/>
+                <w:sz w:val="18"/>
+              </w:rPr>
               <w:t>KNS: KN ứng xử: thể hiện sự quan tâm, lễ phép, biết nói lời cảm ơn và xin lỗi đúng lúc.</w:t>
             </w:r>
           </w:p>
@@ -778,7 +817,7 @@
                 <w:i w:val="0"/>
                 <w:sz w:val="18"/>
               </w:rPr>
-              <w:t>NLS-KT (Cơ bản 1): GV chiếu phóng to tranh SGK trang 9–11 và cặp ảnh tư thế ngồi đọc, viết đúng, sai; HS chỉ bạn ngồi đúng</w:t>
+              <w:t>NLS-KT (Cơ bản 1): Ở hoạt động Khám phá của bài “LÀM QUEN VỚI CÁC NÉT CƠ BẢN, CÁC CHỮ SỐ, BẢNG CHỮ CÁI VÀ DẤU THANH”</w:t>
             </w:r>
           </w:p>
           <w:p>
@@ -791,7 +830,7 @@
                 <w:i w:val="0"/>
                 <w:sz w:val="18"/>
               </w:rPr>
-              <w:t>NLS-GQVĐ (Cơ bản 1): GV chiếu bài tập tương tác hình các bạn ngồi học, HS giơ thẻ mặt cười, mặt buồn; GV chụp ảnh tư thế vài HS chiếu lên</w:t>
+              <w:t>NLS-GQVĐ (Cơ bản 1): Ở hoạt động Luyện tập, GV mở bài tập tương tác trên máy chiếu: các nét, chữ số và dấu thanh lẫn lộn</w:t>
             </w:r>
           </w:p>
           <w:p>
@@ -804,7 +843,7 @@
                 <w:i w:val="0"/>
                 <w:sz w:val="18"/>
               </w:rPr>
-              <w:t>NLS-AT: Nhìn màn hình quá gần, quá lâu gây cong lưng, mỏi mắt; nghỉ mắt định kì.</w:t>
+              <w:t>NLS-AT: HS xem hình động vừa đủ, GV tắt máy chiếu khi HS tô, viết để bảo vệ mắt</w:t>
             </w:r>
           </w:p>
           <w:p>
@@ -1973,33 +2012,6 @@
                 <w:i w:val="0"/>
                 <w:sz w:val="18"/>
               </w:rPr>
-              <w:t>NLS-KT (Cơ bản 1): GV chiếu bảng ôn chữ a, b, c, e, ê và dấu thanh cho HS ghép, đọc; chiếu tranh “Búp bê và dế mèn” kèm ghi âm</w:t>
-            </w:r>
-          </w:p>
-          <w:p>
-            <w:pPr>
-              <w:spacing w:after="0"/>
-            </w:pPr>
-            <w:r>
-              <w:rPr>
-                <w:b w:val="0"/>
-                <w:i w:val="0"/>
-                <w:sz w:val="18"/>
-              </w:rPr>
-              <w:t>NLS-GT (Cơ bản 1): GV quay bằng điện thoại một, hai HS kể một đoạn theo tranh, mở lại cho cả lớp nghe, nhận ra chỗ nói nhỏ, nói vấp</w:t>
-            </w:r>
-          </w:p>
-          <w:p>
-            <w:pPr>
-              <w:spacing w:after="0"/>
-            </w:pPr>
-            <w:r>
-              <w:rPr>
-                <w:b w:val="0"/>
-                <w:i w:val="0"/>
-                <w:sz w:val="18"/>
-              </w:rPr>
-              <w:t>NLS-AT: Đoạn quay chỉ xem lại rồi xoá ngay; hỏi ý HS trước khi quay.</w:t>
             </w:r>
           </w:p>
         </w:tc>
@@ -2680,33 +2692,6 @@
                 <w:i w:val="0"/>
                 <w:sz w:val="18"/>
               </w:rPr>
-              <w:t>NLS-KT (Cơ bản 1): GV chiếu bốn tranh truyện “Đàn kiến con ngoan ngoãn” theo đúng thứ tự và mở bản ghi lời kể từng đoạn</w:t>
-            </w:r>
-          </w:p>
-          <w:p>
-            <w:pPr>
-              <w:spacing w:after="0"/>
-            </w:pPr>
-            <w:r>
-              <w:rPr>
-                <w:b w:val="0"/>
-                <w:i w:val="0"/>
-                <w:sz w:val="18"/>
-              </w:rPr>
-              <w:t>NLS-GT (Cơ bản 1): GV quay lại một, hai lượt HS kể từng đoạn truyện rồi mở cho cả lớp cùng nghe; các em tự nhận ra chỗ kể nhỏ, kể vấp</w:t>
-            </w:r>
-          </w:p>
-          <w:p>
-            <w:pPr>
-              <w:spacing w:after="0"/>
-            </w:pPr>
-            <w:r>
-              <w:rPr>
-                <w:b w:val="0"/>
-                <w:i w:val="0"/>
-                <w:sz w:val="18"/>
-              </w:rPr>
-              <w:t>NLS-AT: GV hỏi ý kiến HS trước khi quay, không quay bạn đang bối rối</w:t>
             </w:r>
           </w:p>
         </w:tc>
@@ -5364,7 +5349,6 @@
                 <w:i w:val="0"/>
                 <w:sz w:val="18"/>
               </w:rPr>
-              <w:t>NLS-AT (Cơ bản 1): nghe bản đọc mẫu với âm lượng vừa phải; ngồi đúng tư thế khi nhìn màn hình.</w:t>
             </w:r>
           </w:p>
         </w:tc>
@@ -10739,6 +10723,33 @@
                 <w:i w:val="0"/>
                 <w:sz w:val="18"/>
               </w:rPr>
+              <w:t>NLS-KT (Cơ bản 1): GV chiếu mẫu chữ viết động cho tiết “LUYỆN VIẾT NÂNG CAO”: nét chữ hiện ra theo đúng thứ tự đưa bút</w:t>
+            </w:r>
+          </w:p>
+          <w:p>
+            <w:pPr>
+              <w:spacing w:after="0"/>
+            </w:pPr>
+            <w:r>
+              <w:rPr>
+                <w:b w:val="0"/>
+                <w:i w:val="0"/>
+                <w:sz w:val="18"/>
+              </w:rPr>
+              <w:t>NLS-ST (Cơ bản 1): GV chụp ảnh vài bài viết đẹp và một bài còn sai độ cao, độ rộng</w:t>
+            </w:r>
+          </w:p>
+          <w:p>
+            <w:pPr>
+              <w:spacing w:after="0"/>
+            </w:pPr>
+            <w:r>
+              <w:rPr>
+                <w:b w:val="0"/>
+                <w:i w:val="0"/>
+                <w:sz w:val="18"/>
+              </w:rPr>
+              <w:t>NLS-AT: Ảnh bài viết chiếu lên đã được che tên</w:t>
             </w:r>
           </w:p>
         </w:tc>
@@ -12797,6 +12808,33 @@
                 <w:i w:val="0"/>
                 <w:sz w:val="18"/>
               </w:rPr>
+              <w:t>NLS-KT (Cơ bản 1): GV chiếu mẫu chữ viết động cho tiết “LUYỆN VIẾT CÁC CHỮ HOA”: nét chữ hiện ra theo đúng thứ tự đưa bút</w:t>
+            </w:r>
+          </w:p>
+          <w:p>
+            <w:pPr>
+              <w:spacing w:after="0"/>
+            </w:pPr>
+            <w:r>
+              <w:rPr>
+                <w:b w:val="0"/>
+                <w:i w:val="0"/>
+                <w:sz w:val="18"/>
+              </w:rPr>
+              <w:t>NLS-ST (Cơ bản 1): GV chụp ảnh vài bài viết đẹp và một bài còn sai độ cao, độ rộng</w:t>
+            </w:r>
+          </w:p>
+          <w:p>
+            <w:pPr>
+              <w:spacing w:after="0"/>
+            </w:pPr>
+            <w:r>
+              <w:rPr>
+                <w:b w:val="0"/>
+                <w:i w:val="0"/>
+                <w:sz w:val="18"/>
+              </w:rPr>
+              <w:t>NLS-AT: Ảnh bài viết chiếu lên đã được che tên</w:t>
             </w:r>
           </w:p>
         </w:tc>
@@ -13051,7 +13089,6 @@
                 <w:i w:val="0"/>
                 <w:sz w:val="18"/>
               </w:rPr>
-              <w:t>NLS-KT (Cơ bản 1): Quan sát tranh/ảnh minh hoạ (vật thật hoặc hình ảnh số) để hiểu nội dung bài đọc (GV hướng dẫn).</w:t>
             </w:r>
           </w:p>
         </w:tc>
@@ -13394,6 +13431,33 @@
                 <w:i w:val="0"/>
                 <w:sz w:val="18"/>
               </w:rPr>
+              <w:t>NLS-GQVĐ (Cơ bản 1): GV dùng trò chơi học liệu tương tác trên máy chiếu để ôn lại đúng các âm, vần</w:t>
+            </w:r>
+          </w:p>
+          <w:p>
+            <w:pPr>
+              <w:spacing w:after="0"/>
+            </w:pPr>
+            <w:r>
+              <w:rPr>
+                <w:b w:val="0"/>
+                <w:i w:val="0"/>
+                <w:sz w:val="18"/>
+              </w:rPr>
+              <w:t>NLS-KT (Cơ bản 1): GV chiếu bài đọc phóng to và dùng con trỏ chỉ theo từng tiếng khi cả lớp đọc đồng thanh, giúp HS lớp 1 không bị mất dòng</w:t>
+            </w:r>
+          </w:p>
+          <w:p>
+            <w:pPr>
+              <w:spacing w:after="0"/>
+            </w:pPr>
+            <w:r>
+              <w:rPr>
+                <w:b w:val="0"/>
+                <w:i w:val="0"/>
+                <w:sz w:val="18"/>
+              </w:rPr>
+              <w:t>NLS-AT: Trò chơi trên màn hình do GV bấm; HS chờ đến lượt được mời</w:t>
             </w:r>
           </w:p>
         </w:tc>
@@ -13624,6 +13688,33 @@
                 <w:i w:val="0"/>
                 <w:sz w:val="18"/>
               </w:rPr>
+              <w:t>NLS-KT (Cơ bản 1): GV chiếu tranh minh hoạ bài “SINH NHẬT CỦA VOI CON” phóng to và mở bản đọc mẫu có ghi âm để HS nghe đúng giọng đọc</w:t>
+            </w:r>
+          </w:p>
+          <w:p>
+            <w:pPr>
+              <w:spacing w:after="0"/>
+            </w:pPr>
+            <w:r>
+              <w:rPr>
+                <w:b w:val="0"/>
+                <w:i w:val="0"/>
+                <w:sz w:val="18"/>
+              </w:rPr>
+              <w:t>NLS-GT (Cơ bản 1): GV cho HS đóng vai nhân vật nói lại lời thoại trong bài, quay một lượt bằng điện thoại rồi mở cho cả lớp nghe để cùng nhận</w:t>
+            </w:r>
+          </w:p>
+          <w:p>
+            <w:pPr>
+              <w:spacing w:after="0"/>
+            </w:pPr>
+            <w:r>
+              <w:rPr>
+                <w:b w:val="0"/>
+                <w:i w:val="0"/>
+                <w:sz w:val="18"/>
+              </w:rPr>
+              <w:t>NLS-AT: Đoạn quay chỉ để cả lớp xem lại rồi xoá ngay</w:t>
             </w:r>
           </w:p>
         </w:tc>
@@ -13968,19 +14059,6 @@
                 <w:i w:val="0"/>
                 <w:sz w:val="18"/>
               </w:rPr>
-              <w:t>NLS-KT (Cơ bản 1): Quan sát tranh/ảnh minh hoạ (vật thật hoặc hình ảnh số) để hiểu nội dung bài đọc (GV hướng dẫn).</w:t>
-            </w:r>
-          </w:p>
-          <w:p>
-            <w:pPr>
-              <w:spacing w:after="0"/>
-            </w:pPr>
-            <w:r>
-              <w:rPr>
-                <w:b w:val="0"/>
-                <w:i w:val="0"/>
-                <w:sz w:val="18"/>
-              </w:rPr>
               <w:t>KNS: KN ứng xử: thể hiện sự quan tâm, lễ phép, biết nói lời cảm ơn và xin lỗi đúng lúc.</w:t>
             </w:r>
           </w:p>
@@ -14324,6 +14402,33 @@
                 <w:i w:val="0"/>
                 <w:sz w:val="18"/>
               </w:rPr>
+              <w:t>NLS-GQVĐ (Cơ bản 1): GV dùng trò chơi học liệu tương tác trên máy chiếu để ôn lại đúng các âm, vần</w:t>
+            </w:r>
+          </w:p>
+          <w:p>
+            <w:pPr>
+              <w:spacing w:after="0"/>
+            </w:pPr>
+            <w:r>
+              <w:rPr>
+                <w:b w:val="0"/>
+                <w:i w:val="0"/>
+                <w:sz w:val="18"/>
+              </w:rPr>
+              <w:t>NLS-KT (Cơ bản 1): GV chiếu bài đọc phóng to và dùng con trỏ chỉ theo từng tiếng khi cả lớp đọc đồng thanh, giúp HS lớp 1 không bị mất dòng</w:t>
+            </w:r>
+          </w:p>
+          <w:p>
+            <w:pPr>
+              <w:spacing w:after="0"/>
+            </w:pPr>
+            <w:r>
+              <w:rPr>
+                <w:b w:val="0"/>
+                <w:i w:val="0"/>
+                <w:sz w:val="18"/>
+              </w:rPr>
+              <w:t>NLS-AT: Trò chơi trên màn hình do GV bấm; HS chờ đến lượt được mời</w:t>
             </w:r>
           </w:p>
         </w:tc>
@@ -15013,7 +15118,6 @@
                 <w:i w:val="0"/>
                 <w:sz w:val="18"/>
               </w:rPr>
-              <w:t>NLS-KT (Cơ bản 1): Quan sát tranh/ảnh minh hoạ (vật thật hoặc hình ảnh số) để hiểu nội dung bài đọc (GV hướng dẫn).</w:t>
             </w:r>
           </w:p>
         </w:tc>
@@ -15928,6 +16032,33 @@
                 <w:i w:val="0"/>
                 <w:sz w:val="18"/>
               </w:rPr>
+              <w:t>NLS-GQVĐ (Cơ bản 1): GV dùng trò chơi học liệu tương tác trên máy chiếu để ôn lại đúng các âm, vần</w:t>
+            </w:r>
+          </w:p>
+          <w:p>
+            <w:pPr>
+              <w:spacing w:after="0"/>
+            </w:pPr>
+            <w:r>
+              <w:rPr>
+                <w:b w:val="0"/>
+                <w:i w:val="0"/>
+                <w:sz w:val="18"/>
+              </w:rPr>
+              <w:t>NLS-KT (Cơ bản 1): GV chiếu bài đọc phóng to và dùng con trỏ chỉ theo từng tiếng khi cả lớp đọc đồng thanh, giúp HS lớp 1 không bị mất dòng</w:t>
+            </w:r>
+          </w:p>
+          <w:p>
+            <w:pPr>
+              <w:spacing w:after="0"/>
+            </w:pPr>
+            <w:r>
+              <w:rPr>
+                <w:b w:val="0"/>
+                <w:i w:val="0"/>
+                <w:sz w:val="18"/>
+              </w:rPr>
+              <w:t>NLS-AT: Trò chơi trên màn hình do GV bấm; HS chờ đến lượt được mời</w:t>
             </w:r>
           </w:p>
         </w:tc>
@@ -16044,7 +16175,6 @@
                 <w:i w:val="0"/>
                 <w:sz w:val="18"/>
               </w:rPr>
-              <w:t>NLS-KT (Cơ bản 1): Quan sát tranh/ảnh minh hoạ (vật thật hoặc hình ảnh số) để hiểu nội dung bài đọc (GV hướng dẫn).</w:t>
             </w:r>
           </w:p>
         </w:tc>
@@ -16961,7 +17091,6 @@
                 <w:i w:val="0"/>
                 <w:sz w:val="18"/>
               </w:rPr>
-              <w:t>NLS-KT (Cơ bản 1): Quan sát tranh/ảnh minh hoạ (vật thật hoặc hình ảnh số) để hiểu nội dung bài đọc (GV hướng dẫn).</w:t>
             </w:r>
           </w:p>
         </w:tc>
@@ -17878,19 +18007,6 @@
                 <w:i w:val="0"/>
                 <w:sz w:val="18"/>
               </w:rPr>
-              <w:t>NLS-KT (Cơ bản 1): Quan sát tranh/ảnh minh hoạ (vật thật hoặc hình ảnh số) để hiểu nội dung bài đọc (GV hướng dẫn).</w:t>
-            </w:r>
-          </w:p>
-          <w:p>
-            <w:pPr>
-              <w:spacing w:after="0"/>
-            </w:pPr>
-            <w:r>
-              <w:rPr>
-                <w:b w:val="0"/>
-                <w:i w:val="0"/>
-                <w:sz w:val="18"/>
-              </w:rPr>
               <w:t>QPAN: Liên hệ hình ảnh chú bộ đội Quân đội nhân dân, chú công an Công an nhân dân và di tích lịch sử ở địa phương; HS nêu được biển, đảo là một phần lãnh thổ thiêng liêng của Tổ quốc.</w:t>
             </w:r>
           </w:p>
@@ -18808,7 +18924,6 @@
                 <w:i w:val="0"/>
                 <w:sz w:val="18"/>
               </w:rPr>
-              <w:t>NLS-KT (Cơ bản 1): Quan sát tranh/ảnh minh hoạ (vật thật hoặc hình ảnh số) để hiểu nội dung bài đọc (GV hướng dẫn).</w:t>
             </w:r>
           </w:p>
         </w:tc>
@@ -19947,19 +20062,6 @@
               <w:spacing w:after="0"/>
             </w:pPr>
             <w:r/>
-            <w:r>
-              <w:rPr>
-                <w:b w:val="0"/>
-                <w:i w:val="0"/>
-                <w:sz w:val="18"/>
-              </w:rPr>
-              <w:t>NLS-KT (Cơ bản 1): Quan sát tranh/ảnh minh hoạ (vật thật hoặc hình ảnh số) để hiểu nội dung bài đọc (GV hướng dẫn).</w:t>
-            </w:r>
-          </w:p>
-          <w:p>
-            <w:pPr>
-              <w:spacing w:after="0"/>
-            </w:pPr>
             <w:r>
               <w:rPr>
                 <w:b w:val="0"/>

--- a/assets/docs/lop1/Tieng Viet - Lop 1.docx
+++ b/assets/docs/lop1/Tieng Viet - Lop 1.docx
@@ -2949,6 +2949,33 @@
                 <w:i w:val="0"/>
                 <w:sz w:val="18"/>
               </w:rPr>
+              <w:t>NLS-KT (Cơ bản 1): GV chiếu phóng to tranh nhận biết của bài chữ i, k để HS gọi tên người, vật trong tranh và nói nhân vật đang làm gì</w:t>
+            </w:r>
+          </w:p>
+          <w:p>
+            <w:pPr>
+              <w:spacing w:after="0"/>
+            </w:pPr>
+            <w:r>
+              <w:rPr>
+                <w:b w:val="0"/>
+                <w:i w:val="0"/>
+                <w:sz w:val="18"/>
+              </w:rPr>
+              <w:t>NLS-GQVĐ (Cơ bản 1): GV mở bài tập tương tác nối tiếng có chữ i, chữ k với hình tương ứng; máy báo đúng</w:t>
+            </w:r>
+          </w:p>
+          <w:p>
+            <w:pPr>
+              <w:spacing w:after="0"/>
+            </w:pPr>
+            <w:r>
+              <w:rPr>
+                <w:b w:val="0"/>
+                <w:i w:val="0"/>
+                <w:sz w:val="18"/>
+              </w:rPr>
+              <w:t>NLS-AT: Máy chiếu và bài tập trên màn hình do cô bấm, HS ngồi tại chỗ nhìn lên</w:t>
             </w:r>
           </w:p>
         </w:tc>
@@ -3063,6 +3090,33 @@
                 <w:i w:val="0"/>
                 <w:sz w:val="18"/>
               </w:rPr>
+              <w:t>NLS-KT (Cơ bản 1): GV chiếu phóng to tranh nhận biết của bài chữ h, l, chỉ vào từng chi tiết để HS kể lại việc các nhân vật đang làm</w:t>
+            </w:r>
+          </w:p>
+          <w:p>
+            <w:pPr>
+              <w:spacing w:after="0"/>
+            </w:pPr>
+            <w:r>
+              <w:rPr>
+                <w:b w:val="0"/>
+                <w:i w:val="0"/>
+                <w:sz w:val="18"/>
+              </w:rPr>
+              <w:t>NLS-GT (Cơ bản 1): GV ghi âm lượt đọc từ ngữ của vài HS rồi mở lại cho cả lớp nghe; các em nghe giọng mình</w:t>
+            </w:r>
+          </w:p>
+          <w:p>
+            <w:pPr>
+              <w:spacing w:after="0"/>
+            </w:pPr>
+            <w:r>
+              <w:rPr>
+                <w:b w:val="0"/>
+                <w:i w:val="0"/>
+                <w:sz w:val="18"/>
+              </w:rPr>
+              <w:t>NLS-AT: GV hỏi ý kiến HS trước khi ghi âm, chỉ mở trong lớp rồi xoá sau tiết học</w:t>
             </w:r>
           </w:p>
         </w:tc>
@@ -3177,6 +3231,33 @@
                 <w:i w:val="0"/>
                 <w:sz w:val="18"/>
               </w:rPr>
+              <w:t>NLS-KT (Cơ bản 1): GV chiếu phóng to tranh nhận biết của bài chữ u, ư và hỏi tranh vẽ ai, đang làm gì</w:t>
+            </w:r>
+          </w:p>
+          <w:p>
+            <w:pPr>
+              <w:spacing w:after="0"/>
+            </w:pPr>
+            <w:r>
+              <w:rPr>
+                <w:b w:val="0"/>
+                <w:i w:val="0"/>
+                <w:sz w:val="18"/>
+              </w:rPr>
+              <w:t>NLS-GQVĐ (Cơ bản 1): GV mở bài tập tương tác chọn tiếng viết đúng trong các cặp dễ lẫn giữa u và ư; máy báo đúng</w:t>
+            </w:r>
+          </w:p>
+          <w:p>
+            <w:pPr>
+              <w:spacing w:after="0"/>
+            </w:pPr>
+            <w:r>
+              <w:rPr>
+                <w:b w:val="0"/>
+                <w:i w:val="0"/>
+                <w:sz w:val="18"/>
+              </w:rPr>
+              <w:t>NLS-AT: Bài tập trên màn hình do cô bấm, HS chờ đến lượt được mời lên chạm</w:t>
             </w:r>
           </w:p>
         </w:tc>
@@ -3291,6 +3372,33 @@
                 <w:i w:val="0"/>
                 <w:sz w:val="18"/>
               </w:rPr>
+              <w:t>NLS-KT (Cơ bản 1): GV chiếu phóng to tranh nhận biết của bài chữ ch, kh cùng ảnh thật vài sự vật có tiếng chứa ch, kh để HS gọi tên</w:t>
+            </w:r>
+          </w:p>
+          <w:p>
+            <w:pPr>
+              <w:spacing w:after="0"/>
+            </w:pPr>
+            <w:r>
+              <w:rPr>
+                <w:b w:val="0"/>
+                <w:i w:val="0"/>
+                <w:sz w:val="18"/>
+              </w:rPr>
+              <w:t>NLS-ST (Cơ bản 1): GV viết mẫu chữ ch, kh trên bảng tương tác theo từng nét, tô lại nét mà HS hay viết sai</w:t>
+            </w:r>
+          </w:p>
+          <w:p>
+            <w:pPr>
+              <w:spacing w:after="0"/>
+            </w:pPr>
+            <w:r>
+              <w:rPr>
+                <w:b w:val="0"/>
+                <w:i w:val="0"/>
+                <w:sz w:val="18"/>
+              </w:rPr>
+              <w:t>NLS-AT: Chỉ HS được cô mời mới lên chạm màn hình, chạm nhẹ đầu ngón tay</w:t>
             </w:r>
           </w:p>
         </w:tc>
@@ -3635,6 +3743,33 @@
                 <w:i w:val="0"/>
                 <w:sz w:val="18"/>
               </w:rPr>
+              <w:t>NLS-KT (Cơ bản 1): GV chiếu phóng to tranh nhận biết của bài chữ m, n và hỏi tranh vẽ ai, đang làm gì</w:t>
+            </w:r>
+          </w:p>
+          <w:p>
+            <w:pPr>
+              <w:spacing w:after="0"/>
+            </w:pPr>
+            <w:r>
+              <w:rPr>
+                <w:b w:val="0"/>
+                <w:i w:val="0"/>
+                <w:sz w:val="18"/>
+              </w:rPr>
+              <w:t>NLS-GQVĐ (Cơ bản 1): GV mở bài tập tương tác nối tiếng có chữ m với hình và tiếng có chữ n với hình; máy báo đúng</w:t>
+            </w:r>
+          </w:p>
+          <w:p>
+            <w:pPr>
+              <w:spacing w:after="0"/>
+            </w:pPr>
+            <w:r>
+              <w:rPr>
+                <w:b w:val="0"/>
+                <w:i w:val="0"/>
+                <w:sz w:val="18"/>
+              </w:rPr>
+              <w:t>NLS-AT: Máy chiếu do cô bấm, HS ngồi tại chỗ nhìn lên</w:t>
             </w:r>
           </w:p>
         </w:tc>
@@ -3749,6 +3884,33 @@
                 <w:i w:val="0"/>
                 <w:sz w:val="18"/>
               </w:rPr>
+              <w:t>NLS-KT (Cơ bản 1): GV chiếu phóng to tranh nhận biết của bài chữ g, gi cùng ảnh thật vài sự vật có tiếng chứa g, gi để HS gọi tên</w:t>
+            </w:r>
+          </w:p>
+          <w:p>
+            <w:pPr>
+              <w:spacing w:after="0"/>
+            </w:pPr>
+            <w:r>
+              <w:rPr>
+                <w:b w:val="0"/>
+                <w:i w:val="0"/>
+                <w:sz w:val="18"/>
+              </w:rPr>
+              <w:t>NLS-GT (Cơ bản 1): GV ghi âm lượt đọc từ ngữ của vài HS rồi mở lại cho cả lớp nghe; các em nghe giọng mình</w:t>
+            </w:r>
+          </w:p>
+          <w:p>
+            <w:pPr>
+              <w:spacing w:after="0"/>
+            </w:pPr>
+            <w:r>
+              <w:rPr>
+                <w:b w:val="0"/>
+                <w:i w:val="0"/>
+                <w:sz w:val="18"/>
+              </w:rPr>
+              <w:t>NLS-AT: GV hỏi ý kiến HS trước khi ghi âm, chỉ mở trong lớp rồi xoá sau tiết học</w:t>
             </w:r>
           </w:p>
         </w:tc>
@@ -3863,6 +4025,33 @@
                 <w:i w:val="0"/>
                 <w:sz w:val="18"/>
               </w:rPr>
+              <w:t>NLS-KT (Cơ bản 1): GV chiếu phóng to tranh nhận biết của bài chữ gh, nh, chỉ vào từng chi tiết để HS kể việc các nhân vật đang làm</w:t>
+            </w:r>
+          </w:p>
+          <w:p>
+            <w:pPr>
+              <w:spacing w:after="0"/>
+            </w:pPr>
+            <w:r>
+              <w:rPr>
+                <w:b w:val="0"/>
+                <w:i w:val="0"/>
+                <w:sz w:val="18"/>
+              </w:rPr>
+              <w:t>NLS-GQVĐ (Cơ bản 1): GV mở bài tập tương tác chọn chữ đúng điền vào chỗ trống giữa g và gh; máy báo đúng</w:t>
+            </w:r>
+          </w:p>
+          <w:p>
+            <w:pPr>
+              <w:spacing w:after="0"/>
+            </w:pPr>
+            <w:r>
+              <w:rPr>
+                <w:b w:val="0"/>
+                <w:i w:val="0"/>
+                <w:sz w:val="18"/>
+              </w:rPr>
+              <w:t>NLS-AT: Bài tập trên màn hình do cô bấm, HS chờ đến lượt được mời lên chạm</w:t>
             </w:r>
           </w:p>
         </w:tc>
@@ -3977,6 +4166,33 @@
                 <w:i w:val="0"/>
                 <w:sz w:val="18"/>
               </w:rPr>
+              <w:t>NLS-KT (Cơ bản 1): GV chiếu phóng to tranh nhận biết của bài chữ ng, ngh và ảnh thật vài sự vật có tiếng chứa hai chữ ghép này; HS gọi tên</w:t>
+            </w:r>
+          </w:p>
+          <w:p>
+            <w:pPr>
+              <w:spacing w:after="0"/>
+            </w:pPr>
+            <w:r>
+              <w:rPr>
+                <w:b w:val="0"/>
+                <w:i w:val="0"/>
+                <w:sz w:val="18"/>
+              </w:rPr>
+              <w:t>NLS-ST (Cơ bản 1): GV viết mẫu chữ ng, ngh trên bảng tương tác theo từng nét, tô lại chỗ nối nét mà HS hay viết rời</w:t>
+            </w:r>
+          </w:p>
+          <w:p>
+            <w:pPr>
+              <w:spacing w:after="0"/>
+            </w:pPr>
+            <w:r>
+              <w:rPr>
+                <w:b w:val="0"/>
+                <w:i w:val="0"/>
+                <w:sz w:val="18"/>
+              </w:rPr>
+              <w:t>NLS-AT: Chỉ HS được cô mời mới lên chạm màn hình, tay sạch và khô</w:t>
             </w:r>
           </w:p>
         </w:tc>
@@ -4321,6 +4537,33 @@
                 <w:i w:val="0"/>
                 <w:sz w:val="18"/>
               </w:rPr>
+              <w:t>NLS-KT (Cơ bản 1): GV chiếu phóng to tranh nhận biết của bài chữ r, s và hỏi tranh vẽ ai, đang làm gì</w:t>
+            </w:r>
+          </w:p>
+          <w:p>
+            <w:pPr>
+              <w:spacing w:after="0"/>
+            </w:pPr>
+            <w:r>
+              <w:rPr>
+                <w:b w:val="0"/>
+                <w:i w:val="0"/>
+                <w:sz w:val="18"/>
+              </w:rPr>
+              <w:t>NLS-GQVĐ (Cơ bản 1): GV mở bài tập tương tác nối tiếng có r, có s với hình tương ứng; máy báo đúng</w:t>
+            </w:r>
+          </w:p>
+          <w:p>
+            <w:pPr>
+              <w:spacing w:after="0"/>
+            </w:pPr>
+            <w:r>
+              <w:rPr>
+                <w:b w:val="0"/>
+                <w:i w:val="0"/>
+                <w:sz w:val="18"/>
+              </w:rPr>
+              <w:t>NLS-AT: Máy chiếu do cô bấm, HS ngồi tại chỗ nhìn lên</w:t>
             </w:r>
           </w:p>
         </w:tc>
@@ -4435,6 +4678,33 @@
                 <w:i w:val="0"/>
                 <w:sz w:val="18"/>
               </w:rPr>
+              <w:t>NLS-KT (Cơ bản 1): GV chiếu phóng to tranh nhận biết của bài chữ t, tr cùng ảnh thật vài sự vật có tiếng chứa t, tr để HS gọi tên</w:t>
+            </w:r>
+          </w:p>
+          <w:p>
+            <w:pPr>
+              <w:spacing w:after="0"/>
+            </w:pPr>
+            <w:r>
+              <w:rPr>
+                <w:b w:val="0"/>
+                <w:i w:val="0"/>
+                <w:sz w:val="18"/>
+              </w:rPr>
+              <w:t>NLS-GT (Cơ bản 1): GV ghi âm lượt đọc từ ngữ của vài HS rồi mở lại cho cả lớp nghe; các em nghe giọng mình</w:t>
+            </w:r>
+          </w:p>
+          <w:p>
+            <w:pPr>
+              <w:spacing w:after="0"/>
+            </w:pPr>
+            <w:r>
+              <w:rPr>
+                <w:b w:val="0"/>
+                <w:i w:val="0"/>
+                <w:sz w:val="18"/>
+              </w:rPr>
+              <w:t>NLS-AT: GV hỏi ý kiến HS trước khi ghi âm, chỉ mở trong lớp rồi xoá sau tiết học</w:t>
             </w:r>
           </w:p>
         </w:tc>
@@ -4549,6 +4819,33 @@
                 <w:i w:val="0"/>
                 <w:sz w:val="18"/>
               </w:rPr>
+              <w:t>NLS-KT (Cơ bản 1): GV chiếu phóng to tranh nhận biết của bài chữ th và vần ia, chỉ vào từng chi tiết để HS kể việc các nhân vật đang làm</w:t>
+            </w:r>
+          </w:p>
+          <w:p>
+            <w:pPr>
+              <w:spacing w:after="0"/>
+            </w:pPr>
+            <w:r>
+              <w:rPr>
+                <w:b w:val="0"/>
+                <w:i w:val="0"/>
+                <w:sz w:val="18"/>
+              </w:rPr>
+              <w:t>NLS-GQVĐ (Cơ bản 1): GV mở bài tập tương tác ghép âm đầu với vần ia thành tiếng rồi nối tiếng với hình; máy báo đúng</w:t>
+            </w:r>
+          </w:p>
+          <w:p>
+            <w:pPr>
+              <w:spacing w:after="0"/>
+            </w:pPr>
+            <w:r>
+              <w:rPr>
+                <w:b w:val="0"/>
+                <w:i w:val="0"/>
+                <w:sz w:val="18"/>
+              </w:rPr>
+              <w:t>NLS-AT: Bài tập trên màn hình do cô bấm, HS chờ đến lượt được mời lên chạm</w:t>
             </w:r>
           </w:p>
         </w:tc>
@@ -4663,6 +4960,33 @@
                 <w:i w:val="0"/>
                 <w:sz w:val="18"/>
               </w:rPr>
+              <w:t>NLS-KT (Cơ bản 1): GV chiếu phóng to tranh nhận biết của bài vần ua, ưa và ảnh thật vài sự vật có tiếng chứa hai vần này; HS gọi tên</w:t>
+            </w:r>
+          </w:p>
+          <w:p>
+            <w:pPr>
+              <w:spacing w:after="0"/>
+            </w:pPr>
+            <w:r>
+              <w:rPr>
+                <w:b w:val="0"/>
+                <w:i w:val="0"/>
+                <w:sz w:val="18"/>
+              </w:rPr>
+              <w:t>NLS-ST (Cơ bản 1): GV viết mẫu vần ua, ưa trên bảng tương tác theo từng nét, tô lại dấu móc của chữ ư mà HS hay quên</w:t>
+            </w:r>
+          </w:p>
+          <w:p>
+            <w:pPr>
+              <w:spacing w:after="0"/>
+            </w:pPr>
+            <w:r>
+              <w:rPr>
+                <w:b w:val="0"/>
+                <w:i w:val="0"/>
+                <w:sz w:val="18"/>
+              </w:rPr>
+              <w:t>NLS-AT: Chỉ HS được cô mời mới lên chạm màn hình, tay sạch và khô</w:t>
             </w:r>
           </w:p>
         </w:tc>
@@ -5007,6 +5331,33 @@
                 <w:i w:val="0"/>
                 <w:sz w:val="18"/>
               </w:rPr>
+              <w:t>NLS-KT (Cơ bản 1): GV chiếu phóng to tranh nhận biết của bài chữ ph, qu và hỏi tranh vẽ ai, đang làm gì</w:t>
+            </w:r>
+          </w:p>
+          <w:p>
+            <w:pPr>
+              <w:spacing w:after="0"/>
+            </w:pPr>
+            <w:r>
+              <w:rPr>
+                <w:b w:val="0"/>
+                <w:i w:val="0"/>
+                <w:sz w:val="18"/>
+              </w:rPr>
+              <w:t>NLS-GQVĐ (Cơ bản 1): GV mở bài tập tương tác nối tiếng có ph, có qu với hình tương ứng; máy báo đúng</w:t>
+            </w:r>
+          </w:p>
+          <w:p>
+            <w:pPr>
+              <w:spacing w:after="0"/>
+            </w:pPr>
+            <w:r>
+              <w:rPr>
+                <w:b w:val="0"/>
+                <w:i w:val="0"/>
+                <w:sz w:val="18"/>
+              </w:rPr>
+              <w:t>NLS-AT: Máy chiếu do cô bấm, HS ngồi tại chỗ nhìn lên</w:t>
             </w:r>
           </w:p>
         </w:tc>
@@ -5121,6 +5472,33 @@
                 <w:i w:val="0"/>
                 <w:sz w:val="18"/>
               </w:rPr>
+              <w:t>NLS-KT (Cơ bản 1): GV chiếu phóng to tranh nhận biết của bài chữ v, x cùng ảnh thật vài sự vật có tiếng chứa v, x để HS gọi tên</w:t>
+            </w:r>
+          </w:p>
+          <w:p>
+            <w:pPr>
+              <w:spacing w:after="0"/>
+            </w:pPr>
+            <w:r>
+              <w:rPr>
+                <w:b w:val="0"/>
+                <w:i w:val="0"/>
+                <w:sz w:val="18"/>
+              </w:rPr>
+              <w:t>NLS-GT (Cơ bản 1): GV ghi âm lượt đọc từ ngữ của vài HS rồi mở lại cho cả lớp nghe; các em nghe giọng mình</w:t>
+            </w:r>
+          </w:p>
+          <w:p>
+            <w:pPr>
+              <w:spacing w:after="0"/>
+            </w:pPr>
+            <w:r>
+              <w:rPr>
+                <w:b w:val="0"/>
+                <w:i w:val="0"/>
+                <w:sz w:val="18"/>
+              </w:rPr>
+              <w:t>NLS-AT: GV hỏi ý kiến HS trước khi ghi âm, chỉ mở trong lớp rồi xoá sau tiết học</w:t>
             </w:r>
           </w:p>
         </w:tc>
@@ -5235,6 +5613,33 @@
                 <w:i w:val="0"/>
                 <w:sz w:val="18"/>
               </w:rPr>
+              <w:t>NLS-KT (Cơ bản 1): GV chiếu phóng to tranh nhận biết của bài chữ y, chỉ vào từng chi tiết để HS kể việc các nhân vật đang làm</w:t>
+            </w:r>
+          </w:p>
+          <w:p>
+            <w:pPr>
+              <w:spacing w:after="0"/>
+            </w:pPr>
+            <w:r>
+              <w:rPr>
+                <w:b w:val="0"/>
+                <w:i w:val="0"/>
+                <w:sz w:val="18"/>
+              </w:rPr>
+              <w:t>NLS-ST (Cơ bản 1): GV viết mẫu chữ y trên bảng tương tác theo từng nét, tô lại nét khuyết dưới mà HS hay viết ngắn</w:t>
+            </w:r>
+          </w:p>
+          <w:p>
+            <w:pPr>
+              <w:spacing w:after="0"/>
+            </w:pPr>
+            <w:r>
+              <w:rPr>
+                <w:b w:val="0"/>
+                <w:i w:val="0"/>
+                <w:sz w:val="18"/>
+              </w:rPr>
+              <w:t>NLS-AT: Chỉ HS được cô mời mới lên chạm màn hình, tay sạch và khô</w:t>
             </w:r>
           </w:p>
         </w:tc>
@@ -5349,6 +5754,33 @@
                 <w:i w:val="0"/>
                 <w:sz w:val="18"/>
               </w:rPr>
+              <w:t>NLS-GQVĐ (Cơ bản 1): Ở tiết luyện tập chính tả, GV dùng trò chơi học liệu tương tác cho HS chọn đúng c hay k, g hay gh</w:t>
+            </w:r>
+          </w:p>
+          <w:p>
+            <w:pPr>
+              <w:spacing w:after="0"/>
+            </w:pPr>
+            <w:r>
+              <w:rPr>
+                <w:b w:val="0"/>
+                <w:i w:val="0"/>
+                <w:sz w:val="18"/>
+              </w:rPr>
+              <w:t>NLS-KT (Cơ bản 1): GV chiếu bảng quy tắc chính tả phóng to và bấm sáng dần từng dòng khi cả lớp đọc; HS nhìn bảng lớn để nhớ mặt chữ</w:t>
+            </w:r>
+          </w:p>
+          <w:p>
+            <w:pPr>
+              <w:spacing w:after="0"/>
+            </w:pPr>
+            <w:r>
+              <w:rPr>
+                <w:b w:val="0"/>
+                <w:i w:val="0"/>
+                <w:sz w:val="18"/>
+              </w:rPr>
+              <w:t>NLS-AT: Trò chơi trên màn hình do cô bấm, HS chờ đến lượt được mời</w:t>
             </w:r>
           </w:p>
         </w:tc>
@@ -5693,6 +6125,33 @@
                 <w:i w:val="0"/>
                 <w:sz w:val="18"/>
               </w:rPr>
+              <w:t>NLS-KT (Cơ bản 1): GV chiếu phóng to tranh nhận biết của bài vần an, ăn, ân và hỏi tranh vẽ ai, đang làm gì</w:t>
+            </w:r>
+          </w:p>
+          <w:p>
+            <w:pPr>
+              <w:spacing w:after="0"/>
+            </w:pPr>
+            <w:r>
+              <w:rPr>
+                <w:b w:val="0"/>
+                <w:i w:val="0"/>
+                <w:sz w:val="18"/>
+              </w:rPr>
+              <w:t>NLS-GQVĐ (Cơ bản 1): GV mở bài tập tương tác nối tiếng có vần an, ăn, ân với hình tương ứng; máy báo đúng</w:t>
+            </w:r>
+          </w:p>
+          <w:p>
+            <w:pPr>
+              <w:spacing w:after="0"/>
+            </w:pPr>
+            <w:r>
+              <w:rPr>
+                <w:b w:val="0"/>
+                <w:i w:val="0"/>
+                <w:sz w:val="18"/>
+              </w:rPr>
+              <w:t>NLS-AT: Máy chiếu do cô bấm, HS ngồi tại chỗ nhìn lên</w:t>
             </w:r>
           </w:p>
         </w:tc>
@@ -5807,6 +6266,33 @@
                 <w:i w:val="0"/>
                 <w:sz w:val="18"/>
               </w:rPr>
+              <w:t>NLS-KT (Cơ bản 1): GV chiếu phóng to tranh nhận biết của bài vần on, ôn, ơn cùng ảnh thật vài sự vật có tiếng chứa ba vần này</w:t>
+            </w:r>
+          </w:p>
+          <w:p>
+            <w:pPr>
+              <w:spacing w:after="0"/>
+            </w:pPr>
+            <w:r>
+              <w:rPr>
+                <w:b w:val="0"/>
+                <w:i w:val="0"/>
+                <w:sz w:val="18"/>
+              </w:rPr>
+              <w:t>NLS-GT (Cơ bản 1): GV ghi âm lượt đọc từ ngữ của vài HS rồi mở lại cho cả lớp nghe; các em nghe giọng mình</w:t>
+            </w:r>
+          </w:p>
+          <w:p>
+            <w:pPr>
+              <w:spacing w:after="0"/>
+            </w:pPr>
+            <w:r>
+              <w:rPr>
+                <w:b w:val="0"/>
+                <w:i w:val="0"/>
+                <w:sz w:val="18"/>
+              </w:rPr>
+              <w:t>NLS-AT: GV hỏi ý kiến HS trước khi ghi âm, chỉ mở trong lớp rồi xoá sau tiết học</w:t>
             </w:r>
           </w:p>
         </w:tc>
@@ -5921,6 +6407,33 @@
                 <w:i w:val="0"/>
                 <w:sz w:val="18"/>
               </w:rPr>
+              <w:t>NLS-KT (Cơ bản 1): GV chiếu phóng to tranh nhận biết của bài vần en, ên, in, un, chỉ vào từng chi tiết để HS kể việc nhân vật đang làm</w:t>
+            </w:r>
+          </w:p>
+          <w:p>
+            <w:pPr>
+              <w:spacing w:after="0"/>
+            </w:pPr>
+            <w:r>
+              <w:rPr>
+                <w:b w:val="0"/>
+                <w:i w:val="0"/>
+                <w:sz w:val="18"/>
+              </w:rPr>
+              <w:t>NLS-GQVĐ (Cơ bản 1): GV mở bài tập tương tác ghép âm đầu với bốn vần vừa học rồi nối tiếng với hình; máy báo đúng</w:t>
+            </w:r>
+          </w:p>
+          <w:p>
+            <w:pPr>
+              <w:spacing w:after="0"/>
+            </w:pPr>
+            <w:r>
+              <w:rPr>
+                <w:b w:val="0"/>
+                <w:i w:val="0"/>
+                <w:sz w:val="18"/>
+              </w:rPr>
+              <w:t>NLS-AT: Bài tập trên màn hình do cô bấm, HS chờ đến lượt được mời lên chạm</w:t>
             </w:r>
           </w:p>
         </w:tc>
@@ -6035,6 +6548,33 @@
                 <w:i w:val="0"/>
                 <w:sz w:val="18"/>
               </w:rPr>
+              <w:t>NLS-KT (Cơ bản 1): GV chiếu phóng to tranh nhận biết của bài vần am, ăm, âm và ảnh thật vài sự vật có tiếng chứa ba vần; HS gọi tên</w:t>
+            </w:r>
+          </w:p>
+          <w:p>
+            <w:pPr>
+              <w:spacing w:after="0"/>
+            </w:pPr>
+            <w:r>
+              <w:rPr>
+                <w:b w:val="0"/>
+                <w:i w:val="0"/>
+                <w:sz w:val="18"/>
+              </w:rPr>
+              <w:t>NLS-ST (Cơ bản 1): GV viết mẫu vần am, ăm, âm trên bảng tương tác theo từng nét, tô lại dấu mũ và dấu á mà HS hay quên</w:t>
+            </w:r>
+          </w:p>
+          <w:p>
+            <w:pPr>
+              <w:spacing w:after="0"/>
+            </w:pPr>
+            <w:r>
+              <w:rPr>
+                <w:b w:val="0"/>
+                <w:i w:val="0"/>
+                <w:sz w:val="18"/>
+              </w:rPr>
+              <w:t>NLS-AT: Chỉ HS được cô mời mới lên chạm màn hình, tay sạch và khô</w:t>
             </w:r>
           </w:p>
         </w:tc>
@@ -6379,6 +6919,33 @@
                 <w:i w:val="0"/>
                 <w:sz w:val="18"/>
               </w:rPr>
+              <w:t>NLS-KT (Cơ bản 1): GV chiếu phóng to tranh nhận biết của bài vần om, ôm, ơm và hỏi tranh vẽ ai, đang làm gì</w:t>
+            </w:r>
+          </w:p>
+          <w:p>
+            <w:pPr>
+              <w:spacing w:after="0"/>
+            </w:pPr>
+            <w:r>
+              <w:rPr>
+                <w:b w:val="0"/>
+                <w:i w:val="0"/>
+                <w:sz w:val="18"/>
+              </w:rPr>
+              <w:t>NLS-GQVĐ (Cơ bản 1): GV mở bài tập tương tác nối tiếng có vần om, ôm, ơm với hình tương ứng; máy báo đúng</w:t>
+            </w:r>
+          </w:p>
+          <w:p>
+            <w:pPr>
+              <w:spacing w:after="0"/>
+            </w:pPr>
+            <w:r>
+              <w:rPr>
+                <w:b w:val="0"/>
+                <w:i w:val="0"/>
+                <w:sz w:val="18"/>
+              </w:rPr>
+              <w:t>NLS-AT: Máy chiếu do cô bấm, HS ngồi tại chỗ nhìn lên</w:t>
             </w:r>
           </w:p>
         </w:tc>
@@ -6493,6 +7060,33 @@
                 <w:i w:val="0"/>
                 <w:sz w:val="18"/>
               </w:rPr>
+              <w:t>NLS-KT (Cơ bản 1): GV chiếu phóng to tranh nhận biết của bài vần em, êm, im, um cùng ảnh thật vài sự vật có tiếng chứa các vần này</w:t>
+            </w:r>
+          </w:p>
+          <w:p>
+            <w:pPr>
+              <w:spacing w:after="0"/>
+            </w:pPr>
+            <w:r>
+              <w:rPr>
+                <w:b w:val="0"/>
+                <w:i w:val="0"/>
+                <w:sz w:val="18"/>
+              </w:rPr>
+              <w:t>NLS-GT (Cơ bản 1): GV ghi âm lượt đọc từ ngữ của vài HS rồi mở lại cho cả lớp nghe; các em nghe giọng mình</w:t>
+            </w:r>
+          </w:p>
+          <w:p>
+            <w:pPr>
+              <w:spacing w:after="0"/>
+            </w:pPr>
+            <w:r>
+              <w:rPr>
+                <w:b w:val="0"/>
+                <w:i w:val="0"/>
+                <w:sz w:val="18"/>
+              </w:rPr>
+              <w:t>NLS-AT: GV hỏi ý kiến HS trước khi ghi âm, chỉ mở trong lớp rồi xoá sau tiết học</w:t>
             </w:r>
           </w:p>
         </w:tc>
@@ -6607,6 +7201,33 @@
                 <w:i w:val="0"/>
                 <w:sz w:val="18"/>
               </w:rPr>
+              <w:t>NLS-KT (Cơ bản 1): GV chiếu phóng to tranh nhận biết của bài vần ai, ay, ây, chỉ vào từng chi tiết để HS kể việc nhân vật đang làm</w:t>
+            </w:r>
+          </w:p>
+          <w:p>
+            <w:pPr>
+              <w:spacing w:after="0"/>
+            </w:pPr>
+            <w:r>
+              <w:rPr>
+                <w:b w:val="0"/>
+                <w:i w:val="0"/>
+                <w:sz w:val="18"/>
+              </w:rPr>
+              <w:t>NLS-GQVĐ (Cơ bản 1): GV mở bài tập tương tác chọn vần đúng điền vào chỗ trống giữa ay và ây; máy báo đúng</w:t>
+            </w:r>
+          </w:p>
+          <w:p>
+            <w:pPr>
+              <w:spacing w:after="0"/>
+            </w:pPr>
+            <w:r>
+              <w:rPr>
+                <w:b w:val="0"/>
+                <w:i w:val="0"/>
+                <w:sz w:val="18"/>
+              </w:rPr>
+              <w:t>NLS-AT: Bài tập trên màn hình do cô bấm, HS chờ đến lượt được mời lên chạm</w:t>
             </w:r>
           </w:p>
         </w:tc>
@@ -6721,6 +7342,33 @@
                 <w:i w:val="0"/>
                 <w:sz w:val="18"/>
               </w:rPr>
+              <w:t>NLS-KT (Cơ bản 1): GV chiếu phóng to tranh nhận biết của bài vần oi, ôi, ơi và ảnh thật vài sự vật có tiếng chứa ba vần; HS gọi tên</w:t>
+            </w:r>
+          </w:p>
+          <w:p>
+            <w:pPr>
+              <w:spacing w:after="0"/>
+            </w:pPr>
+            <w:r>
+              <w:rPr>
+                <w:b w:val="0"/>
+                <w:i w:val="0"/>
+                <w:sz w:val="18"/>
+              </w:rPr>
+              <w:t>NLS-ST (Cơ bản 1): GV viết mẫu vần oi, ôi, ơi trên bảng tương tác theo từng nét, tô lại dấu mũ và dấu móc mà HS hay quên</w:t>
+            </w:r>
+          </w:p>
+          <w:p>
+            <w:pPr>
+              <w:spacing w:after="0"/>
+            </w:pPr>
+            <w:r>
+              <w:rPr>
+                <w:b w:val="0"/>
+                <w:i w:val="0"/>
+                <w:sz w:val="18"/>
+              </w:rPr>
+              <w:t>NLS-AT: Chỉ HS được cô mời mới lên chạm màn hình, tay sạch và khô</w:t>
             </w:r>
           </w:p>
         </w:tc>
@@ -7065,6 +7713,33 @@
                 <w:i w:val="0"/>
                 <w:sz w:val="18"/>
               </w:rPr>
+              <w:t>NLS-KT (Cơ bản 1): GV chiếu phóng to tranh nhận biết của bài vần ui, ưi và hỏi tranh vẽ ai, đang làm gì</w:t>
+            </w:r>
+          </w:p>
+          <w:p>
+            <w:pPr>
+              <w:spacing w:after="0"/>
+            </w:pPr>
+            <w:r>
+              <w:rPr>
+                <w:b w:val="0"/>
+                <w:i w:val="0"/>
+                <w:sz w:val="18"/>
+              </w:rPr>
+              <w:t>NLS-GQVĐ (Cơ bản 1): GV mở bài tập tương tác nối tiếng có vần ui, ưi với hình tương ứng; máy báo đúng</w:t>
+            </w:r>
+          </w:p>
+          <w:p>
+            <w:pPr>
+              <w:spacing w:after="0"/>
+            </w:pPr>
+            <w:r>
+              <w:rPr>
+                <w:b w:val="0"/>
+                <w:i w:val="0"/>
+                <w:sz w:val="18"/>
+              </w:rPr>
+              <w:t>NLS-AT: Máy chiếu do cô bấm, HS ngồi tại chỗ nhìn lên</w:t>
             </w:r>
           </w:p>
         </w:tc>
@@ -7179,6 +7854,33 @@
                 <w:i w:val="0"/>
                 <w:sz w:val="18"/>
               </w:rPr>
+              <w:t>NLS-KT (Cơ bản 1): GV chiếu phóng to tranh nhận biết của bài vần ao, eo cùng ảnh thật vài sự vật có tiếng chứa hai vần này</w:t>
+            </w:r>
+          </w:p>
+          <w:p>
+            <w:pPr>
+              <w:spacing w:after="0"/>
+            </w:pPr>
+            <w:r>
+              <w:rPr>
+                <w:b w:val="0"/>
+                <w:i w:val="0"/>
+                <w:sz w:val="18"/>
+              </w:rPr>
+              <w:t>NLS-GT (Cơ bản 1): GV ghi âm lượt đọc từ ngữ của vài HS rồi mở lại cho cả lớp nghe; các em nghe giọng mình</w:t>
+            </w:r>
+          </w:p>
+          <w:p>
+            <w:pPr>
+              <w:spacing w:after="0"/>
+            </w:pPr>
+            <w:r>
+              <w:rPr>
+                <w:b w:val="0"/>
+                <w:i w:val="0"/>
+                <w:sz w:val="18"/>
+              </w:rPr>
+              <w:t>NLS-AT: GV hỏi ý kiến HS trước khi ghi âm, chỉ mở trong lớp rồi xoá sau tiết học</w:t>
             </w:r>
           </w:p>
         </w:tc>
@@ -7293,6 +7995,33 @@
                 <w:i w:val="0"/>
                 <w:sz w:val="18"/>
               </w:rPr>
+              <w:t>NLS-KT (Cơ bản 1): GV chiếu phóng to tranh nhận biết của bài vần au, âu, êu, chỉ vào từng chi tiết để HS kể việc nhân vật đang làm</w:t>
+            </w:r>
+          </w:p>
+          <w:p>
+            <w:pPr>
+              <w:spacing w:after="0"/>
+            </w:pPr>
+            <w:r>
+              <w:rPr>
+                <w:b w:val="0"/>
+                <w:i w:val="0"/>
+                <w:sz w:val="18"/>
+              </w:rPr>
+              <w:t>NLS-GQVĐ (Cơ bản 1): GV mở bài tập tương tác chọn vần đúng điền vào chỗ trống giữa au và âu; máy báo đúng</w:t>
+            </w:r>
+          </w:p>
+          <w:p>
+            <w:pPr>
+              <w:spacing w:after="0"/>
+            </w:pPr>
+            <w:r>
+              <w:rPr>
+                <w:b w:val="0"/>
+                <w:i w:val="0"/>
+                <w:sz w:val="18"/>
+              </w:rPr>
+              <w:t>NLS-AT: Bài tập trên màn hình do cô bấm, HS chờ đến lượt được mời lên chạm</w:t>
             </w:r>
           </w:p>
         </w:tc>
@@ -7407,6 +8136,33 @@
                 <w:i w:val="0"/>
                 <w:sz w:val="18"/>
               </w:rPr>
+              <w:t>NLS-KT (Cơ bản 1): GV chiếu phóng to tranh nhận biết của bài vần iu, ưu và ảnh thật vài sự vật có tiếng chứa hai vần; HS gọi tên</w:t>
+            </w:r>
+          </w:p>
+          <w:p>
+            <w:pPr>
+              <w:spacing w:after="0"/>
+            </w:pPr>
+            <w:r>
+              <w:rPr>
+                <w:b w:val="0"/>
+                <w:i w:val="0"/>
+                <w:sz w:val="18"/>
+              </w:rPr>
+              <w:t>NLS-ST (Cơ bản 1): GV viết mẫu vần iu, ưu trên bảng tương tác theo từng nét, tô lại dấu móc của chữ ư mà HS hay quên</w:t>
+            </w:r>
+          </w:p>
+          <w:p>
+            <w:pPr>
+              <w:spacing w:after="0"/>
+            </w:pPr>
+            <w:r>
+              <w:rPr>
+                <w:b w:val="0"/>
+                <w:i w:val="0"/>
+                <w:sz w:val="18"/>
+              </w:rPr>
+              <w:t>NLS-AT: Chỉ HS được cô mời mới lên chạm màn hình, tay sạch và khô</w:t>
             </w:r>
           </w:p>
         </w:tc>
@@ -7751,6 +8507,33 @@
                 <w:i w:val="0"/>
                 <w:sz w:val="18"/>
               </w:rPr>
+              <w:t>NLS-KT (Cơ bản 1): GV chiếu phóng to tranh nhận biết của bài vần ac, ăc, âc và hỏi tranh vẽ ai, đang làm gì</w:t>
+            </w:r>
+          </w:p>
+          <w:p>
+            <w:pPr>
+              <w:spacing w:after="0"/>
+            </w:pPr>
+            <w:r>
+              <w:rPr>
+                <w:b w:val="0"/>
+                <w:i w:val="0"/>
+                <w:sz w:val="18"/>
+              </w:rPr>
+              <w:t>NLS-GQVĐ (Cơ bản 1): GV mở bài tập tương tác nối tiếng có vần ac, ăc, âc với hình tương ứng; máy báo đúng</w:t>
+            </w:r>
+          </w:p>
+          <w:p>
+            <w:pPr>
+              <w:spacing w:after="0"/>
+            </w:pPr>
+            <w:r>
+              <w:rPr>
+                <w:b w:val="0"/>
+                <w:i w:val="0"/>
+                <w:sz w:val="18"/>
+              </w:rPr>
+              <w:t>NLS-AT: Máy chiếu do cô bấm, HS ngồi tại chỗ nhìn lên</w:t>
             </w:r>
           </w:p>
         </w:tc>
@@ -7865,6 +8648,33 @@
                 <w:i w:val="0"/>
                 <w:sz w:val="18"/>
               </w:rPr>
+              <w:t>NLS-KT (Cơ bản 1): GV chiếu phóng to tranh nhận biết của bài vần oc, ôc, uc, ưc cùng ảnh thật vài sự vật có tiếng chứa các vần này</w:t>
+            </w:r>
+          </w:p>
+          <w:p>
+            <w:pPr>
+              <w:spacing w:after="0"/>
+            </w:pPr>
+            <w:r>
+              <w:rPr>
+                <w:b w:val="0"/>
+                <w:i w:val="0"/>
+                <w:sz w:val="18"/>
+              </w:rPr>
+              <w:t>NLS-GT (Cơ bản 1): GV ghi âm lượt đọc từ ngữ của vài HS rồi mở lại cho cả lớp nghe; các em nghe giọng mình</w:t>
+            </w:r>
+          </w:p>
+          <w:p>
+            <w:pPr>
+              <w:spacing w:after="0"/>
+            </w:pPr>
+            <w:r>
+              <w:rPr>
+                <w:b w:val="0"/>
+                <w:i w:val="0"/>
+                <w:sz w:val="18"/>
+              </w:rPr>
+              <w:t>NLS-AT: GV hỏi ý kiến HS trước khi ghi âm, chỉ mở trong lớp rồi xoá sau tiết học</w:t>
             </w:r>
           </w:p>
         </w:tc>
@@ -7979,6 +8789,33 @@
                 <w:i w:val="0"/>
                 <w:sz w:val="18"/>
               </w:rPr>
+              <w:t>NLS-KT (Cơ bản 1): GV chiếu phóng to tranh nhận biết của bài vần at, ăt, ât, chỉ vào từng chi tiết để HS kể việc nhân vật đang làm</w:t>
+            </w:r>
+          </w:p>
+          <w:p>
+            <w:pPr>
+              <w:spacing w:after="0"/>
+            </w:pPr>
+            <w:r>
+              <w:rPr>
+                <w:b w:val="0"/>
+                <w:i w:val="0"/>
+                <w:sz w:val="18"/>
+              </w:rPr>
+              <w:t>NLS-GQVĐ (Cơ bản 1): GV mở bài tập tương tác chọn vần đúng điền vào chỗ trống giữa at, ăt và ât; máy báo đúng</w:t>
+            </w:r>
+          </w:p>
+          <w:p>
+            <w:pPr>
+              <w:spacing w:after="0"/>
+            </w:pPr>
+            <w:r>
+              <w:rPr>
+                <w:b w:val="0"/>
+                <w:i w:val="0"/>
+                <w:sz w:val="18"/>
+              </w:rPr>
+              <w:t>NLS-AT: Bài tập trên màn hình do cô bấm, HS chờ đến lượt được mời lên chạm</w:t>
             </w:r>
           </w:p>
         </w:tc>
@@ -8093,6 +8930,33 @@
                 <w:i w:val="0"/>
                 <w:sz w:val="18"/>
               </w:rPr>
+              <w:t>NLS-KT (Cơ bản 1): GV chiếu phóng to tranh nhận biết của bài vần ot, ôt, ơt và ảnh thật vài sự vật có tiếng chứa ba vần; HS gọi tên</w:t>
+            </w:r>
+          </w:p>
+          <w:p>
+            <w:pPr>
+              <w:spacing w:after="0"/>
+            </w:pPr>
+            <w:r>
+              <w:rPr>
+                <w:b w:val="0"/>
+                <w:i w:val="0"/>
+                <w:sz w:val="18"/>
+              </w:rPr>
+              <w:t>NLS-ST (Cơ bản 1): GV viết mẫu vần ot, ôt, ơt trên bảng tương tác theo từng nét, tô lại dấu mũ và dấu móc mà HS hay quên</w:t>
+            </w:r>
+          </w:p>
+          <w:p>
+            <w:pPr>
+              <w:spacing w:after="0"/>
+            </w:pPr>
+            <w:r>
+              <w:rPr>
+                <w:b w:val="0"/>
+                <w:i w:val="0"/>
+                <w:sz w:val="18"/>
+              </w:rPr>
+              <w:t>NLS-AT: Chỉ HS được cô mời mới lên chạm màn hình, tay sạch và khô</w:t>
             </w:r>
           </w:p>
         </w:tc>
@@ -8437,6 +9301,33 @@
                 <w:i w:val="0"/>
                 <w:sz w:val="18"/>
               </w:rPr>
+              <w:t>NLS-KT (Cơ bản 1): GV chiếu phóng to tranh nhận biết của bài vần et, êt, it và hỏi tranh vẽ ai, đang làm gì</w:t>
+            </w:r>
+          </w:p>
+          <w:p>
+            <w:pPr>
+              <w:spacing w:after="0"/>
+            </w:pPr>
+            <w:r>
+              <w:rPr>
+                <w:b w:val="0"/>
+                <w:i w:val="0"/>
+                <w:sz w:val="18"/>
+              </w:rPr>
+              <w:t>NLS-GQVĐ (Cơ bản 1): GV mở bài tập tương tác nối tiếng có vần et, êt, it với hình tương ứng; máy báo đúng</w:t>
+            </w:r>
+          </w:p>
+          <w:p>
+            <w:pPr>
+              <w:spacing w:after="0"/>
+            </w:pPr>
+            <w:r>
+              <w:rPr>
+                <w:b w:val="0"/>
+                <w:i w:val="0"/>
+                <w:sz w:val="18"/>
+              </w:rPr>
+              <w:t>NLS-AT: Máy chiếu do cô bấm, HS ngồi tại chỗ nhìn lên</w:t>
             </w:r>
           </w:p>
         </w:tc>
@@ -8551,6 +9442,33 @@
                 <w:i w:val="0"/>
                 <w:sz w:val="18"/>
               </w:rPr>
+              <w:t>NLS-KT (Cơ bản 1): GV chiếu phóng to tranh nhận biết của bài vần ut, ưt cùng ảnh thật vài sự vật có tiếng chứa hai vần này</w:t>
+            </w:r>
+          </w:p>
+          <w:p>
+            <w:pPr>
+              <w:spacing w:after="0"/>
+            </w:pPr>
+            <w:r>
+              <w:rPr>
+                <w:b w:val="0"/>
+                <w:i w:val="0"/>
+                <w:sz w:val="18"/>
+              </w:rPr>
+              <w:t>NLS-GT (Cơ bản 1): GV ghi âm lượt đọc từ ngữ của vài HS rồi mở lại cho cả lớp nghe; các em nghe giọng mình</w:t>
+            </w:r>
+          </w:p>
+          <w:p>
+            <w:pPr>
+              <w:spacing w:after="0"/>
+            </w:pPr>
+            <w:r>
+              <w:rPr>
+                <w:b w:val="0"/>
+                <w:i w:val="0"/>
+                <w:sz w:val="18"/>
+              </w:rPr>
+              <w:t>NLS-AT: GV hỏi ý kiến HS trước khi ghi âm, chỉ mở trong lớp rồi xoá sau tiết học</w:t>
             </w:r>
           </w:p>
         </w:tc>
@@ -8665,6 +9583,33 @@
                 <w:i w:val="0"/>
                 <w:sz w:val="18"/>
               </w:rPr>
+              <w:t>NLS-KT (Cơ bản 1): GV chiếu phóng to tranh nhận biết của bài vần ap, ăp, âp, chỉ vào từng chi tiết để HS kể việc nhân vật đang làm</w:t>
+            </w:r>
+          </w:p>
+          <w:p>
+            <w:pPr>
+              <w:spacing w:after="0"/>
+            </w:pPr>
+            <w:r>
+              <w:rPr>
+                <w:b w:val="0"/>
+                <w:i w:val="0"/>
+                <w:sz w:val="18"/>
+              </w:rPr>
+              <w:t>NLS-GQVĐ (Cơ bản 1): GV mở bài tập tương tác chọn vần đúng điền vào chỗ trống giữa ap, ăp và âp; máy báo đúng</w:t>
+            </w:r>
+          </w:p>
+          <w:p>
+            <w:pPr>
+              <w:spacing w:after="0"/>
+            </w:pPr>
+            <w:r>
+              <w:rPr>
+                <w:b w:val="0"/>
+                <w:i w:val="0"/>
+                <w:sz w:val="18"/>
+              </w:rPr>
+              <w:t>NLS-AT: Bài tập trên màn hình do cô bấm, HS chờ đến lượt được mời lên chạm</w:t>
             </w:r>
           </w:p>
         </w:tc>
@@ -8779,6 +9724,33 @@
                 <w:i w:val="0"/>
                 <w:sz w:val="18"/>
               </w:rPr>
+              <w:t>NLS-KT (Cơ bản 1): GV chiếu phóng to tranh nhận biết của bài vần op, ôp, ơp và ảnh thật vài sự vật có tiếng chứa ba vần; HS gọi tên</w:t>
+            </w:r>
+          </w:p>
+          <w:p>
+            <w:pPr>
+              <w:spacing w:after="0"/>
+            </w:pPr>
+            <w:r>
+              <w:rPr>
+                <w:b w:val="0"/>
+                <w:i w:val="0"/>
+                <w:sz w:val="18"/>
+              </w:rPr>
+              <w:t>NLS-ST (Cơ bản 1): GV viết mẫu vần op, ôp, ơp trên bảng tương tác theo từng nét, tô lại dấu mũ và dấu móc mà HS hay quên</w:t>
+            </w:r>
+          </w:p>
+          <w:p>
+            <w:pPr>
+              <w:spacing w:after="0"/>
+            </w:pPr>
+            <w:r>
+              <w:rPr>
+                <w:b w:val="0"/>
+                <w:i w:val="0"/>
+                <w:sz w:val="18"/>
+              </w:rPr>
+              <w:t>NLS-AT: Chỉ HS được cô mời mới lên chạm màn hình, tay sạch và khô</w:t>
             </w:r>
           </w:p>
         </w:tc>
@@ -9123,6 +10095,33 @@
                 <w:i w:val="0"/>
                 <w:sz w:val="18"/>
               </w:rPr>
+              <w:t>NLS-KT (Cơ bản 1): GV chiếu phóng to tranh nhận biết của bài vần ep, êp, ip, up và hỏi tranh vẽ ai, đang làm gì</w:t>
+            </w:r>
+          </w:p>
+          <w:p>
+            <w:pPr>
+              <w:spacing w:after="0"/>
+            </w:pPr>
+            <w:r>
+              <w:rPr>
+                <w:b w:val="0"/>
+                <w:i w:val="0"/>
+                <w:sz w:val="18"/>
+              </w:rPr>
+              <w:t>NLS-GQVĐ (Cơ bản 1): GV mở bài tập tương tác nối tiếng có bốn vần vừa học với hình tương ứng; máy báo đúng</w:t>
+            </w:r>
+          </w:p>
+          <w:p>
+            <w:pPr>
+              <w:spacing w:after="0"/>
+            </w:pPr>
+            <w:r>
+              <w:rPr>
+                <w:b w:val="0"/>
+                <w:i w:val="0"/>
+                <w:sz w:val="18"/>
+              </w:rPr>
+              <w:t>NLS-AT: Máy chiếu do cô bấm, HS ngồi tại chỗ nhìn lên</w:t>
             </w:r>
           </w:p>
         </w:tc>
@@ -9237,6 +10236,33 @@
                 <w:i w:val="0"/>
                 <w:sz w:val="18"/>
               </w:rPr>
+              <w:t>NLS-KT (Cơ bản 1): GV chiếu phóng to tranh nhận biết của bài vần anh, ênh, inh cùng ảnh thật vài sự vật có tiếng chứa ba vần này</w:t>
+            </w:r>
+          </w:p>
+          <w:p>
+            <w:pPr>
+              <w:spacing w:after="0"/>
+            </w:pPr>
+            <w:r>
+              <w:rPr>
+                <w:b w:val="0"/>
+                <w:i w:val="0"/>
+                <w:sz w:val="18"/>
+              </w:rPr>
+              <w:t>NLS-GT (Cơ bản 1): GV ghi âm lượt đọc từ ngữ của vài HS rồi mở lại cho cả lớp nghe; các em nghe giọng mình</w:t>
+            </w:r>
+          </w:p>
+          <w:p>
+            <w:pPr>
+              <w:spacing w:after="0"/>
+            </w:pPr>
+            <w:r>
+              <w:rPr>
+                <w:b w:val="0"/>
+                <w:i w:val="0"/>
+                <w:sz w:val="18"/>
+              </w:rPr>
+              <w:t>NLS-AT: GV hỏi ý kiến HS trước khi ghi âm, chỉ mở trong lớp rồi xoá sau tiết học</w:t>
             </w:r>
           </w:p>
         </w:tc>
@@ -9351,6 +10377,33 @@
                 <w:i w:val="0"/>
                 <w:sz w:val="18"/>
               </w:rPr>
+              <w:t>NLS-KT (Cơ bản 1): GV chiếu phóng to tranh nhận biết của bài vần ach, êch, ich, chỉ vào từng chi tiết để HS kể việc nhân vật đang làm</w:t>
+            </w:r>
+          </w:p>
+          <w:p>
+            <w:pPr>
+              <w:spacing w:after="0"/>
+            </w:pPr>
+            <w:r>
+              <w:rPr>
+                <w:b w:val="0"/>
+                <w:i w:val="0"/>
+                <w:sz w:val="18"/>
+              </w:rPr>
+              <w:t>NLS-GQVĐ (Cơ bản 1): GV mở bài tập tương tác chọn vần đúng điền vào chỗ trống giữa ach, êch và ich; máy báo đúng</w:t>
+            </w:r>
+          </w:p>
+          <w:p>
+            <w:pPr>
+              <w:spacing w:after="0"/>
+            </w:pPr>
+            <w:r>
+              <w:rPr>
+                <w:b w:val="0"/>
+                <w:i w:val="0"/>
+                <w:sz w:val="18"/>
+              </w:rPr>
+              <w:t>NLS-AT: Bài tập trên màn hình do cô bấm, HS chờ đến lượt được mời lên chạm</w:t>
             </w:r>
           </w:p>
         </w:tc>
@@ -9465,6 +10518,33 @@
                 <w:i w:val="0"/>
                 <w:sz w:val="18"/>
               </w:rPr>
+              <w:t>NLS-KT (Cơ bản 1): GV chiếu phóng to tranh nhận biết của bài vần ang, ăng, âng và ảnh thật vài sự vật có tiếng chứa ba vần; HS gọi tên</w:t>
+            </w:r>
+          </w:p>
+          <w:p>
+            <w:pPr>
+              <w:spacing w:after="0"/>
+            </w:pPr>
+            <w:r>
+              <w:rPr>
+                <w:b w:val="0"/>
+                <w:i w:val="0"/>
+                <w:sz w:val="18"/>
+              </w:rPr>
+              <w:t>NLS-ST (Cơ bản 1): GV viết mẫu vần ang, ăng, âng trên bảng tương tác theo từng nét, tô lại dấu á và dấu mũ mà HS hay quên</w:t>
+            </w:r>
+          </w:p>
+          <w:p>
+            <w:pPr>
+              <w:spacing w:after="0"/>
+            </w:pPr>
+            <w:r>
+              <w:rPr>
+                <w:b w:val="0"/>
+                <w:i w:val="0"/>
+                <w:sz w:val="18"/>
+              </w:rPr>
+              <w:t>NLS-AT: Chỉ HS được cô mời mới lên chạm màn hình, tay sạch và khô</w:t>
             </w:r>
           </w:p>
         </w:tc>
@@ -9809,6 +10889,33 @@
                 <w:i w:val="0"/>
                 <w:sz w:val="18"/>
               </w:rPr>
+              <w:t>NLS-KT (Cơ bản 1): GV chiếu phóng to tranh nhận biết của bài vần ong, ông, ung, ưng và hỏi tranh vẽ ai, đang làm gì</w:t>
+            </w:r>
+          </w:p>
+          <w:p>
+            <w:pPr>
+              <w:spacing w:after="0"/>
+            </w:pPr>
+            <w:r>
+              <w:rPr>
+                <w:b w:val="0"/>
+                <w:i w:val="0"/>
+                <w:sz w:val="18"/>
+              </w:rPr>
+              <w:t>NLS-GQVĐ (Cơ bản 1): GV mở bài tập tương tác nối tiếng có bốn vần vừa học với hình tương ứng; máy báo đúng</w:t>
+            </w:r>
+          </w:p>
+          <w:p>
+            <w:pPr>
+              <w:spacing w:after="0"/>
+            </w:pPr>
+            <w:r>
+              <w:rPr>
+                <w:b w:val="0"/>
+                <w:i w:val="0"/>
+                <w:sz w:val="18"/>
+              </w:rPr>
+              <w:t>NLS-AT: Máy chiếu do cô bấm, HS ngồi tại chỗ nhìn lên</w:t>
             </w:r>
           </w:p>
         </w:tc>
@@ -9923,6 +11030,33 @@
                 <w:i w:val="0"/>
                 <w:sz w:val="18"/>
               </w:rPr>
+              <w:t>NLS-KT (Cơ bản 1): GV chiếu phóng to tranh nhận biết của bài vần iêc, iên, iêp cùng ảnh thật vài sự vật có tiếng chứa ba vần này</w:t>
+            </w:r>
+          </w:p>
+          <w:p>
+            <w:pPr>
+              <w:spacing w:after="0"/>
+            </w:pPr>
+            <w:r>
+              <w:rPr>
+                <w:b w:val="0"/>
+                <w:i w:val="0"/>
+                <w:sz w:val="18"/>
+              </w:rPr>
+              <w:t>NLS-GT (Cơ bản 1): GV ghi âm lượt đọc từ ngữ của vài HS rồi mở lại cho cả lớp nghe; các em nghe giọng mình</w:t>
+            </w:r>
+          </w:p>
+          <w:p>
+            <w:pPr>
+              <w:spacing w:after="0"/>
+            </w:pPr>
+            <w:r>
+              <w:rPr>
+                <w:b w:val="0"/>
+                <w:i w:val="0"/>
+                <w:sz w:val="18"/>
+              </w:rPr>
+              <w:t>NLS-AT: GV hỏi ý kiến HS trước khi ghi âm, chỉ mở trong lớp rồi xoá sau tiết học</w:t>
             </w:r>
           </w:p>
         </w:tc>
@@ -10037,6 +11171,33 @@
                 <w:i w:val="0"/>
                 <w:sz w:val="18"/>
               </w:rPr>
+              <w:t>NLS-KT (Cơ bản 1): GV chiếu phóng to tranh nhận biết của bài vần iêng, iêm, yên, chỉ vào từng chi tiết để HS kể việc nhân vật đang làm</w:t>
+            </w:r>
+          </w:p>
+          <w:p>
+            <w:pPr>
+              <w:spacing w:after="0"/>
+            </w:pPr>
+            <w:r>
+              <w:rPr>
+                <w:b w:val="0"/>
+                <w:i w:val="0"/>
+                <w:sz w:val="18"/>
+              </w:rPr>
+              <w:t>NLS-GQVĐ (Cơ bản 1): GV mở bài tập tương tác chọn vần đúng điền vào chỗ trống giữa iên và yên; máy báo đúng</w:t>
+            </w:r>
+          </w:p>
+          <w:p>
+            <w:pPr>
+              <w:spacing w:after="0"/>
+            </w:pPr>
+            <w:r>
+              <w:rPr>
+                <w:b w:val="0"/>
+                <w:i w:val="0"/>
+                <w:sz w:val="18"/>
+              </w:rPr>
+              <w:t>NLS-AT: Bài tập trên màn hình do cô bấm, HS chờ đến lượt được mời lên chạm</w:t>
             </w:r>
           </w:p>
         </w:tc>
@@ -10151,6 +11312,33 @@
                 <w:i w:val="0"/>
                 <w:sz w:val="18"/>
               </w:rPr>
+              <w:t>NLS-KT (Cơ bản 1): GV chiếu phóng to tranh nhận biết của bài vần iêt, iêu, yêu và ảnh thật vài sự vật có tiếng chứa ba vần; HS gọi tên</w:t>
+            </w:r>
+          </w:p>
+          <w:p>
+            <w:pPr>
+              <w:spacing w:after="0"/>
+            </w:pPr>
+            <w:r>
+              <w:rPr>
+                <w:b w:val="0"/>
+                <w:i w:val="0"/>
+                <w:sz w:val="18"/>
+              </w:rPr>
+              <w:t>NLS-ST (Cơ bản 1): GV viết mẫu vần iêt, iêu, yêu trên bảng tương tác theo từng nét, tô lại dấu mũ của chữ ê mà HS hay quên</w:t>
+            </w:r>
+          </w:p>
+          <w:p>
+            <w:pPr>
+              <w:spacing w:after="0"/>
+            </w:pPr>
+            <w:r>
+              <w:rPr>
+                <w:b w:val="0"/>
+                <w:i w:val="0"/>
+                <w:sz w:val="18"/>
+              </w:rPr>
+              <w:t>NLS-AT: Chỉ HS được cô mời mới lên chạm màn hình, tay sạch và khô</w:t>
             </w:r>
           </w:p>
         </w:tc>

--- a/assets/docs/lop1/Tieng Viet - Lop 1.docx
+++ b/assets/docs/lop1/Tieng Viet - Lop 1.docx
@@ -624,72 +624,7 @@
                 <w:i w:val="0"/>
                 <w:sz w:val="18"/>
               </w:rPr>
-              <w:t>NLS-KT (Cơ bản 1): Ở hoạt động Khám phá của bài “LÀM QUEN VỚI TRƯỜNG LỚP, BẠN BÈ; LÀM QUEN VỚI ĐỒ DÙNG HỌC TẬP”</w:t>
-            </w:r>
-          </w:p>
-          <w:p>
-            <w:pPr>
-              <w:spacing w:after="0"/>
-            </w:pPr>
-            <w:r>
-              <w:rPr>
-                <w:b w:val="0"/>
-                <w:i w:val="0"/>
-                <w:sz w:val="18"/>
-              </w:rPr>
-              <w:t>NLS-GT (Cơ bản 1): Ở hoạt động Vận dụng, GV mở đoạn âm thanh hoặc clip mẫu hai bạn nhỏ chào hỏi, giới thiệu tên khi gặp nhau; HS nghe</w:t>
-            </w:r>
-          </w:p>
-          <w:p>
-            <w:pPr>
-              <w:spacing w:after="0"/>
-            </w:pPr>
-            <w:r>
-              <w:rPr>
-                <w:b w:val="0"/>
-                <w:i w:val="0"/>
-                <w:sz w:val="18"/>
-              </w:rPr>
-              <w:t>NLS-AT: Clip quay HS chỉ dùng trong lớp rồi xoá, không đăng lên mạng</w:t>
-            </w:r>
-          </w:p>
-          <w:p>
-            <w:pPr>
-              <w:spacing w:after="0"/>
-            </w:pPr>
-            <w:r>
-              <w:rPr>
-                <w:b w:val="0"/>
-                <w:i w:val="0"/>
-                <w:sz w:val="18"/>
-              </w:rPr>
-              <w:t>NLS-KT (Cơ bản 1): GV chiếu phóng to tranh SGK trang 9 – 11 của bài “Làm quen với tư thế đọc, viết, nói</w:t>
-            </w:r>
-          </w:p>
-          <w:p>
-            <w:pPr>
-              <w:spacing w:after="0"/>
-            </w:pPr>
-            <w:r>
-              <w:rPr>
-                <w:b w:val="0"/>
-                <w:i w:val="0"/>
-                <w:sz w:val="18"/>
-              </w:rPr>
-              <w:t>NLS-GQVĐ (Cơ bản 1): GV chiếu bài tập tương tác: lần lượt hiện hình các bạn ngồi học, HS giơ thẻ mặt cười hoặc mặt buồn</w:t>
-            </w:r>
-          </w:p>
-          <w:p>
-            <w:pPr>
-              <w:spacing w:after="0"/>
-            </w:pPr>
-            <w:r>
-              <w:rPr>
-                <w:b w:val="0"/>
-                <w:i w:val="0"/>
-                <w:sz w:val="18"/>
-              </w:rPr>
-              <w:t>NLS-AT: Ngồi sai tư thế và nhìn màn hình quá gần</w:t>
+              <w:t>NLS-KT (Cơ bản 1): Ở hoạt động Khám phá của bài “LÀM QUEN VỚI TRƯỜNG LỚP, BẠN BÈ; LÀM QUEN VỚI ĐỒ DÙNG HỌC TẬP”.</w:t>
             </w:r>
           </w:p>
           <w:p>
@@ -817,45 +752,6 @@
                 <w:i w:val="0"/>
                 <w:sz w:val="18"/>
               </w:rPr>
-              <w:t>NLS-KT (Cơ bản 1): Ở hoạt động Khám phá của bài “LÀM QUEN VỚI CÁC NÉT CƠ BẢN, CÁC CHỮ SỐ, BẢNG CHỮ CÁI VÀ DẤU THANH”</w:t>
-            </w:r>
-          </w:p>
-          <w:p>
-            <w:pPr>
-              <w:spacing w:after="0"/>
-            </w:pPr>
-            <w:r>
-              <w:rPr>
-                <w:b w:val="0"/>
-                <w:i w:val="0"/>
-                <w:sz w:val="18"/>
-              </w:rPr>
-              <w:t>NLS-GQVĐ (Cơ bản 1): Ở hoạt động Luyện tập, GV mở bài tập tương tác trên máy chiếu: các nét, chữ số và dấu thanh lẫn lộn</w:t>
-            </w:r>
-          </w:p>
-          <w:p>
-            <w:pPr>
-              <w:spacing w:after="0"/>
-            </w:pPr>
-            <w:r>
-              <w:rPr>
-                <w:b w:val="0"/>
-                <w:i w:val="0"/>
-                <w:sz w:val="18"/>
-              </w:rPr>
-              <w:t>NLS-AT: HS xem hình động vừa đủ, GV tắt máy chiếu khi HS tô, viết để bảo vệ mắt</w:t>
-            </w:r>
-          </w:p>
-          <w:p>
-            <w:pPr>
-              <w:spacing w:after="0"/>
-            </w:pPr>
-            <w:r>
-              <w:rPr>
-                <w:b w:val="0"/>
-                <w:i w:val="0"/>
-                <w:sz w:val="18"/>
-              </w:rPr>
               <w:t>KNS: KN tự học: chọn sách phù hợp, kiên trì đọc và rút ra điều bổ ích cho bản thân.</w:t>
             </w:r>
           </w:p>
@@ -971,33 +867,6 @@
                 <w:i w:val="0"/>
                 <w:sz w:val="18"/>
               </w:rPr>
-              <w:t>NLS-KT (Cơ bản 1): Ở hoạt động Khám phá của bài “LÀM QUEN VỚI CÁC NÉT CƠ BẢN, CÁC CHỮ SỐ, BẢNG CHỮ CÁI VÀ DẤU THANH”</w:t>
-            </w:r>
-          </w:p>
-          <w:p>
-            <w:pPr>
-              <w:spacing w:after="0"/>
-            </w:pPr>
-            <w:r>
-              <w:rPr>
-                <w:b w:val="0"/>
-                <w:i w:val="0"/>
-                <w:sz w:val="18"/>
-              </w:rPr>
-              <w:t>NLS-GQVĐ (Cơ bản 1): Ở hoạt động Luyện tập, GV mở bài tập tương tác trên máy chiếu: các nét, chữ số và dấu thanh lẫn lộn</w:t>
-            </w:r>
-          </w:p>
-          <w:p>
-            <w:pPr>
-              <w:spacing w:after="0"/>
-            </w:pPr>
-            <w:r>
-              <w:rPr>
-                <w:b w:val="0"/>
-                <w:i w:val="0"/>
-                <w:sz w:val="18"/>
-              </w:rPr>
-              <w:t>NLS-AT: HS xem hình động vừa đủ, GV tắt máy chiếu khi HS tô, viết để bảo vệ mắt</w:t>
             </w:r>
           </w:p>
         </w:tc>
@@ -1112,45 +981,6 @@
                 <w:i w:val="0"/>
                 <w:sz w:val="18"/>
               </w:rPr>
-              <w:t>NLS-KT (Cơ bản 1): Ở hoạt động Khám phá của bài “ÔN LUYỆN VIẾT CÁC NÉT CƠ BẢN VÀ ĐỌC ÂM”, GV chiếu lại hình động các nét cơ bản</w:t>
-            </w:r>
-          </w:p>
-          <w:p>
-            <w:pPr>
-              <w:spacing w:after="0"/>
-            </w:pPr>
-            <w:r>
-              <w:rPr>
-                <w:b w:val="0"/>
-                <w:i w:val="0"/>
-                <w:sz w:val="18"/>
-              </w:rPr>
-              <w:t>NLS-ST (Cơ bản 1): Ở hoạt động Luyện tập, GV dùng điện thoại chụp bài viết nét của hai, ba HS, chiếu lên máy chiếu cạnh mẫu chuẩn; HS so sánh</w:t>
-            </w:r>
-          </w:p>
-          <w:p>
-            <w:pPr>
-              <w:spacing w:after="0"/>
-            </w:pPr>
-            <w:r>
-              <w:rPr>
-                <w:b w:val="0"/>
-                <w:i w:val="0"/>
-                <w:sz w:val="18"/>
-              </w:rPr>
-              <w:t>NLS-AT: Chỉ chụp trang vở, không chụp mặt và không nêu tên HS viết chưa đẹp để tránh làm</w:t>
-            </w:r>
-          </w:p>
-          <w:p>
-            <w:pPr>
-              <w:spacing w:after="0"/>
-            </w:pPr>
-            <w:r>
-              <w:rPr>
-                <w:b w:val="0"/>
-                <w:i w:val="0"/>
-                <w:sz w:val="18"/>
-              </w:rPr>
               <w:t>KNS: KN tự học: chọn sách phù hợp, kiên trì đọc và rút ra điều bổ ích cho bản thân.</w:t>
             </w:r>
           </w:p>
@@ -1268,33 +1098,7 @@
                 <w:i w:val="0"/>
                 <w:sz w:val="18"/>
               </w:rPr>
-              <w:t>NLS-KT (Cơ bản 1): Ở hoạt động Khám phá của bài “A, a”, GV chiếu tranh nhận biết phóng to</w:t>
-            </w:r>
-          </w:p>
-          <w:p>
-            <w:pPr>
-              <w:spacing w:after="0"/>
-            </w:pPr>
-            <w:r>
-              <w:rPr>
-                <w:b w:val="0"/>
-                <w:i w:val="0"/>
-                <w:sz w:val="18"/>
-              </w:rPr>
-              <w:t>NLS-GQVĐ (Cơ bản 1): Ở phần đọc tiếng, GV mở bài tập tương tác trên máy chiếu: câu nhận biết với các tiếng rời; HS lên chỉ tiếng có chứa a</w:t>
-            </w:r>
-          </w:p>
-          <w:p>
-            <w:pPr>
-              <w:spacing w:after="0"/>
-            </w:pPr>
-            <w:r>
-              <w:rPr>
-                <w:b w:val="0"/>
-                <w:i w:val="0"/>
-                <w:sz w:val="18"/>
-              </w:rPr>
-              <w:t>NLS-AT: Bật âm thanh vừa đủ nghe; HS ngồi cách màn hình đủ xa, không nhìn quá lâu</w:t>
+              <w:t>NLS-GQVĐ (Cơ bản 1): Ở phần đọc tiếng, GV mở bài tập tương tác trên máy chiếu.</w:t>
             </w:r>
           </w:p>
         </w:tc>
@@ -1409,33 +1213,6 @@
                 <w:i w:val="0"/>
                 <w:sz w:val="18"/>
               </w:rPr>
-              <w:t>NLS-KT (Cơ bản 1): Ở hoạt động Khám phá của bài “B, b, DẤU HUYỀN”, GV chiếu tranh nhận biết phóng to</w:t>
-            </w:r>
-          </w:p>
-          <w:p>
-            <w:pPr>
-              <w:spacing w:after="0"/>
-            </w:pPr>
-            <w:r>
-              <w:rPr>
-                <w:b w:val="0"/>
-                <w:i w:val="0"/>
-                <w:sz w:val="18"/>
-              </w:rPr>
-              <w:t>NLS-GQVĐ (Cơ bản 1): Ở phần đọc tiếng, GV mở bài tập tương tác: tiếng ba trên màn hình</w:t>
-            </w:r>
-          </w:p>
-          <w:p>
-            <w:pPr>
-              <w:spacing w:after="0"/>
-            </w:pPr>
-            <w:r>
-              <w:rPr>
-                <w:b w:val="0"/>
-                <w:i w:val="0"/>
-                <w:sz w:val="18"/>
-              </w:rPr>
-              <w:t>NLS-AT: Âm thanh mở vừa đủ; HS không tự ý chạm vào máy tính, máy chiếu</w:t>
             </w:r>
           </w:p>
         </w:tc>
@@ -1550,72 +1327,6 @@
                 <w:i w:val="0"/>
                 <w:sz w:val="18"/>
               </w:rPr>
-              <w:t>NLS-KT (Cơ bản 1): Ở phần ôn đọc của tiết “LUYỆN TẬP: LUYỆN ĐỌC, VIẾT BÀI 1, 2”, GV chiếu bảng các chữ a, b, tiếng ba</w:t>
-            </w:r>
-          </w:p>
-          <w:p>
-            <w:pPr>
-              <w:spacing w:after="0"/>
-            </w:pPr>
-            <w:r>
-              <w:rPr>
-                <w:b w:val="0"/>
-                <w:i w:val="0"/>
-                <w:sz w:val="18"/>
-              </w:rPr>
-              <w:t>NLS-ST (Cơ bản 1): Sau khi HS viết vào vở ô li, GV dùng điện thoại chụp hai, ba bài viết, chiếu lên máy chiếu bên cạnh chữ mẫu</w:t>
-            </w:r>
-          </w:p>
-          <w:p>
-            <w:pPr>
-              <w:spacing w:after="0"/>
-            </w:pPr>
-            <w:r>
-              <w:rPr>
-                <w:b w:val="0"/>
-                <w:i w:val="0"/>
-                <w:sz w:val="18"/>
-              </w:rPr>
-              <w:t>NLS-AT: Chỉ chụp trang vở, không chụp mặt HS</w:t>
-            </w:r>
-          </w:p>
-          <w:p>
-            <w:pPr>
-              <w:spacing w:after="0"/>
-            </w:pPr>
-            <w:r>
-              <w:rPr>
-                <w:b w:val="0"/>
-                <w:i w:val="0"/>
-                <w:sz w:val="18"/>
-              </w:rPr>
-              <w:t>NLS-KT (Cơ bản 1): Ở hoạt động Khám phá của bài “C, c, DẤU SẮC”, GV chiếu tranh nhận biết phóng to</w:t>
-            </w:r>
-          </w:p>
-          <w:p>
-            <w:pPr>
-              <w:spacing w:after="0"/>
-            </w:pPr>
-            <w:r>
-              <w:rPr>
-                <w:b w:val="0"/>
-                <w:i w:val="0"/>
-                <w:sz w:val="18"/>
-              </w:rPr>
-              <w:t>NLS-GT (Cơ bản 1): Ở phần luyện nói, GV mở clip ngắn cảnh HS chào cô giáo, chào bạn khi vào lớp và khi ra về; HS xem</w:t>
-            </w:r>
-          </w:p>
-          <w:p>
-            <w:pPr>
-              <w:spacing w:after="0"/>
-            </w:pPr>
-            <w:r>
-              <w:rPr>
-                <w:b w:val="0"/>
-                <w:i w:val="0"/>
-                <w:sz w:val="18"/>
-              </w:rPr>
-              <w:t>NLS-AT: Clip quay HS chỉ chiếu trong lớp rồi xoá, không đăng lên mạng</w:t>
             </w:r>
           </w:p>
         </w:tc>
@@ -1730,33 +1441,6 @@
                 <w:i w:val="0"/>
                 <w:sz w:val="18"/>
               </w:rPr>
-              <w:t>NLS-KT (Cơ bản 1): Ở hoạt động Khám phá của bài “E, e, Ê, ê”, GV chiếu tranh nhận biết phóng to</w:t>
-            </w:r>
-          </w:p>
-          <w:p>
-            <w:pPr>
-              <w:spacing w:after="0"/>
-            </w:pPr>
-            <w:r>
-              <w:rPr>
-                <w:b w:val="0"/>
-                <w:i w:val="0"/>
-                <w:sz w:val="18"/>
-              </w:rPr>
-              <w:t>NLS-GQVĐ (Cơ bản 1): Ở phần đọc tiếng, GV mở bài tập tương tác: chữ e trên màn hình</w:t>
-            </w:r>
-          </w:p>
-          <w:p>
-            <w:pPr>
-              <w:spacing w:after="0"/>
-            </w:pPr>
-            <w:r>
-              <w:rPr>
-                <w:b w:val="0"/>
-                <w:i w:val="0"/>
-                <w:sz w:val="18"/>
-              </w:rPr>
-              <w:t>NLS-AT: Âm thanh mở vừa đủ nghe; HS chỉ quan sát, nói và chỉ khi GV mời</w:t>
             </w:r>
           </w:p>
         </w:tc>
@@ -1871,33 +1555,6 @@
                 <w:i w:val="0"/>
                 <w:sz w:val="18"/>
               </w:rPr>
-              <w:t>NLS-KT (Cơ bản 1): Ở phần ôn đọc của tiết “LUYỆN TẬP: LUYỆN ĐỌC, VIẾT BÀI 3, 4”, GV chiếu bảng các chữ c, e, ê, tiếng ca, cá, bé</w:t>
-            </w:r>
-          </w:p>
-          <w:p>
-            <w:pPr>
-              <w:spacing w:after="0"/>
-            </w:pPr>
-            <w:r>
-              <w:rPr>
-                <w:b w:val="0"/>
-                <w:i w:val="0"/>
-                <w:sz w:val="18"/>
-              </w:rPr>
-              <w:t>NLS-GQVĐ (Cơ bản 1): Ở hoạt động Vận dụng, GV mở bài tập tương tác: mỗi tranh (con cá, quả cà, em bé, con bê) đi kèm hai thẻ tiếng</w:t>
-            </w:r>
-          </w:p>
-          <w:p>
-            <w:pPr>
-              <w:spacing w:after="0"/>
-            </w:pPr>
-            <w:r>
-              <w:rPr>
-                <w:b w:val="0"/>
-                <w:i w:val="0"/>
-                <w:sz w:val="18"/>
-              </w:rPr>
-              <w:t>NLS-AT: HS ngồi cách màn hình đủ xa, không nhìn quá lâu</w:t>
             </w:r>
           </w:p>
         </w:tc>
@@ -2128,33 +1785,7 @@
                 <w:i w:val="0"/>
                 <w:sz w:val="18"/>
               </w:rPr>
-              <w:t>NLS-KT (Cơ bản 1): GV chiếu phóng to tranh nhận biết “Đàn bò gặm cỏ” của bài chữ o và dấu hỏi, chỉ vào từng con vật</w:t>
-            </w:r>
-          </w:p>
-          <w:p>
-            <w:pPr>
-              <w:spacing w:after="0"/>
-            </w:pPr>
-            <w:r>
-              <w:rPr>
-                <w:b w:val="0"/>
-                <w:i w:val="0"/>
-                <w:sz w:val="18"/>
-              </w:rPr>
-              <w:t>NLS-GQVĐ (Cơ bản 1): GV mở bài tập tương tác nối tiếng bò, cò, cỏ với đúng hình; máy báo đúng</w:t>
-            </w:r>
-          </w:p>
-          <w:p>
-            <w:pPr>
-              <w:spacing w:after="0"/>
-            </w:pPr>
-            <w:r>
-              <w:rPr>
-                <w:b w:val="0"/>
-                <w:i w:val="0"/>
-                <w:sz w:val="18"/>
-              </w:rPr>
-              <w:t>NLS-AT: Máy chiếu và bài tập trên màn hình do cô bấm, HS ngồi tại chỗ nhìn lên</w:t>
+              <w:t>NLS-KT (Cơ bản 1): Chiếu phóng to tranh nhận biết “Đàn bò gặm cỏ” của bài chữ o và dấu hỏi, chỉ vào từng con vật, ngọn cỏ.</w:t>
             </w:r>
           </w:p>
         </w:tc>
@@ -2269,33 +1900,6 @@
                 <w:i w:val="0"/>
                 <w:sz w:val="18"/>
               </w:rPr>
-              <w:t>NLS-KT (Cơ bản 1): GV chiếu phóng to tranh nhận biết “Bố và Hà đi bộ trên hè phố” của bài chữ ô và thanh nặng</w:t>
-            </w:r>
-          </w:p>
-          <w:p>
-            <w:pPr>
-              <w:spacing w:after="0"/>
-            </w:pPr>
-            <w:r>
-              <w:rPr>
-                <w:b w:val="0"/>
-                <w:i w:val="0"/>
-                <w:sz w:val="18"/>
-              </w:rPr>
-              <w:t>NLS-GT (Cơ bản 1): GV ghi âm lượt đọc từ bố, cô bé, cổ cò của vài HS rồi mở lại cho cả lớp cùng nghe; các em nghe giọng mình</w:t>
-            </w:r>
-          </w:p>
-          <w:p>
-            <w:pPr>
-              <w:spacing w:after="0"/>
-            </w:pPr>
-            <w:r>
-              <w:rPr>
-                <w:b w:val="0"/>
-                <w:i w:val="0"/>
-                <w:sz w:val="18"/>
-              </w:rPr>
-              <w:t>NLS-AT: GV hỏi ý kiến HS trước khi ghi âm</w:t>
             </w:r>
           </w:p>
         </w:tc>
@@ -2410,33 +2014,6 @@
                 <w:i w:val="0"/>
                 <w:sz w:val="18"/>
               </w:rPr>
-              <w:t>NLS-KT (Cơ bản 1): GV chiếu phóng to tranh nhận biết “Dưới gốc đa, các bạn chơi dung dăng dung dẻ” của bài chữ d, đ, kèm ảnh thật con dê</w:t>
-            </w:r>
-          </w:p>
-          <w:p>
-            <w:pPr>
-              <w:spacing w:after="0"/>
-            </w:pPr>
-            <w:r>
-              <w:rPr>
-                <w:b w:val="0"/>
-                <w:i w:val="0"/>
-                <w:sz w:val="18"/>
-              </w:rPr>
-              <w:t>NLS-ST (Cơ bản 1): GV viết mẫu chữ d, đ trên bảng tương tác theo từng nét, tô lại nét mà HS hay viết sai; vài em lên viết thử chữ d</w:t>
-            </w:r>
-          </w:p>
-          <w:p>
-            <w:pPr>
-              <w:spacing w:after="0"/>
-            </w:pPr>
-            <w:r>
-              <w:rPr>
-                <w:b w:val="0"/>
-                <w:i w:val="0"/>
-                <w:sz w:val="18"/>
-              </w:rPr>
-              <w:t>NLS-AT: Chỉ HS được cô mời mới lên chạm màn hình, chạm nhẹ đầu ngón tay, tay sạch</w:t>
             </w:r>
           </w:p>
         </w:tc>
@@ -2551,33 +2128,6 @@
                 <w:i w:val="0"/>
                 <w:sz w:val="18"/>
               </w:rPr>
-              <w:t>NLS-KT (Cơ bản 1): GV chiếu phóng to tranh nhận biết “Tàu dỡ hàng ở cảng” của bài chữ ơ và dấu ngã, thêm vài ảnh thật về bờ đê</w:t>
-            </w:r>
-          </w:p>
-          <w:p>
-            <w:pPr>
-              <w:spacing w:after="0"/>
-            </w:pPr>
-            <w:r>
-              <w:rPr>
-                <w:b w:val="0"/>
-                <w:i w:val="0"/>
-                <w:sz w:val="18"/>
-              </w:rPr>
-              <w:t>NLS-GQVĐ (Cơ bản 1): GV mở bài tập tương tác chọn tiếng viết đúng dấu ngã trong các cặp tiếng dễ lẫn như dỡ và dở, đỡ và đở; máy báo đúng</w:t>
-            </w:r>
-          </w:p>
-          <w:p>
-            <w:pPr>
-              <w:spacing w:after="0"/>
-            </w:pPr>
-            <w:r>
-              <w:rPr>
-                <w:b w:val="0"/>
-                <w:i w:val="0"/>
-                <w:sz w:val="18"/>
-              </w:rPr>
-              <w:t>NLS-AT: Bài tập trên màn hình do cô bấm, HS chờ đến lượt được mời</w:t>
             </w:r>
           </w:p>
         </w:tc>
@@ -2806,33 +2356,6 @@
                 <w:i w:val="0"/>
                 <w:sz w:val="18"/>
               </w:rPr>
-              <w:t>NLS-GQVĐ (Cơ bản 1): GV dùng trò chơi học liệu tương tác ôn đúng các chữ o, ô, d, đ, ơ và dấu hỏi, dấu nặng</w:t>
-            </w:r>
-          </w:p>
-          <w:p>
-            <w:pPr>
-              <w:spacing w:after="0"/>
-            </w:pPr>
-            <w:r>
-              <w:rPr>
-                <w:b w:val="0"/>
-                <w:i w:val="0"/>
-                <w:sz w:val="18"/>
-              </w:rPr>
-              <w:t>NLS-KT (Cơ bản 1): GV chiếu bài đọc ôn tập phóng to và dùng con trỏ chỉ theo từng tiếng khi cả lớp đọc đồng thanh</w:t>
-            </w:r>
-          </w:p>
-          <w:p>
-            <w:pPr>
-              <w:spacing w:after="0"/>
-            </w:pPr>
-            <w:r>
-              <w:rPr>
-                <w:b w:val="0"/>
-                <w:i w:val="0"/>
-                <w:sz w:val="18"/>
-              </w:rPr>
-              <w:t>NLS-AT: Trò chơi trên màn hình do cô bấm, HS chờ đến lượt được mời</w:t>
             </w:r>
           </w:p>
         </w:tc>
@@ -2949,33 +2472,7 @@
                 <w:i w:val="0"/>
                 <w:sz w:val="18"/>
               </w:rPr>
-              <w:t>NLS-KT (Cơ bản 1): GV chiếu phóng to tranh nhận biết của bài chữ i, k để HS gọi tên người, vật trong tranh và nói nhân vật đang làm gì</w:t>
-            </w:r>
-          </w:p>
-          <w:p>
-            <w:pPr>
-              <w:spacing w:after="0"/>
-            </w:pPr>
-            <w:r>
-              <w:rPr>
-                <w:b w:val="0"/>
-                <w:i w:val="0"/>
-                <w:sz w:val="18"/>
-              </w:rPr>
-              <w:t>NLS-GQVĐ (Cơ bản 1): GV mở bài tập tương tác nối tiếng có chữ i, chữ k với hình tương ứng; máy báo đúng</w:t>
-            </w:r>
-          </w:p>
-          <w:p>
-            <w:pPr>
-              <w:spacing w:after="0"/>
-            </w:pPr>
-            <w:r>
-              <w:rPr>
-                <w:b w:val="0"/>
-                <w:i w:val="0"/>
-                <w:sz w:val="18"/>
-              </w:rPr>
-              <w:t>NLS-AT: Máy chiếu và bài tập trên màn hình do cô bấm, HS ngồi tại chỗ nhìn lên</w:t>
+              <w:t>NLS-GQVĐ (Cơ bản 1): Mở bài tập tương tác nối tiếng có chữ i, chữ k.</w:t>
             </w:r>
           </w:p>
         </w:tc>
@@ -3090,33 +2587,6 @@
                 <w:i w:val="0"/>
                 <w:sz w:val="18"/>
               </w:rPr>
-              <w:t>NLS-KT (Cơ bản 1): GV chiếu phóng to tranh nhận biết của bài chữ h, l, chỉ vào từng chi tiết để HS kể lại việc các nhân vật đang làm</w:t>
-            </w:r>
-          </w:p>
-          <w:p>
-            <w:pPr>
-              <w:spacing w:after="0"/>
-            </w:pPr>
-            <w:r>
-              <w:rPr>
-                <w:b w:val="0"/>
-                <w:i w:val="0"/>
-                <w:sz w:val="18"/>
-              </w:rPr>
-              <w:t>NLS-GT (Cơ bản 1): GV ghi âm lượt đọc từ ngữ của vài HS rồi mở lại cho cả lớp nghe; các em nghe giọng mình</w:t>
-            </w:r>
-          </w:p>
-          <w:p>
-            <w:pPr>
-              <w:spacing w:after="0"/>
-            </w:pPr>
-            <w:r>
-              <w:rPr>
-                <w:b w:val="0"/>
-                <w:i w:val="0"/>
-                <w:sz w:val="18"/>
-              </w:rPr>
-              <w:t>NLS-AT: GV hỏi ý kiến HS trước khi ghi âm, chỉ mở trong lớp rồi xoá sau tiết học</w:t>
             </w:r>
           </w:p>
         </w:tc>
@@ -3231,33 +2701,6 @@
                 <w:i w:val="0"/>
                 <w:sz w:val="18"/>
               </w:rPr>
-              <w:t>NLS-KT (Cơ bản 1): GV chiếu phóng to tranh nhận biết của bài chữ u, ư và hỏi tranh vẽ ai, đang làm gì</w:t>
-            </w:r>
-          </w:p>
-          <w:p>
-            <w:pPr>
-              <w:spacing w:after="0"/>
-            </w:pPr>
-            <w:r>
-              <w:rPr>
-                <w:b w:val="0"/>
-                <w:i w:val="0"/>
-                <w:sz w:val="18"/>
-              </w:rPr>
-              <w:t>NLS-GQVĐ (Cơ bản 1): GV mở bài tập tương tác chọn tiếng viết đúng trong các cặp dễ lẫn giữa u và ư; máy báo đúng</w:t>
-            </w:r>
-          </w:p>
-          <w:p>
-            <w:pPr>
-              <w:spacing w:after="0"/>
-            </w:pPr>
-            <w:r>
-              <w:rPr>
-                <w:b w:val="0"/>
-                <w:i w:val="0"/>
-                <w:sz w:val="18"/>
-              </w:rPr>
-              <w:t>NLS-AT: Bài tập trên màn hình do cô bấm, HS chờ đến lượt được mời lên chạm</w:t>
             </w:r>
           </w:p>
         </w:tc>
@@ -3372,33 +2815,6 @@
                 <w:i w:val="0"/>
                 <w:sz w:val="18"/>
               </w:rPr>
-              <w:t>NLS-KT (Cơ bản 1): GV chiếu phóng to tranh nhận biết của bài chữ ch, kh cùng ảnh thật vài sự vật có tiếng chứa ch, kh để HS gọi tên</w:t>
-            </w:r>
-          </w:p>
-          <w:p>
-            <w:pPr>
-              <w:spacing w:after="0"/>
-            </w:pPr>
-            <w:r>
-              <w:rPr>
-                <w:b w:val="0"/>
-                <w:i w:val="0"/>
-                <w:sz w:val="18"/>
-              </w:rPr>
-              <w:t>NLS-ST (Cơ bản 1): GV viết mẫu chữ ch, kh trên bảng tương tác theo từng nét, tô lại nét mà HS hay viết sai</w:t>
-            </w:r>
-          </w:p>
-          <w:p>
-            <w:pPr>
-              <w:spacing w:after="0"/>
-            </w:pPr>
-            <w:r>
-              <w:rPr>
-                <w:b w:val="0"/>
-                <w:i w:val="0"/>
-                <w:sz w:val="18"/>
-              </w:rPr>
-              <w:t>NLS-AT: Chỉ HS được cô mời mới lên chạm màn hình, chạm nhẹ đầu ngón tay</w:t>
             </w:r>
           </w:p>
         </w:tc>
@@ -3743,33 +3159,7 @@
                 <w:i w:val="0"/>
                 <w:sz w:val="18"/>
               </w:rPr>
-              <w:t>NLS-KT (Cơ bản 1): GV chiếu phóng to tranh nhận biết của bài chữ m, n và hỏi tranh vẽ ai, đang làm gì</w:t>
-            </w:r>
-          </w:p>
-          <w:p>
-            <w:pPr>
-              <w:spacing w:after="0"/>
-            </w:pPr>
-            <w:r>
-              <w:rPr>
-                <w:b w:val="0"/>
-                <w:i w:val="0"/>
-                <w:sz w:val="18"/>
-              </w:rPr>
-              <w:t>NLS-GQVĐ (Cơ bản 1): GV mở bài tập tương tác nối tiếng có chữ m với hình và tiếng có chữ n với hình; máy báo đúng</w:t>
-            </w:r>
-          </w:p>
-          <w:p>
-            <w:pPr>
-              <w:spacing w:after="0"/>
-            </w:pPr>
-            <w:r>
-              <w:rPr>
-                <w:b w:val="0"/>
-                <w:i w:val="0"/>
-                <w:sz w:val="18"/>
-              </w:rPr>
-              <w:t>NLS-AT: Máy chiếu do cô bấm, HS ngồi tại chỗ nhìn lên</w:t>
+              <w:t>NLS-KT (Cơ bản 1): Chiếu phóng to tranh nhận biết của bài chữ m, n và hỏi tranh vẽ ai, đang làm gì.</w:t>
             </w:r>
           </w:p>
         </w:tc>
@@ -3884,33 +3274,6 @@
                 <w:i w:val="0"/>
                 <w:sz w:val="18"/>
               </w:rPr>
-              <w:t>NLS-KT (Cơ bản 1): GV chiếu phóng to tranh nhận biết của bài chữ g, gi cùng ảnh thật vài sự vật có tiếng chứa g, gi để HS gọi tên</w:t>
-            </w:r>
-          </w:p>
-          <w:p>
-            <w:pPr>
-              <w:spacing w:after="0"/>
-            </w:pPr>
-            <w:r>
-              <w:rPr>
-                <w:b w:val="0"/>
-                <w:i w:val="0"/>
-                <w:sz w:val="18"/>
-              </w:rPr>
-              <w:t>NLS-GT (Cơ bản 1): GV ghi âm lượt đọc từ ngữ của vài HS rồi mở lại cho cả lớp nghe; các em nghe giọng mình</w:t>
-            </w:r>
-          </w:p>
-          <w:p>
-            <w:pPr>
-              <w:spacing w:after="0"/>
-            </w:pPr>
-            <w:r>
-              <w:rPr>
-                <w:b w:val="0"/>
-                <w:i w:val="0"/>
-                <w:sz w:val="18"/>
-              </w:rPr>
-              <w:t>NLS-AT: GV hỏi ý kiến HS trước khi ghi âm, chỉ mở trong lớp rồi xoá sau tiết học</w:t>
             </w:r>
           </w:p>
         </w:tc>
@@ -4025,33 +3388,6 @@
                 <w:i w:val="0"/>
                 <w:sz w:val="18"/>
               </w:rPr>
-              <w:t>NLS-KT (Cơ bản 1): GV chiếu phóng to tranh nhận biết của bài chữ gh, nh, chỉ vào từng chi tiết để HS kể việc các nhân vật đang làm</w:t>
-            </w:r>
-          </w:p>
-          <w:p>
-            <w:pPr>
-              <w:spacing w:after="0"/>
-            </w:pPr>
-            <w:r>
-              <w:rPr>
-                <w:b w:val="0"/>
-                <w:i w:val="0"/>
-                <w:sz w:val="18"/>
-              </w:rPr>
-              <w:t>NLS-GQVĐ (Cơ bản 1): GV mở bài tập tương tác chọn chữ đúng điền vào chỗ trống giữa g và gh; máy báo đúng</w:t>
-            </w:r>
-          </w:p>
-          <w:p>
-            <w:pPr>
-              <w:spacing w:after="0"/>
-            </w:pPr>
-            <w:r>
-              <w:rPr>
-                <w:b w:val="0"/>
-                <w:i w:val="0"/>
-                <w:sz w:val="18"/>
-              </w:rPr>
-              <w:t>NLS-AT: Bài tập trên màn hình do cô bấm, HS chờ đến lượt được mời lên chạm</w:t>
             </w:r>
           </w:p>
         </w:tc>
@@ -4166,33 +3502,6 @@
                 <w:i w:val="0"/>
                 <w:sz w:val="18"/>
               </w:rPr>
-              <w:t>NLS-KT (Cơ bản 1): GV chiếu phóng to tranh nhận biết của bài chữ ng, ngh và ảnh thật vài sự vật có tiếng chứa hai chữ ghép này; HS gọi tên</w:t>
-            </w:r>
-          </w:p>
-          <w:p>
-            <w:pPr>
-              <w:spacing w:after="0"/>
-            </w:pPr>
-            <w:r>
-              <w:rPr>
-                <w:b w:val="0"/>
-                <w:i w:val="0"/>
-                <w:sz w:val="18"/>
-              </w:rPr>
-              <w:t>NLS-ST (Cơ bản 1): GV viết mẫu chữ ng, ngh trên bảng tương tác theo từng nét, tô lại chỗ nối nét mà HS hay viết rời</w:t>
-            </w:r>
-          </w:p>
-          <w:p>
-            <w:pPr>
-              <w:spacing w:after="0"/>
-            </w:pPr>
-            <w:r>
-              <w:rPr>
-                <w:b w:val="0"/>
-                <w:i w:val="0"/>
-                <w:sz w:val="18"/>
-              </w:rPr>
-              <w:t>NLS-AT: Chỉ HS được cô mời mới lên chạm màn hình, tay sạch và khô</w:t>
             </w:r>
           </w:p>
         </w:tc>
@@ -4537,33 +3846,7 @@
                 <w:i w:val="0"/>
                 <w:sz w:val="18"/>
               </w:rPr>
-              <w:t>NLS-KT (Cơ bản 1): GV chiếu phóng to tranh nhận biết của bài chữ r, s và hỏi tranh vẽ ai, đang làm gì</w:t>
-            </w:r>
-          </w:p>
-          <w:p>
-            <w:pPr>
-              <w:spacing w:after="0"/>
-            </w:pPr>
-            <w:r>
-              <w:rPr>
-                <w:b w:val="0"/>
-                <w:i w:val="0"/>
-                <w:sz w:val="18"/>
-              </w:rPr>
-              <w:t>NLS-GQVĐ (Cơ bản 1): GV mở bài tập tương tác nối tiếng có r, có s với hình tương ứng; máy báo đúng</w:t>
-            </w:r>
-          </w:p>
-          <w:p>
-            <w:pPr>
-              <w:spacing w:after="0"/>
-            </w:pPr>
-            <w:r>
-              <w:rPr>
-                <w:b w:val="0"/>
-                <w:i w:val="0"/>
-                <w:sz w:val="18"/>
-              </w:rPr>
-              <w:t>NLS-AT: Máy chiếu do cô bấm, HS ngồi tại chỗ nhìn lên</w:t>
+              <w:t>NLS-GQVĐ (Cơ bản 1): Mở bài tập tương tác nối tiếng có r, có s với hình tương ứng; máy báo đúng, sai ngay nên.</w:t>
             </w:r>
           </w:p>
         </w:tc>
@@ -4678,33 +3961,6 @@
                 <w:i w:val="0"/>
                 <w:sz w:val="18"/>
               </w:rPr>
-              <w:t>NLS-KT (Cơ bản 1): GV chiếu phóng to tranh nhận biết của bài chữ t, tr cùng ảnh thật vài sự vật có tiếng chứa t, tr để HS gọi tên</w:t>
-            </w:r>
-          </w:p>
-          <w:p>
-            <w:pPr>
-              <w:spacing w:after="0"/>
-            </w:pPr>
-            <w:r>
-              <w:rPr>
-                <w:b w:val="0"/>
-                <w:i w:val="0"/>
-                <w:sz w:val="18"/>
-              </w:rPr>
-              <w:t>NLS-GT (Cơ bản 1): GV ghi âm lượt đọc từ ngữ của vài HS rồi mở lại cho cả lớp nghe; các em nghe giọng mình</w:t>
-            </w:r>
-          </w:p>
-          <w:p>
-            <w:pPr>
-              <w:spacing w:after="0"/>
-            </w:pPr>
-            <w:r>
-              <w:rPr>
-                <w:b w:val="0"/>
-                <w:i w:val="0"/>
-                <w:sz w:val="18"/>
-              </w:rPr>
-              <w:t>NLS-AT: GV hỏi ý kiến HS trước khi ghi âm, chỉ mở trong lớp rồi xoá sau tiết học</w:t>
             </w:r>
           </w:p>
         </w:tc>
@@ -4819,33 +4075,6 @@
                 <w:i w:val="0"/>
                 <w:sz w:val="18"/>
               </w:rPr>
-              <w:t>NLS-KT (Cơ bản 1): GV chiếu phóng to tranh nhận biết của bài chữ th và vần ia, chỉ vào từng chi tiết để HS kể việc các nhân vật đang làm</w:t>
-            </w:r>
-          </w:p>
-          <w:p>
-            <w:pPr>
-              <w:spacing w:after="0"/>
-            </w:pPr>
-            <w:r>
-              <w:rPr>
-                <w:b w:val="0"/>
-                <w:i w:val="0"/>
-                <w:sz w:val="18"/>
-              </w:rPr>
-              <w:t>NLS-GQVĐ (Cơ bản 1): GV mở bài tập tương tác ghép âm đầu với vần ia thành tiếng rồi nối tiếng với hình; máy báo đúng</w:t>
-            </w:r>
-          </w:p>
-          <w:p>
-            <w:pPr>
-              <w:spacing w:after="0"/>
-            </w:pPr>
-            <w:r>
-              <w:rPr>
-                <w:b w:val="0"/>
-                <w:i w:val="0"/>
-                <w:sz w:val="18"/>
-              </w:rPr>
-              <w:t>NLS-AT: Bài tập trên màn hình do cô bấm, HS chờ đến lượt được mời lên chạm</w:t>
             </w:r>
           </w:p>
         </w:tc>
@@ -4960,33 +4189,6 @@
                 <w:i w:val="0"/>
                 <w:sz w:val="18"/>
               </w:rPr>
-              <w:t>NLS-KT (Cơ bản 1): GV chiếu phóng to tranh nhận biết của bài vần ua, ưa và ảnh thật vài sự vật có tiếng chứa hai vần này; HS gọi tên</w:t>
-            </w:r>
-          </w:p>
-          <w:p>
-            <w:pPr>
-              <w:spacing w:after="0"/>
-            </w:pPr>
-            <w:r>
-              <w:rPr>
-                <w:b w:val="0"/>
-                <w:i w:val="0"/>
-                <w:sz w:val="18"/>
-              </w:rPr>
-              <w:t>NLS-ST (Cơ bản 1): GV viết mẫu vần ua, ưa trên bảng tương tác theo từng nét, tô lại dấu móc của chữ ư mà HS hay quên</w:t>
-            </w:r>
-          </w:p>
-          <w:p>
-            <w:pPr>
-              <w:spacing w:after="0"/>
-            </w:pPr>
-            <w:r>
-              <w:rPr>
-                <w:b w:val="0"/>
-                <w:i w:val="0"/>
-                <w:sz w:val="18"/>
-              </w:rPr>
-              <w:t>NLS-AT: Chỉ HS được cô mời mới lên chạm màn hình, tay sạch và khô</w:t>
             </w:r>
           </w:p>
         </w:tc>
@@ -5331,33 +4533,7 @@
                 <w:i w:val="0"/>
                 <w:sz w:val="18"/>
               </w:rPr>
-              <w:t>NLS-KT (Cơ bản 1): GV chiếu phóng to tranh nhận biết của bài chữ ph, qu và hỏi tranh vẽ ai, đang làm gì</w:t>
-            </w:r>
-          </w:p>
-          <w:p>
-            <w:pPr>
-              <w:spacing w:after="0"/>
-            </w:pPr>
-            <w:r>
-              <w:rPr>
-                <w:b w:val="0"/>
-                <w:i w:val="0"/>
-                <w:sz w:val="18"/>
-              </w:rPr>
-              <w:t>NLS-GQVĐ (Cơ bản 1): GV mở bài tập tương tác nối tiếng có ph, có qu với hình tương ứng; máy báo đúng</w:t>
-            </w:r>
-          </w:p>
-          <w:p>
-            <w:pPr>
-              <w:spacing w:after="0"/>
-            </w:pPr>
-            <w:r>
-              <w:rPr>
-                <w:b w:val="0"/>
-                <w:i w:val="0"/>
-                <w:sz w:val="18"/>
-              </w:rPr>
-              <w:t>NLS-AT: Máy chiếu do cô bấm, HS ngồi tại chỗ nhìn lên</w:t>
+              <w:t>NLS-KT (Cơ bản 1): Chiếu phóng to tranh nhận biết của bài chữ ph, qu và hỏi tranh vẽ ai, đang làm gì.</w:t>
             </w:r>
           </w:p>
         </w:tc>
@@ -5472,33 +4648,6 @@
                 <w:i w:val="0"/>
                 <w:sz w:val="18"/>
               </w:rPr>
-              <w:t>NLS-KT (Cơ bản 1): GV chiếu phóng to tranh nhận biết của bài chữ v, x cùng ảnh thật vài sự vật có tiếng chứa v, x để HS gọi tên</w:t>
-            </w:r>
-          </w:p>
-          <w:p>
-            <w:pPr>
-              <w:spacing w:after="0"/>
-            </w:pPr>
-            <w:r>
-              <w:rPr>
-                <w:b w:val="0"/>
-                <w:i w:val="0"/>
-                <w:sz w:val="18"/>
-              </w:rPr>
-              <w:t>NLS-GT (Cơ bản 1): GV ghi âm lượt đọc từ ngữ của vài HS rồi mở lại cho cả lớp nghe; các em nghe giọng mình</w:t>
-            </w:r>
-          </w:p>
-          <w:p>
-            <w:pPr>
-              <w:spacing w:after="0"/>
-            </w:pPr>
-            <w:r>
-              <w:rPr>
-                <w:b w:val="0"/>
-                <w:i w:val="0"/>
-                <w:sz w:val="18"/>
-              </w:rPr>
-              <w:t>NLS-AT: GV hỏi ý kiến HS trước khi ghi âm, chỉ mở trong lớp rồi xoá sau tiết học</w:t>
             </w:r>
           </w:p>
         </w:tc>
@@ -5613,33 +4762,6 @@
                 <w:i w:val="0"/>
                 <w:sz w:val="18"/>
               </w:rPr>
-              <w:t>NLS-KT (Cơ bản 1): GV chiếu phóng to tranh nhận biết của bài chữ y, chỉ vào từng chi tiết để HS kể việc các nhân vật đang làm</w:t>
-            </w:r>
-          </w:p>
-          <w:p>
-            <w:pPr>
-              <w:spacing w:after="0"/>
-            </w:pPr>
-            <w:r>
-              <w:rPr>
-                <w:b w:val="0"/>
-                <w:i w:val="0"/>
-                <w:sz w:val="18"/>
-              </w:rPr>
-              <w:t>NLS-ST (Cơ bản 1): GV viết mẫu chữ y trên bảng tương tác theo từng nét, tô lại nét khuyết dưới mà HS hay viết ngắn</w:t>
-            </w:r>
-          </w:p>
-          <w:p>
-            <w:pPr>
-              <w:spacing w:after="0"/>
-            </w:pPr>
-            <w:r>
-              <w:rPr>
-                <w:b w:val="0"/>
-                <w:i w:val="0"/>
-                <w:sz w:val="18"/>
-              </w:rPr>
-              <w:t>NLS-AT: Chỉ HS được cô mời mới lên chạm màn hình, tay sạch và khô</w:t>
             </w:r>
           </w:p>
         </w:tc>
@@ -5754,33 +4876,6 @@
                 <w:i w:val="0"/>
                 <w:sz w:val="18"/>
               </w:rPr>
-              <w:t>NLS-GQVĐ (Cơ bản 1): Ở tiết luyện tập chính tả, GV dùng trò chơi học liệu tương tác cho HS chọn đúng c hay k, g hay gh</w:t>
-            </w:r>
-          </w:p>
-          <w:p>
-            <w:pPr>
-              <w:spacing w:after="0"/>
-            </w:pPr>
-            <w:r>
-              <w:rPr>
-                <w:b w:val="0"/>
-                <w:i w:val="0"/>
-                <w:sz w:val="18"/>
-              </w:rPr>
-              <w:t>NLS-KT (Cơ bản 1): GV chiếu bảng quy tắc chính tả phóng to và bấm sáng dần từng dòng khi cả lớp đọc; HS nhìn bảng lớn để nhớ mặt chữ</w:t>
-            </w:r>
-          </w:p>
-          <w:p>
-            <w:pPr>
-              <w:spacing w:after="0"/>
-            </w:pPr>
-            <w:r>
-              <w:rPr>
-                <w:b w:val="0"/>
-                <w:i w:val="0"/>
-                <w:sz w:val="18"/>
-              </w:rPr>
-              <w:t>NLS-AT: Trò chơi trên màn hình do cô bấm, HS chờ đến lượt được mời</w:t>
             </w:r>
           </w:p>
         </w:tc>
@@ -6125,33 +5220,7 @@
                 <w:i w:val="0"/>
                 <w:sz w:val="18"/>
               </w:rPr>
-              <w:t>NLS-KT (Cơ bản 1): GV chiếu phóng to tranh nhận biết của bài vần an, ăn, ân và hỏi tranh vẽ ai, đang làm gì</w:t>
-            </w:r>
-          </w:p>
-          <w:p>
-            <w:pPr>
-              <w:spacing w:after="0"/>
-            </w:pPr>
-            <w:r>
-              <w:rPr>
-                <w:b w:val="0"/>
-                <w:i w:val="0"/>
-                <w:sz w:val="18"/>
-              </w:rPr>
-              <w:t>NLS-GQVĐ (Cơ bản 1): GV mở bài tập tương tác nối tiếng có vần an, ăn, ân với hình tương ứng; máy báo đúng</w:t>
-            </w:r>
-          </w:p>
-          <w:p>
-            <w:pPr>
-              <w:spacing w:after="0"/>
-            </w:pPr>
-            <w:r>
-              <w:rPr>
-                <w:b w:val="0"/>
-                <w:i w:val="0"/>
-                <w:sz w:val="18"/>
-              </w:rPr>
-              <w:t>NLS-AT: Máy chiếu do cô bấm, HS ngồi tại chỗ nhìn lên</w:t>
+              <w:t>NLS-GQVĐ (Cơ bản 1): Mở bài tập tương tác nối tiếng có vần an, ăn, ân.</w:t>
             </w:r>
           </w:p>
         </w:tc>
@@ -6266,33 +5335,6 @@
                 <w:i w:val="0"/>
                 <w:sz w:val="18"/>
               </w:rPr>
-              <w:t>NLS-KT (Cơ bản 1): GV chiếu phóng to tranh nhận biết của bài vần on, ôn, ơn cùng ảnh thật vài sự vật có tiếng chứa ba vần này</w:t>
-            </w:r>
-          </w:p>
-          <w:p>
-            <w:pPr>
-              <w:spacing w:after="0"/>
-            </w:pPr>
-            <w:r>
-              <w:rPr>
-                <w:b w:val="0"/>
-                <w:i w:val="0"/>
-                <w:sz w:val="18"/>
-              </w:rPr>
-              <w:t>NLS-GT (Cơ bản 1): GV ghi âm lượt đọc từ ngữ của vài HS rồi mở lại cho cả lớp nghe; các em nghe giọng mình</w:t>
-            </w:r>
-          </w:p>
-          <w:p>
-            <w:pPr>
-              <w:spacing w:after="0"/>
-            </w:pPr>
-            <w:r>
-              <w:rPr>
-                <w:b w:val="0"/>
-                <w:i w:val="0"/>
-                <w:sz w:val="18"/>
-              </w:rPr>
-              <w:t>NLS-AT: GV hỏi ý kiến HS trước khi ghi âm, chỉ mở trong lớp rồi xoá sau tiết học</w:t>
             </w:r>
           </w:p>
         </w:tc>
@@ -6407,33 +5449,6 @@
                 <w:i w:val="0"/>
                 <w:sz w:val="18"/>
               </w:rPr>
-              <w:t>NLS-KT (Cơ bản 1): GV chiếu phóng to tranh nhận biết của bài vần en, ên, in, un, chỉ vào từng chi tiết để HS kể việc nhân vật đang làm</w:t>
-            </w:r>
-          </w:p>
-          <w:p>
-            <w:pPr>
-              <w:spacing w:after="0"/>
-            </w:pPr>
-            <w:r>
-              <w:rPr>
-                <w:b w:val="0"/>
-                <w:i w:val="0"/>
-                <w:sz w:val="18"/>
-              </w:rPr>
-              <w:t>NLS-GQVĐ (Cơ bản 1): GV mở bài tập tương tác ghép âm đầu với bốn vần vừa học rồi nối tiếng với hình; máy báo đúng</w:t>
-            </w:r>
-          </w:p>
-          <w:p>
-            <w:pPr>
-              <w:spacing w:after="0"/>
-            </w:pPr>
-            <w:r>
-              <w:rPr>
-                <w:b w:val="0"/>
-                <w:i w:val="0"/>
-                <w:sz w:val="18"/>
-              </w:rPr>
-              <w:t>NLS-AT: Bài tập trên màn hình do cô bấm, HS chờ đến lượt được mời lên chạm</w:t>
             </w:r>
           </w:p>
         </w:tc>
@@ -6548,33 +5563,6 @@
                 <w:i w:val="0"/>
                 <w:sz w:val="18"/>
               </w:rPr>
-              <w:t>NLS-KT (Cơ bản 1): GV chiếu phóng to tranh nhận biết của bài vần am, ăm, âm và ảnh thật vài sự vật có tiếng chứa ba vần; HS gọi tên</w:t>
-            </w:r>
-          </w:p>
-          <w:p>
-            <w:pPr>
-              <w:spacing w:after="0"/>
-            </w:pPr>
-            <w:r>
-              <w:rPr>
-                <w:b w:val="0"/>
-                <w:i w:val="0"/>
-                <w:sz w:val="18"/>
-              </w:rPr>
-              <w:t>NLS-ST (Cơ bản 1): GV viết mẫu vần am, ăm, âm trên bảng tương tác theo từng nét, tô lại dấu mũ và dấu á mà HS hay quên</w:t>
-            </w:r>
-          </w:p>
-          <w:p>
-            <w:pPr>
-              <w:spacing w:after="0"/>
-            </w:pPr>
-            <w:r>
-              <w:rPr>
-                <w:b w:val="0"/>
-                <w:i w:val="0"/>
-                <w:sz w:val="18"/>
-              </w:rPr>
-              <w:t>NLS-AT: Chỉ HS được cô mời mới lên chạm màn hình, tay sạch và khô</w:t>
             </w:r>
           </w:p>
         </w:tc>
@@ -6919,33 +5907,7 @@
                 <w:i w:val="0"/>
                 <w:sz w:val="18"/>
               </w:rPr>
-              <w:t>NLS-KT (Cơ bản 1): GV chiếu phóng to tranh nhận biết của bài vần om, ôm, ơm và hỏi tranh vẽ ai, đang làm gì</w:t>
-            </w:r>
-          </w:p>
-          <w:p>
-            <w:pPr>
-              <w:spacing w:after="0"/>
-            </w:pPr>
-            <w:r>
-              <w:rPr>
-                <w:b w:val="0"/>
-                <w:i w:val="0"/>
-                <w:sz w:val="18"/>
-              </w:rPr>
-              <w:t>NLS-GQVĐ (Cơ bản 1): GV mở bài tập tương tác nối tiếng có vần om, ôm, ơm với hình tương ứng; máy báo đúng</w:t>
-            </w:r>
-          </w:p>
-          <w:p>
-            <w:pPr>
-              <w:spacing w:after="0"/>
-            </w:pPr>
-            <w:r>
-              <w:rPr>
-                <w:b w:val="0"/>
-                <w:i w:val="0"/>
-                <w:sz w:val="18"/>
-              </w:rPr>
-              <w:t>NLS-AT: Máy chiếu do cô bấm, HS ngồi tại chỗ nhìn lên</w:t>
+              <w:t>NLS-KT (Cơ bản 1): Chiếu phóng to tranh nhận biết của bài vần om, ôm, ơm và hỏi tranh vẽ ai, đang làm gì.</w:t>
             </w:r>
           </w:p>
         </w:tc>
@@ -7060,33 +6022,6 @@
                 <w:i w:val="0"/>
                 <w:sz w:val="18"/>
               </w:rPr>
-              <w:t>NLS-KT (Cơ bản 1): GV chiếu phóng to tranh nhận biết của bài vần em, êm, im, um cùng ảnh thật vài sự vật có tiếng chứa các vần này</w:t>
-            </w:r>
-          </w:p>
-          <w:p>
-            <w:pPr>
-              <w:spacing w:after="0"/>
-            </w:pPr>
-            <w:r>
-              <w:rPr>
-                <w:b w:val="0"/>
-                <w:i w:val="0"/>
-                <w:sz w:val="18"/>
-              </w:rPr>
-              <w:t>NLS-GT (Cơ bản 1): GV ghi âm lượt đọc từ ngữ của vài HS rồi mở lại cho cả lớp nghe; các em nghe giọng mình</w:t>
-            </w:r>
-          </w:p>
-          <w:p>
-            <w:pPr>
-              <w:spacing w:after="0"/>
-            </w:pPr>
-            <w:r>
-              <w:rPr>
-                <w:b w:val="0"/>
-                <w:i w:val="0"/>
-                <w:sz w:val="18"/>
-              </w:rPr>
-              <w:t>NLS-AT: GV hỏi ý kiến HS trước khi ghi âm, chỉ mở trong lớp rồi xoá sau tiết học</w:t>
             </w:r>
           </w:p>
         </w:tc>
@@ -7201,33 +6136,6 @@
                 <w:i w:val="0"/>
                 <w:sz w:val="18"/>
               </w:rPr>
-              <w:t>NLS-KT (Cơ bản 1): GV chiếu phóng to tranh nhận biết của bài vần ai, ay, ây, chỉ vào từng chi tiết để HS kể việc nhân vật đang làm</w:t>
-            </w:r>
-          </w:p>
-          <w:p>
-            <w:pPr>
-              <w:spacing w:after="0"/>
-            </w:pPr>
-            <w:r>
-              <w:rPr>
-                <w:b w:val="0"/>
-                <w:i w:val="0"/>
-                <w:sz w:val="18"/>
-              </w:rPr>
-              <w:t>NLS-GQVĐ (Cơ bản 1): GV mở bài tập tương tác chọn vần đúng điền vào chỗ trống giữa ay và ây; máy báo đúng</w:t>
-            </w:r>
-          </w:p>
-          <w:p>
-            <w:pPr>
-              <w:spacing w:after="0"/>
-            </w:pPr>
-            <w:r>
-              <w:rPr>
-                <w:b w:val="0"/>
-                <w:i w:val="0"/>
-                <w:sz w:val="18"/>
-              </w:rPr>
-              <w:t>NLS-AT: Bài tập trên màn hình do cô bấm, HS chờ đến lượt được mời lên chạm</w:t>
             </w:r>
           </w:p>
         </w:tc>
@@ -7342,33 +6250,6 @@
                 <w:i w:val="0"/>
                 <w:sz w:val="18"/>
               </w:rPr>
-              <w:t>NLS-KT (Cơ bản 1): GV chiếu phóng to tranh nhận biết của bài vần oi, ôi, ơi và ảnh thật vài sự vật có tiếng chứa ba vần; HS gọi tên</w:t>
-            </w:r>
-          </w:p>
-          <w:p>
-            <w:pPr>
-              <w:spacing w:after="0"/>
-            </w:pPr>
-            <w:r>
-              <w:rPr>
-                <w:b w:val="0"/>
-                <w:i w:val="0"/>
-                <w:sz w:val="18"/>
-              </w:rPr>
-              <w:t>NLS-ST (Cơ bản 1): GV viết mẫu vần oi, ôi, ơi trên bảng tương tác theo từng nét, tô lại dấu mũ và dấu móc mà HS hay quên</w:t>
-            </w:r>
-          </w:p>
-          <w:p>
-            <w:pPr>
-              <w:spacing w:after="0"/>
-            </w:pPr>
-            <w:r>
-              <w:rPr>
-                <w:b w:val="0"/>
-                <w:i w:val="0"/>
-                <w:sz w:val="18"/>
-              </w:rPr>
-              <w:t>NLS-AT: Chỉ HS được cô mời mới lên chạm màn hình, tay sạch và khô</w:t>
             </w:r>
           </w:p>
         </w:tc>
@@ -7713,33 +6594,7 @@
                 <w:i w:val="0"/>
                 <w:sz w:val="18"/>
               </w:rPr>
-              <w:t>NLS-KT (Cơ bản 1): GV chiếu phóng to tranh nhận biết của bài vần ui, ưi và hỏi tranh vẽ ai, đang làm gì</w:t>
-            </w:r>
-          </w:p>
-          <w:p>
-            <w:pPr>
-              <w:spacing w:after="0"/>
-            </w:pPr>
-            <w:r>
-              <w:rPr>
-                <w:b w:val="0"/>
-                <w:i w:val="0"/>
-                <w:sz w:val="18"/>
-              </w:rPr>
-              <w:t>NLS-GQVĐ (Cơ bản 1): GV mở bài tập tương tác nối tiếng có vần ui, ưi với hình tương ứng; máy báo đúng</w:t>
-            </w:r>
-          </w:p>
-          <w:p>
-            <w:pPr>
-              <w:spacing w:after="0"/>
-            </w:pPr>
-            <w:r>
-              <w:rPr>
-                <w:b w:val="0"/>
-                <w:i w:val="0"/>
-                <w:sz w:val="18"/>
-              </w:rPr>
-              <w:t>NLS-AT: Máy chiếu do cô bấm, HS ngồi tại chỗ nhìn lên</w:t>
+              <w:t>NLS-GQVĐ (Cơ bản 1): Mở bài tập tương tác nối tiếng có vần ui, ưi.</w:t>
             </w:r>
           </w:p>
         </w:tc>
@@ -7854,33 +6709,6 @@
                 <w:i w:val="0"/>
                 <w:sz w:val="18"/>
               </w:rPr>
-              <w:t>NLS-KT (Cơ bản 1): GV chiếu phóng to tranh nhận biết của bài vần ao, eo cùng ảnh thật vài sự vật có tiếng chứa hai vần này</w:t>
-            </w:r>
-          </w:p>
-          <w:p>
-            <w:pPr>
-              <w:spacing w:after="0"/>
-            </w:pPr>
-            <w:r>
-              <w:rPr>
-                <w:b w:val="0"/>
-                <w:i w:val="0"/>
-                <w:sz w:val="18"/>
-              </w:rPr>
-              <w:t>NLS-GT (Cơ bản 1): GV ghi âm lượt đọc từ ngữ của vài HS rồi mở lại cho cả lớp nghe; các em nghe giọng mình</w:t>
-            </w:r>
-          </w:p>
-          <w:p>
-            <w:pPr>
-              <w:spacing w:after="0"/>
-            </w:pPr>
-            <w:r>
-              <w:rPr>
-                <w:b w:val="0"/>
-                <w:i w:val="0"/>
-                <w:sz w:val="18"/>
-              </w:rPr>
-              <w:t>NLS-AT: GV hỏi ý kiến HS trước khi ghi âm, chỉ mở trong lớp rồi xoá sau tiết học</w:t>
             </w:r>
           </w:p>
         </w:tc>
@@ -7995,33 +6823,6 @@
                 <w:i w:val="0"/>
                 <w:sz w:val="18"/>
               </w:rPr>
-              <w:t>NLS-KT (Cơ bản 1): GV chiếu phóng to tranh nhận biết của bài vần au, âu, êu, chỉ vào từng chi tiết để HS kể việc nhân vật đang làm</w:t>
-            </w:r>
-          </w:p>
-          <w:p>
-            <w:pPr>
-              <w:spacing w:after="0"/>
-            </w:pPr>
-            <w:r>
-              <w:rPr>
-                <w:b w:val="0"/>
-                <w:i w:val="0"/>
-                <w:sz w:val="18"/>
-              </w:rPr>
-              <w:t>NLS-GQVĐ (Cơ bản 1): GV mở bài tập tương tác chọn vần đúng điền vào chỗ trống giữa au và âu; máy báo đúng</w:t>
-            </w:r>
-          </w:p>
-          <w:p>
-            <w:pPr>
-              <w:spacing w:after="0"/>
-            </w:pPr>
-            <w:r>
-              <w:rPr>
-                <w:b w:val="0"/>
-                <w:i w:val="0"/>
-                <w:sz w:val="18"/>
-              </w:rPr>
-              <w:t>NLS-AT: Bài tập trên màn hình do cô bấm, HS chờ đến lượt được mời lên chạm</w:t>
             </w:r>
           </w:p>
         </w:tc>
@@ -8136,33 +6937,6 @@
                 <w:i w:val="0"/>
                 <w:sz w:val="18"/>
               </w:rPr>
-              <w:t>NLS-KT (Cơ bản 1): GV chiếu phóng to tranh nhận biết của bài vần iu, ưu và ảnh thật vài sự vật có tiếng chứa hai vần; HS gọi tên</w:t>
-            </w:r>
-          </w:p>
-          <w:p>
-            <w:pPr>
-              <w:spacing w:after="0"/>
-            </w:pPr>
-            <w:r>
-              <w:rPr>
-                <w:b w:val="0"/>
-                <w:i w:val="0"/>
-                <w:sz w:val="18"/>
-              </w:rPr>
-              <w:t>NLS-ST (Cơ bản 1): GV viết mẫu vần iu, ưu trên bảng tương tác theo từng nét, tô lại dấu móc của chữ ư mà HS hay quên</w:t>
-            </w:r>
-          </w:p>
-          <w:p>
-            <w:pPr>
-              <w:spacing w:after="0"/>
-            </w:pPr>
-            <w:r>
-              <w:rPr>
-                <w:b w:val="0"/>
-                <w:i w:val="0"/>
-                <w:sz w:val="18"/>
-              </w:rPr>
-              <w:t>NLS-AT: Chỉ HS được cô mời mới lên chạm màn hình, tay sạch và khô</w:t>
             </w:r>
           </w:p>
         </w:tc>
@@ -8507,33 +7281,7 @@
                 <w:i w:val="0"/>
                 <w:sz w:val="18"/>
               </w:rPr>
-              <w:t>NLS-KT (Cơ bản 1): GV chiếu phóng to tranh nhận biết của bài vần ac, ăc, âc và hỏi tranh vẽ ai, đang làm gì</w:t>
-            </w:r>
-          </w:p>
-          <w:p>
-            <w:pPr>
-              <w:spacing w:after="0"/>
-            </w:pPr>
-            <w:r>
-              <w:rPr>
-                <w:b w:val="0"/>
-                <w:i w:val="0"/>
-                <w:sz w:val="18"/>
-              </w:rPr>
-              <w:t>NLS-GQVĐ (Cơ bản 1): GV mở bài tập tương tác nối tiếng có vần ac, ăc, âc với hình tương ứng; máy báo đúng</w:t>
-            </w:r>
-          </w:p>
-          <w:p>
-            <w:pPr>
-              <w:spacing w:after="0"/>
-            </w:pPr>
-            <w:r>
-              <w:rPr>
-                <w:b w:val="0"/>
-                <w:i w:val="0"/>
-                <w:sz w:val="18"/>
-              </w:rPr>
-              <w:t>NLS-AT: Máy chiếu do cô bấm, HS ngồi tại chỗ nhìn lên</w:t>
+              <w:t>NLS-KT (Cơ bản 1): Chiếu phóng to tranh nhận biết của bài vần ac, ăc, âc và hỏi tranh vẽ ai, đang làm gì.</w:t>
             </w:r>
           </w:p>
         </w:tc>
@@ -8648,33 +7396,6 @@
                 <w:i w:val="0"/>
                 <w:sz w:val="18"/>
               </w:rPr>
-              <w:t>NLS-KT (Cơ bản 1): GV chiếu phóng to tranh nhận biết của bài vần oc, ôc, uc, ưc cùng ảnh thật vài sự vật có tiếng chứa các vần này</w:t>
-            </w:r>
-          </w:p>
-          <w:p>
-            <w:pPr>
-              <w:spacing w:after="0"/>
-            </w:pPr>
-            <w:r>
-              <w:rPr>
-                <w:b w:val="0"/>
-                <w:i w:val="0"/>
-                <w:sz w:val="18"/>
-              </w:rPr>
-              <w:t>NLS-GT (Cơ bản 1): GV ghi âm lượt đọc từ ngữ của vài HS rồi mở lại cho cả lớp nghe; các em nghe giọng mình</w:t>
-            </w:r>
-          </w:p>
-          <w:p>
-            <w:pPr>
-              <w:spacing w:after="0"/>
-            </w:pPr>
-            <w:r>
-              <w:rPr>
-                <w:b w:val="0"/>
-                <w:i w:val="0"/>
-                <w:sz w:val="18"/>
-              </w:rPr>
-              <w:t>NLS-AT: GV hỏi ý kiến HS trước khi ghi âm, chỉ mở trong lớp rồi xoá sau tiết học</w:t>
             </w:r>
           </w:p>
         </w:tc>
@@ -8789,33 +7510,6 @@
                 <w:i w:val="0"/>
                 <w:sz w:val="18"/>
               </w:rPr>
-              <w:t>NLS-KT (Cơ bản 1): GV chiếu phóng to tranh nhận biết của bài vần at, ăt, ât, chỉ vào từng chi tiết để HS kể việc nhân vật đang làm</w:t>
-            </w:r>
-          </w:p>
-          <w:p>
-            <w:pPr>
-              <w:spacing w:after="0"/>
-            </w:pPr>
-            <w:r>
-              <w:rPr>
-                <w:b w:val="0"/>
-                <w:i w:val="0"/>
-                <w:sz w:val="18"/>
-              </w:rPr>
-              <w:t>NLS-GQVĐ (Cơ bản 1): GV mở bài tập tương tác chọn vần đúng điền vào chỗ trống giữa at, ăt và ât; máy báo đúng</w:t>
-            </w:r>
-          </w:p>
-          <w:p>
-            <w:pPr>
-              <w:spacing w:after="0"/>
-            </w:pPr>
-            <w:r>
-              <w:rPr>
-                <w:b w:val="0"/>
-                <w:i w:val="0"/>
-                <w:sz w:val="18"/>
-              </w:rPr>
-              <w:t>NLS-AT: Bài tập trên màn hình do cô bấm, HS chờ đến lượt được mời lên chạm</w:t>
             </w:r>
           </w:p>
         </w:tc>
@@ -8930,33 +7624,6 @@
                 <w:i w:val="0"/>
                 <w:sz w:val="18"/>
               </w:rPr>
-              <w:t>NLS-KT (Cơ bản 1): GV chiếu phóng to tranh nhận biết của bài vần ot, ôt, ơt và ảnh thật vài sự vật có tiếng chứa ba vần; HS gọi tên</w:t>
-            </w:r>
-          </w:p>
-          <w:p>
-            <w:pPr>
-              <w:spacing w:after="0"/>
-            </w:pPr>
-            <w:r>
-              <w:rPr>
-                <w:b w:val="0"/>
-                <w:i w:val="0"/>
-                <w:sz w:val="18"/>
-              </w:rPr>
-              <w:t>NLS-ST (Cơ bản 1): GV viết mẫu vần ot, ôt, ơt trên bảng tương tác theo từng nét, tô lại dấu mũ và dấu móc mà HS hay quên</w:t>
-            </w:r>
-          </w:p>
-          <w:p>
-            <w:pPr>
-              <w:spacing w:after="0"/>
-            </w:pPr>
-            <w:r>
-              <w:rPr>
-                <w:b w:val="0"/>
-                <w:i w:val="0"/>
-                <w:sz w:val="18"/>
-              </w:rPr>
-              <w:t>NLS-AT: Chỉ HS được cô mời mới lên chạm màn hình, tay sạch và khô</w:t>
             </w:r>
           </w:p>
         </w:tc>
@@ -9301,33 +7968,7 @@
                 <w:i w:val="0"/>
                 <w:sz w:val="18"/>
               </w:rPr>
-              <w:t>NLS-KT (Cơ bản 1): GV chiếu phóng to tranh nhận biết của bài vần et, êt, it và hỏi tranh vẽ ai, đang làm gì</w:t>
-            </w:r>
-          </w:p>
-          <w:p>
-            <w:pPr>
-              <w:spacing w:after="0"/>
-            </w:pPr>
-            <w:r>
-              <w:rPr>
-                <w:b w:val="0"/>
-                <w:i w:val="0"/>
-                <w:sz w:val="18"/>
-              </w:rPr>
-              <w:t>NLS-GQVĐ (Cơ bản 1): GV mở bài tập tương tác nối tiếng có vần et, êt, it với hình tương ứng; máy báo đúng</w:t>
-            </w:r>
-          </w:p>
-          <w:p>
-            <w:pPr>
-              <w:spacing w:after="0"/>
-            </w:pPr>
-            <w:r>
-              <w:rPr>
-                <w:b w:val="0"/>
-                <w:i w:val="0"/>
-                <w:sz w:val="18"/>
-              </w:rPr>
-              <w:t>NLS-AT: Máy chiếu do cô bấm, HS ngồi tại chỗ nhìn lên</w:t>
+              <w:t>NLS-GQVĐ (Cơ bản 1): Mở bài tập tương tác nối tiếng có vần et, êt, it.</w:t>
             </w:r>
           </w:p>
         </w:tc>
@@ -9442,33 +8083,6 @@
                 <w:i w:val="0"/>
                 <w:sz w:val="18"/>
               </w:rPr>
-              <w:t>NLS-KT (Cơ bản 1): GV chiếu phóng to tranh nhận biết của bài vần ut, ưt cùng ảnh thật vài sự vật có tiếng chứa hai vần này</w:t>
-            </w:r>
-          </w:p>
-          <w:p>
-            <w:pPr>
-              <w:spacing w:after="0"/>
-            </w:pPr>
-            <w:r>
-              <w:rPr>
-                <w:b w:val="0"/>
-                <w:i w:val="0"/>
-                <w:sz w:val="18"/>
-              </w:rPr>
-              <w:t>NLS-GT (Cơ bản 1): GV ghi âm lượt đọc từ ngữ của vài HS rồi mở lại cho cả lớp nghe; các em nghe giọng mình</w:t>
-            </w:r>
-          </w:p>
-          <w:p>
-            <w:pPr>
-              <w:spacing w:after="0"/>
-            </w:pPr>
-            <w:r>
-              <w:rPr>
-                <w:b w:val="0"/>
-                <w:i w:val="0"/>
-                <w:sz w:val="18"/>
-              </w:rPr>
-              <w:t>NLS-AT: GV hỏi ý kiến HS trước khi ghi âm, chỉ mở trong lớp rồi xoá sau tiết học</w:t>
             </w:r>
           </w:p>
         </w:tc>
@@ -9583,33 +8197,6 @@
                 <w:i w:val="0"/>
                 <w:sz w:val="18"/>
               </w:rPr>
-              <w:t>NLS-KT (Cơ bản 1): GV chiếu phóng to tranh nhận biết của bài vần ap, ăp, âp, chỉ vào từng chi tiết để HS kể việc nhân vật đang làm</w:t>
-            </w:r>
-          </w:p>
-          <w:p>
-            <w:pPr>
-              <w:spacing w:after="0"/>
-            </w:pPr>
-            <w:r>
-              <w:rPr>
-                <w:b w:val="0"/>
-                <w:i w:val="0"/>
-                <w:sz w:val="18"/>
-              </w:rPr>
-              <w:t>NLS-GQVĐ (Cơ bản 1): GV mở bài tập tương tác chọn vần đúng điền vào chỗ trống giữa ap, ăp và âp; máy báo đúng</w:t>
-            </w:r>
-          </w:p>
-          <w:p>
-            <w:pPr>
-              <w:spacing w:after="0"/>
-            </w:pPr>
-            <w:r>
-              <w:rPr>
-                <w:b w:val="0"/>
-                <w:i w:val="0"/>
-                <w:sz w:val="18"/>
-              </w:rPr>
-              <w:t>NLS-AT: Bài tập trên màn hình do cô bấm, HS chờ đến lượt được mời lên chạm</w:t>
             </w:r>
           </w:p>
         </w:tc>
@@ -9724,33 +8311,6 @@
                 <w:i w:val="0"/>
                 <w:sz w:val="18"/>
               </w:rPr>
-              <w:t>NLS-KT (Cơ bản 1): GV chiếu phóng to tranh nhận biết của bài vần op, ôp, ơp và ảnh thật vài sự vật có tiếng chứa ba vần; HS gọi tên</w:t>
-            </w:r>
-          </w:p>
-          <w:p>
-            <w:pPr>
-              <w:spacing w:after="0"/>
-            </w:pPr>
-            <w:r>
-              <w:rPr>
-                <w:b w:val="0"/>
-                <w:i w:val="0"/>
-                <w:sz w:val="18"/>
-              </w:rPr>
-              <w:t>NLS-ST (Cơ bản 1): GV viết mẫu vần op, ôp, ơp trên bảng tương tác theo từng nét, tô lại dấu mũ và dấu móc mà HS hay quên</w:t>
-            </w:r>
-          </w:p>
-          <w:p>
-            <w:pPr>
-              <w:spacing w:after="0"/>
-            </w:pPr>
-            <w:r>
-              <w:rPr>
-                <w:b w:val="0"/>
-                <w:i w:val="0"/>
-                <w:sz w:val="18"/>
-              </w:rPr>
-              <w:t>NLS-AT: Chỉ HS được cô mời mới lên chạm màn hình, tay sạch và khô</w:t>
             </w:r>
           </w:p>
         </w:tc>
@@ -10095,33 +8655,7 @@
                 <w:i w:val="0"/>
                 <w:sz w:val="18"/>
               </w:rPr>
-              <w:t>NLS-KT (Cơ bản 1): GV chiếu phóng to tranh nhận biết của bài vần ep, êp, ip, up và hỏi tranh vẽ ai, đang làm gì</w:t>
-            </w:r>
-          </w:p>
-          <w:p>
-            <w:pPr>
-              <w:spacing w:after="0"/>
-            </w:pPr>
-            <w:r>
-              <w:rPr>
-                <w:b w:val="0"/>
-                <w:i w:val="0"/>
-                <w:sz w:val="18"/>
-              </w:rPr>
-              <w:t>NLS-GQVĐ (Cơ bản 1): GV mở bài tập tương tác nối tiếng có bốn vần vừa học với hình tương ứng; máy báo đúng</w:t>
-            </w:r>
-          </w:p>
-          <w:p>
-            <w:pPr>
-              <w:spacing w:after="0"/>
-            </w:pPr>
-            <w:r>
-              <w:rPr>
-                <w:b w:val="0"/>
-                <w:i w:val="0"/>
-                <w:sz w:val="18"/>
-              </w:rPr>
-              <w:t>NLS-AT: Máy chiếu do cô bấm, HS ngồi tại chỗ nhìn lên</w:t>
+              <w:t>NLS-KT (Cơ bản 1): Chiếu phóng to tranh nhận biết của bài vần ep, êp, ip, up và hỏi tranh vẽ ai, đang làm gì.</w:t>
             </w:r>
           </w:p>
         </w:tc>
@@ -10236,33 +8770,6 @@
                 <w:i w:val="0"/>
                 <w:sz w:val="18"/>
               </w:rPr>
-              <w:t>NLS-KT (Cơ bản 1): GV chiếu phóng to tranh nhận biết của bài vần anh, ênh, inh cùng ảnh thật vài sự vật có tiếng chứa ba vần này</w:t>
-            </w:r>
-          </w:p>
-          <w:p>
-            <w:pPr>
-              <w:spacing w:after="0"/>
-            </w:pPr>
-            <w:r>
-              <w:rPr>
-                <w:b w:val="0"/>
-                <w:i w:val="0"/>
-                <w:sz w:val="18"/>
-              </w:rPr>
-              <w:t>NLS-GT (Cơ bản 1): GV ghi âm lượt đọc từ ngữ của vài HS rồi mở lại cho cả lớp nghe; các em nghe giọng mình</w:t>
-            </w:r>
-          </w:p>
-          <w:p>
-            <w:pPr>
-              <w:spacing w:after="0"/>
-            </w:pPr>
-            <w:r>
-              <w:rPr>
-                <w:b w:val="0"/>
-                <w:i w:val="0"/>
-                <w:sz w:val="18"/>
-              </w:rPr>
-              <w:t>NLS-AT: GV hỏi ý kiến HS trước khi ghi âm, chỉ mở trong lớp rồi xoá sau tiết học</w:t>
             </w:r>
           </w:p>
         </w:tc>
@@ -10377,33 +8884,6 @@
                 <w:i w:val="0"/>
                 <w:sz w:val="18"/>
               </w:rPr>
-              <w:t>NLS-KT (Cơ bản 1): GV chiếu phóng to tranh nhận biết của bài vần ach, êch, ich, chỉ vào từng chi tiết để HS kể việc nhân vật đang làm</w:t>
-            </w:r>
-          </w:p>
-          <w:p>
-            <w:pPr>
-              <w:spacing w:after="0"/>
-            </w:pPr>
-            <w:r>
-              <w:rPr>
-                <w:b w:val="0"/>
-                <w:i w:val="0"/>
-                <w:sz w:val="18"/>
-              </w:rPr>
-              <w:t>NLS-GQVĐ (Cơ bản 1): GV mở bài tập tương tác chọn vần đúng điền vào chỗ trống giữa ach, êch và ich; máy báo đúng</w:t>
-            </w:r>
-          </w:p>
-          <w:p>
-            <w:pPr>
-              <w:spacing w:after="0"/>
-            </w:pPr>
-            <w:r>
-              <w:rPr>
-                <w:b w:val="0"/>
-                <w:i w:val="0"/>
-                <w:sz w:val="18"/>
-              </w:rPr>
-              <w:t>NLS-AT: Bài tập trên màn hình do cô bấm, HS chờ đến lượt được mời lên chạm</w:t>
             </w:r>
           </w:p>
         </w:tc>
@@ -10518,33 +8998,6 @@
                 <w:i w:val="0"/>
                 <w:sz w:val="18"/>
               </w:rPr>
-              <w:t>NLS-KT (Cơ bản 1): GV chiếu phóng to tranh nhận biết của bài vần ang, ăng, âng và ảnh thật vài sự vật có tiếng chứa ba vần; HS gọi tên</w:t>
-            </w:r>
-          </w:p>
-          <w:p>
-            <w:pPr>
-              <w:spacing w:after="0"/>
-            </w:pPr>
-            <w:r>
-              <w:rPr>
-                <w:b w:val="0"/>
-                <w:i w:val="0"/>
-                <w:sz w:val="18"/>
-              </w:rPr>
-              <w:t>NLS-ST (Cơ bản 1): GV viết mẫu vần ang, ăng, âng trên bảng tương tác theo từng nét, tô lại dấu á và dấu mũ mà HS hay quên</w:t>
-            </w:r>
-          </w:p>
-          <w:p>
-            <w:pPr>
-              <w:spacing w:after="0"/>
-            </w:pPr>
-            <w:r>
-              <w:rPr>
-                <w:b w:val="0"/>
-                <w:i w:val="0"/>
-                <w:sz w:val="18"/>
-              </w:rPr>
-              <w:t>NLS-AT: Chỉ HS được cô mời mới lên chạm màn hình, tay sạch và khô</w:t>
             </w:r>
           </w:p>
         </w:tc>
@@ -10889,33 +9342,7 @@
                 <w:i w:val="0"/>
                 <w:sz w:val="18"/>
               </w:rPr>
-              <w:t>NLS-KT (Cơ bản 1): GV chiếu phóng to tranh nhận biết của bài vần ong, ông, ung, ưng và hỏi tranh vẽ ai, đang làm gì</w:t>
-            </w:r>
-          </w:p>
-          <w:p>
-            <w:pPr>
-              <w:spacing w:after="0"/>
-            </w:pPr>
-            <w:r>
-              <w:rPr>
-                <w:b w:val="0"/>
-                <w:i w:val="0"/>
-                <w:sz w:val="18"/>
-              </w:rPr>
-              <w:t>NLS-GQVĐ (Cơ bản 1): GV mở bài tập tương tác nối tiếng có bốn vần vừa học với hình tương ứng; máy báo đúng</w:t>
-            </w:r>
-          </w:p>
-          <w:p>
-            <w:pPr>
-              <w:spacing w:after="0"/>
-            </w:pPr>
-            <w:r>
-              <w:rPr>
-                <w:b w:val="0"/>
-                <w:i w:val="0"/>
-                <w:sz w:val="18"/>
-              </w:rPr>
-              <w:t>NLS-AT: Máy chiếu do cô bấm, HS ngồi tại chỗ nhìn lên</w:t>
+              <w:t>NLS-GQVĐ (Cơ bản 1): Mở bài tập tương tác nối tiếng có bốn vần vừa học.</w:t>
             </w:r>
           </w:p>
         </w:tc>
@@ -11030,33 +9457,6 @@
                 <w:i w:val="0"/>
                 <w:sz w:val="18"/>
               </w:rPr>
-              <w:t>NLS-KT (Cơ bản 1): GV chiếu phóng to tranh nhận biết của bài vần iêc, iên, iêp cùng ảnh thật vài sự vật có tiếng chứa ba vần này</w:t>
-            </w:r>
-          </w:p>
-          <w:p>
-            <w:pPr>
-              <w:spacing w:after="0"/>
-            </w:pPr>
-            <w:r>
-              <w:rPr>
-                <w:b w:val="0"/>
-                <w:i w:val="0"/>
-                <w:sz w:val="18"/>
-              </w:rPr>
-              <w:t>NLS-GT (Cơ bản 1): GV ghi âm lượt đọc từ ngữ của vài HS rồi mở lại cho cả lớp nghe; các em nghe giọng mình</w:t>
-            </w:r>
-          </w:p>
-          <w:p>
-            <w:pPr>
-              <w:spacing w:after="0"/>
-            </w:pPr>
-            <w:r>
-              <w:rPr>
-                <w:b w:val="0"/>
-                <w:i w:val="0"/>
-                <w:sz w:val="18"/>
-              </w:rPr>
-              <w:t>NLS-AT: GV hỏi ý kiến HS trước khi ghi âm, chỉ mở trong lớp rồi xoá sau tiết học</w:t>
             </w:r>
           </w:p>
         </w:tc>
@@ -11171,33 +9571,6 @@
                 <w:i w:val="0"/>
                 <w:sz w:val="18"/>
               </w:rPr>
-              <w:t>NLS-KT (Cơ bản 1): GV chiếu phóng to tranh nhận biết của bài vần iêng, iêm, yên, chỉ vào từng chi tiết để HS kể việc nhân vật đang làm</w:t>
-            </w:r>
-          </w:p>
-          <w:p>
-            <w:pPr>
-              <w:spacing w:after="0"/>
-            </w:pPr>
-            <w:r>
-              <w:rPr>
-                <w:b w:val="0"/>
-                <w:i w:val="0"/>
-                <w:sz w:val="18"/>
-              </w:rPr>
-              <w:t>NLS-GQVĐ (Cơ bản 1): GV mở bài tập tương tác chọn vần đúng điền vào chỗ trống giữa iên và yên; máy báo đúng</w:t>
-            </w:r>
-          </w:p>
-          <w:p>
-            <w:pPr>
-              <w:spacing w:after="0"/>
-            </w:pPr>
-            <w:r>
-              <w:rPr>
-                <w:b w:val="0"/>
-                <w:i w:val="0"/>
-                <w:sz w:val="18"/>
-              </w:rPr>
-              <w:t>NLS-AT: Bài tập trên màn hình do cô bấm, HS chờ đến lượt được mời lên chạm</w:t>
             </w:r>
           </w:p>
         </w:tc>
@@ -11312,33 +9685,6 @@
                 <w:i w:val="0"/>
                 <w:sz w:val="18"/>
               </w:rPr>
-              <w:t>NLS-KT (Cơ bản 1): GV chiếu phóng to tranh nhận biết của bài vần iêt, iêu, yêu và ảnh thật vài sự vật có tiếng chứa ba vần; HS gọi tên</w:t>
-            </w:r>
-          </w:p>
-          <w:p>
-            <w:pPr>
-              <w:spacing w:after="0"/>
-            </w:pPr>
-            <w:r>
-              <w:rPr>
-                <w:b w:val="0"/>
-                <w:i w:val="0"/>
-                <w:sz w:val="18"/>
-              </w:rPr>
-              <w:t>NLS-ST (Cơ bản 1): GV viết mẫu vần iêt, iêu, yêu trên bảng tương tác theo từng nét, tô lại dấu mũ của chữ ê mà HS hay quên</w:t>
-            </w:r>
-          </w:p>
-          <w:p>
-            <w:pPr>
-              <w:spacing w:after="0"/>
-            </w:pPr>
-            <w:r>
-              <w:rPr>
-                <w:b w:val="0"/>
-                <w:i w:val="0"/>
-                <w:sz w:val="18"/>
-              </w:rPr>
-              <w:t>NLS-AT: Chỉ HS được cô mời mới lên chạm màn hình, tay sạch và khô</w:t>
             </w:r>
           </w:p>
         </w:tc>
@@ -11683,6 +10029,7 @@
                 <w:i w:val="0"/>
                 <w:sz w:val="18"/>
               </w:rPr>
+              <w:t>NLS-KT (Cơ bản 1): Ở hoạt động Nhận biết bài “uôi, uôm”, GV chiếu phóng to tranh con thuyền và câu “Thuyền buồm xuôi theo chiều gió.”.</w:t>
             </w:r>
           </w:p>
         </w:tc>
@@ -11911,33 +10258,6 @@
                 <w:i w:val="0"/>
                 <w:sz w:val="18"/>
               </w:rPr>
-              <w:t>NLS-KT (Cơ bản 1): GV chiếu mẫu chữ viết động cho tiết “LUYỆN VIẾT NÂNG CAO”: nét chữ hiện ra theo đúng thứ tự đưa bút</w:t>
-            </w:r>
-          </w:p>
-          <w:p>
-            <w:pPr>
-              <w:spacing w:after="0"/>
-            </w:pPr>
-            <w:r>
-              <w:rPr>
-                <w:b w:val="0"/>
-                <w:i w:val="0"/>
-                <w:sz w:val="18"/>
-              </w:rPr>
-              <w:t>NLS-ST (Cơ bản 1): GV chụp ảnh vài bài viết đẹp và một bài còn sai độ cao, độ rộng</w:t>
-            </w:r>
-          </w:p>
-          <w:p>
-            <w:pPr>
-              <w:spacing w:after="0"/>
-            </w:pPr>
-            <w:r>
-              <w:rPr>
-                <w:b w:val="0"/>
-                <w:i w:val="0"/>
-                <w:sz w:val="18"/>
-              </w:rPr>
-              <w:t>NLS-AT: Ảnh bài viết chiếu lên đã được che tên</w:t>
             </w:r>
           </w:p>
         </w:tc>
@@ -12396,6 +10716,7 @@
                 <w:i w:val="0"/>
                 <w:sz w:val="18"/>
               </w:rPr>
+              <w:t>NLS-ST (Cơ bản 1): Ở hoạt động Viết, GV dùng phần mềm viết chữ chiếu nét bút chạy chậm theo đúng thứ tự của vần ươc.</w:t>
             </w:r>
           </w:p>
         </w:tc>
@@ -13082,6 +11403,7 @@
                 <w:i w:val="0"/>
                 <w:sz w:val="18"/>
               </w:rPr>
+              <w:t>NLS-KT (Cơ bản 1): Ở hoạt động Nhận biết bài “oan, oăn, oat, oăt”, GV chiếu tranh voi.</w:t>
             </w:r>
           </w:p>
         </w:tc>
@@ -13996,33 +12318,7 @@
                 <w:i w:val="0"/>
                 <w:sz w:val="18"/>
               </w:rPr>
-              <w:t>NLS-KT (Cơ bản 1): GV chiếu mẫu chữ viết động cho tiết “LUYỆN VIẾT CÁC CHỮ HOA”: nét chữ hiện ra theo đúng thứ tự đưa bút</w:t>
-            </w:r>
-          </w:p>
-          <w:p>
-            <w:pPr>
-              <w:spacing w:after="0"/>
-            </w:pPr>
-            <w:r>
-              <w:rPr>
-                <w:b w:val="0"/>
-                <w:i w:val="0"/>
-                <w:sz w:val="18"/>
-              </w:rPr>
-              <w:t>NLS-ST (Cơ bản 1): GV chụp ảnh vài bài viết đẹp và một bài còn sai độ cao, độ rộng</w:t>
-            </w:r>
-          </w:p>
-          <w:p>
-            <w:pPr>
-              <w:spacing w:after="0"/>
-            </w:pPr>
-            <w:r>
-              <w:rPr>
-                <w:b w:val="0"/>
-                <w:i w:val="0"/>
-                <w:sz w:val="18"/>
-              </w:rPr>
-              <w:t>NLS-AT: Ảnh bài viết chiếu lên đã được che tên</w:t>
+              <w:t>NLS-ST (Cơ bản 1): Chụp ảnh vài bài viết đẹp và một bài còn sai độ cao, độ rộng, chiếu lên màn hình sau khi đã che tên.</w:t>
             </w:r>
           </w:p>
         </w:tc>
@@ -14619,33 +12915,7 @@
                 <w:i w:val="0"/>
                 <w:sz w:val="18"/>
               </w:rPr>
-              <w:t>NLS-GQVĐ (Cơ bản 1): GV dùng trò chơi học liệu tương tác trên máy chiếu để ôn lại đúng các âm, vần</w:t>
-            </w:r>
-          </w:p>
-          <w:p>
-            <w:pPr>
-              <w:spacing w:after="0"/>
-            </w:pPr>
-            <w:r>
-              <w:rPr>
-                <w:b w:val="0"/>
-                <w:i w:val="0"/>
-                <w:sz w:val="18"/>
-              </w:rPr>
-              <w:t>NLS-KT (Cơ bản 1): GV chiếu bài đọc phóng to và dùng con trỏ chỉ theo từng tiếng khi cả lớp đọc đồng thanh, giúp HS lớp 1 không bị mất dòng</w:t>
-            </w:r>
-          </w:p>
-          <w:p>
-            <w:pPr>
-              <w:spacing w:after="0"/>
-            </w:pPr>
-            <w:r>
-              <w:rPr>
-                <w:b w:val="0"/>
-                <w:i w:val="0"/>
-                <w:sz w:val="18"/>
-              </w:rPr>
-              <w:t>NLS-AT: Trò chơi trên màn hình do GV bấm; HS chờ đến lượt được mời</w:t>
+              <w:t>NLS-KT (Cơ bản 1): Ở hoạt động Mở đầu tiết ôn luyện chủ đề “Tôi và các bạn”, GV chiếu tranh thỏ phóng to.</w:t>
             </w:r>
           </w:p>
         </w:tc>
@@ -14876,33 +13146,7 @@
                 <w:i w:val="0"/>
                 <w:sz w:val="18"/>
               </w:rPr>
-              <w:t>NLS-KT (Cơ bản 1): GV chiếu tranh minh hoạ bài “SINH NHẬT CỦA VOI CON” phóng to và mở bản đọc mẫu có ghi âm để HS nghe đúng giọng đọc</w:t>
-            </w:r>
-          </w:p>
-          <w:p>
-            <w:pPr>
-              <w:spacing w:after="0"/>
-            </w:pPr>
-            <w:r>
-              <w:rPr>
-                <w:b w:val="0"/>
-                <w:i w:val="0"/>
-                <w:sz w:val="18"/>
-              </w:rPr>
-              <w:t>NLS-GT (Cơ bản 1): GV cho HS đóng vai nhân vật nói lại lời thoại trong bài, quay một lượt bằng điện thoại rồi mở cho cả lớp nghe để cùng nhận</w:t>
-            </w:r>
-          </w:p>
-          <w:p>
-            <w:pPr>
-              <w:spacing w:after="0"/>
-            </w:pPr>
-            <w:r>
-              <w:rPr>
-                <w:b w:val="0"/>
-                <w:i w:val="0"/>
-                <w:sz w:val="18"/>
-              </w:rPr>
-              <w:t>NLS-AT: Đoạn quay chỉ để cả lớp xem lại rồi xoá ngay</w:t>
+              <w:t>NLS-GT (Cơ bản 1): Cho HS đóng vai nhân vật nói lại lời thoại trong bài, quay một lượt bằng điện thoại.</w:t>
             </w:r>
           </w:p>
         </w:tc>
@@ -15590,33 +13834,7 @@
                 <w:i w:val="0"/>
                 <w:sz w:val="18"/>
               </w:rPr>
-              <w:t>NLS-GQVĐ (Cơ bản 1): GV dùng trò chơi học liệu tương tác trên máy chiếu để ôn lại đúng các âm, vần</w:t>
-            </w:r>
-          </w:p>
-          <w:p>
-            <w:pPr>
-              <w:spacing w:after="0"/>
-            </w:pPr>
-            <w:r>
-              <w:rPr>
-                <w:b w:val="0"/>
-                <w:i w:val="0"/>
-                <w:sz w:val="18"/>
-              </w:rPr>
-              <w:t>NLS-KT (Cơ bản 1): GV chiếu bài đọc phóng to và dùng con trỏ chỉ theo từng tiếng khi cả lớp đọc đồng thanh, giúp HS lớp 1 không bị mất dòng</w:t>
-            </w:r>
-          </w:p>
-          <w:p>
-            <w:pPr>
-              <w:spacing w:after="0"/>
-            </w:pPr>
-            <w:r>
-              <w:rPr>
-                <w:b w:val="0"/>
-                <w:i w:val="0"/>
-                <w:sz w:val="18"/>
-              </w:rPr>
-              <w:t>NLS-AT: Trò chơi trên màn hình do GV bấm; HS chờ đến lượt được mời</w:t>
+              <w:t>NLS-KT (Cơ bản 1): Ở hoạt động Mở đầu tiết ôn luyện chủ đề “Mái ấm gia đình”, GV chiếu lại nhanh tranh của các bài.</w:t>
             </w:r>
           </w:p>
         </w:tc>
@@ -16306,6 +14524,20 @@
                 <w:i w:val="0"/>
                 <w:sz w:val="18"/>
               </w:rPr>
+              <w:t>QTE</w:t>
+            </w:r>
+          </w:p>
+          <w:p>
+            <w:pPr>
+              <w:spacing w:after="0"/>
+            </w:pPr>
+            <w:r>
+              <w:rPr>
+                <w:b w:val="0"/>
+                <w:i w:val="0"/>
+                <w:sz w:val="18"/>
+              </w:rPr>
+              <w:t>QTE: liên hệ quyền được học tập, vui chơi và được yêu thương của trẻ em qua nhân vật, chi tiết trong bài đọc.</w:t>
             </w:r>
           </w:p>
         </w:tc>
@@ -16420,6 +14652,20 @@
                 <w:i w:val="0"/>
                 <w:sz w:val="18"/>
               </w:rPr>
+              <w:t>QTE</w:t>
+            </w:r>
+          </w:p>
+          <w:p>
+            <w:pPr>
+              <w:spacing w:after="0"/>
+            </w:pPr>
+            <w:r>
+              <w:rPr>
+                <w:b w:val="0"/>
+                <w:i w:val="0"/>
+                <w:sz w:val="18"/>
+              </w:rPr>
+              <w:t>QTE: liên hệ quyền được học tập, vui chơi và được yêu thương của trẻ em qua nhân vật, chi tiết trong bài đọc.</w:t>
             </w:r>
           </w:p>
         </w:tc>
@@ -17220,33 +15466,7 @@
                 <w:i w:val="0"/>
                 <w:sz w:val="18"/>
               </w:rPr>
-              <w:t>NLS-GQVĐ (Cơ bản 1): GV dùng trò chơi học liệu tương tác trên máy chiếu để ôn lại đúng các âm, vần</w:t>
-            </w:r>
-          </w:p>
-          <w:p>
-            <w:pPr>
-              <w:spacing w:after="0"/>
-            </w:pPr>
-            <w:r>
-              <w:rPr>
-                <w:b w:val="0"/>
-                <w:i w:val="0"/>
-                <w:sz w:val="18"/>
-              </w:rPr>
-              <w:t>NLS-KT (Cơ bản 1): GV chiếu bài đọc phóng to và dùng con trỏ chỉ theo từng tiếng khi cả lớp đọc đồng thanh, giúp HS lớp 1 không bị mất dòng</w:t>
-            </w:r>
-          </w:p>
-          <w:p>
-            <w:pPr>
-              <w:spacing w:after="0"/>
-            </w:pPr>
-            <w:r>
-              <w:rPr>
-                <w:b w:val="0"/>
-                <w:i w:val="0"/>
-                <w:sz w:val="18"/>
-              </w:rPr>
-              <w:t>NLS-AT: Trò chơi trên màn hình do GV bấm; HS chờ đến lượt được mời</w:t>
+              <w:t>NLS-GQVĐ (Cơ bản 1): Dùng trò chơi học liệu tương tác trên máy chiếu.</w:t>
             </w:r>
           </w:p>
         </w:tc>
@@ -17821,6 +16041,7 @@
                 <w:i w:val="0"/>
                 <w:sz w:val="18"/>
               </w:rPr>
+              <w:t>NLS-KT (Cơ bản 1): Ở hoạt động Chọn từ ngữ hoàn thiện câu của bài “Nếu không may bị lạc”, GV chiếu khung từ người lạ, hoảng hốt.</w:t>
             </w:r>
           </w:p>
         </w:tc>
@@ -17935,6 +16156,20 @@
                 <w:i w:val="0"/>
                 <w:sz w:val="18"/>
               </w:rPr>
+              <w:t>ATGT</w:t>
+            </w:r>
+          </w:p>
+          <w:p>
+            <w:pPr>
+              <w:spacing w:after="0"/>
+            </w:pPr>
+            <w:r>
+              <w:rPr>
+                <w:b w:val="0"/>
+                <w:i w:val="0"/>
+                <w:sz w:val="18"/>
+              </w:rPr>
+              <w:t>ATGT: liên hệ việc đi đường an toàn trong bài đọc; nói được điều nên làm khi qua đường và khi ngồi trên phương tiện.</w:t>
             </w:r>
           </w:p>
         </w:tc>

--- a/assets/docs/lop1/Tieng Viet - Lop 1.docx
+++ b/assets/docs/lop1/Tieng Viet - Lop 1.docx
@@ -624,7 +624,7 @@
                 <w:i w:val="0"/>
                 <w:sz w:val="18"/>
               </w:rPr>
-              <w:t>NLS-KT (Cơ bản 1): Ở hoạt động Khám phá của bài “LÀM QUEN VỚI TRƯỜNG LỚP, BẠN BÈ; LÀM QUEN VỚI ĐỒ DÙNG HỌC TẬP”.</w:t>
+              <w:t>Năng lực số 1.1 CB1b: HS quan sát tranh trường lớp, đồ dùng học tập chiếu trên màn hình và gọi đúng tên từng đồ dùng</w:t>
             </w:r>
           </w:p>
           <w:p>
@@ -752,6 +752,19 @@
                 <w:i w:val="0"/>
                 <w:sz w:val="18"/>
               </w:rPr>
+              <w:t>Năng lực số 1.1 CB1b: HS ngồi đúng tư thế khi đọc, khi viết và tự kiểm tra khoảng cách mắt tới vở</w:t>
+            </w:r>
+          </w:p>
+          <w:p>
+            <w:pPr>
+              <w:spacing w:after="0"/>
+            </w:pPr>
+            <w:r>
+              <w:rPr>
+                <w:b w:val="0"/>
+                <w:i w:val="0"/>
+                <w:sz w:val="18"/>
+              </w:rPr>
               <w:t>KNS: KN tự học: chọn sách phù hợp, kiên trì đọc và rút ra điều bổ ích cho bản thân.</w:t>
             </w:r>
           </w:p>
@@ -981,6 +994,19 @@
                 <w:i w:val="0"/>
                 <w:sz w:val="18"/>
               </w:rPr>
+              <w:t>Năng lực số 5.2 CB1b: HS tham gia trò chơi ghép tiếng, chọn chữ trên màn hình và tự sửa ngay khi máy báo sai</w:t>
+            </w:r>
+          </w:p>
+          <w:p>
+            <w:pPr>
+              <w:spacing w:after="0"/>
+            </w:pPr>
+            <w:r>
+              <w:rPr>
+                <w:b w:val="0"/>
+                <w:i w:val="0"/>
+                <w:sz w:val="18"/>
+              </w:rPr>
               <w:t>KNS: KN tự học: chọn sách phù hợp, kiên trì đọc và rút ra điều bổ ích cho bản thân.</w:t>
             </w:r>
           </w:p>
@@ -1098,7 +1124,7 @@
                 <w:i w:val="0"/>
                 <w:sz w:val="18"/>
               </w:rPr>
-              <w:t>NLS-GQVĐ (Cơ bản 1): Ở phần đọc tiếng, GV mở bài tập tương tác trên máy chiếu.</w:t>
+              <w:t>Năng lực số 5.2 CB1b: HS làm bài tập tương tác trên máy chiếu để tìm tiếng có âm a, rồi đọc lại tiếng vừa tìm được</w:t>
             </w:r>
           </w:p>
         </w:tc>
@@ -1555,6 +1581,7 @@
                 <w:i w:val="0"/>
                 <w:sz w:val="18"/>
               </w:rPr>
+              <w:t>Năng lực số 1.1 CB1b: HS nghe lời kể và nhìn tranh chiếu trên màn hình rồi kể lại được từng đoạn câu chuyện</w:t>
             </w:r>
           </w:p>
         </w:tc>
@@ -1669,6 +1696,7 @@
                 <w:i w:val="0"/>
                 <w:sz w:val="18"/>
               </w:rPr>
+              <w:t>Năng lực số 5.2 CB1b: HS tham gia trò chơi ghép tiếng, chọn chữ trên màn hình và tự sửa ngay khi máy báo sai</w:t>
             </w:r>
           </w:p>
         </w:tc>
@@ -2242,6 +2270,7 @@
                 <w:i w:val="0"/>
                 <w:sz w:val="18"/>
               </w:rPr>
+              <w:t>Năng lực số 1.1 CB1b: HS nghe lời kể và nhìn tranh chiếu trên màn hình rồi kể lại được từng đoạn câu chuyện</w:t>
             </w:r>
           </w:p>
         </w:tc>
@@ -2356,6 +2385,7 @@
                 <w:i w:val="0"/>
                 <w:sz w:val="18"/>
               </w:rPr>
+              <w:t>Năng lực số 5.2 CB1b: HS tham gia trò chơi ghép tiếng, chọn chữ trên màn hình và tự sửa ngay khi máy báo sai</w:t>
             </w:r>
           </w:p>
         </w:tc>
@@ -2929,6 +2959,7 @@
                 <w:i w:val="0"/>
                 <w:sz w:val="18"/>
               </w:rPr>
+              <w:t>Năng lực số 1.1 CB1b: HS nghe lời kể và nhìn tranh chiếu trên màn hình rồi kể lại được từng đoạn câu chuyện</w:t>
             </w:r>
           </w:p>
         </w:tc>
@@ -3043,6 +3074,7 @@
                 <w:i w:val="0"/>
                 <w:sz w:val="18"/>
               </w:rPr>
+              <w:t>Năng lực số 5.2 CB1b: HS tham gia trò chơi ghép tiếng, chọn chữ trên màn hình và tự sửa ngay khi máy báo sai</w:t>
             </w:r>
           </w:p>
         </w:tc>
@@ -3274,6 +3306,20 @@
                 <w:i w:val="0"/>
                 <w:sz w:val="18"/>
               </w:rPr>
+              <w:t>Tích hợp</w:t>
+            </w:r>
+          </w:p>
+          <w:p>
+            <w:pPr>
+              <w:spacing w:after="0"/>
+            </w:pPr>
+            <w:r>
+              <w:rPr>
+                <w:b w:val="0"/>
+                <w:i w:val="0"/>
+                <w:sz w:val="18"/>
+              </w:rPr>
+              <w:t>AI-NB: 1.D1.1 - HS nêu được ví dụ AI học từ hình ảnh do con người cung cấp để nhận biết vật nuôi như gà, cá. Gợi ý: GV cho xem hình hoặc video ngắn minh họa ứng dụng phân loại con vật.</w:t>
             </w:r>
           </w:p>
         </w:tc>
@@ -3616,6 +3662,7 @@
                 <w:i w:val="0"/>
                 <w:sz w:val="18"/>
               </w:rPr>
+              <w:t>Năng lực số 1.1 CB1b: HS nghe lời kể và nhìn tranh chiếu trên màn hình rồi kể lại được từng đoạn câu chuyện</w:t>
             </w:r>
           </w:p>
         </w:tc>
@@ -3730,6 +3777,7 @@
                 <w:i w:val="0"/>
                 <w:sz w:val="18"/>
               </w:rPr>
+              <w:t>Năng lực số 5.2 CB1b: HS tham gia trò chơi ghép tiếng, chọn chữ trên màn hình và tự sửa ngay khi máy báo sai</w:t>
             </w:r>
           </w:p>
         </w:tc>
@@ -4303,6 +4351,7 @@
                 <w:i w:val="0"/>
                 <w:sz w:val="18"/>
               </w:rPr>
+              <w:t>Năng lực số 1.1 CB1b: HS nghe lời kể và nhìn tranh chiếu trên màn hình rồi kể lại được từng đoạn câu chuyện</w:t>
             </w:r>
           </w:p>
         </w:tc>
@@ -4417,6 +4466,7 @@
                 <w:i w:val="0"/>
                 <w:sz w:val="18"/>
               </w:rPr>
+              <w:t>Năng lực số 5.2 CB1b: HS tham gia trò chơi ghép tiếng, chọn chữ trên màn hình và tự sửa ngay khi máy báo sai</w:t>
             </w:r>
           </w:p>
         </w:tc>
@@ -4990,6 +5040,7 @@
                 <w:i w:val="0"/>
                 <w:sz w:val="18"/>
               </w:rPr>
+              <w:t>Năng lực số 1.1 CB1b: HS nghe lời kể và nhìn tranh chiếu trên màn hình rồi kể lại được từng đoạn câu chuyện</w:t>
             </w:r>
           </w:p>
         </w:tc>
@@ -5104,6 +5155,7 @@
                 <w:i w:val="0"/>
                 <w:sz w:val="18"/>
               </w:rPr>
+              <w:t>Năng lực số 5.2 CB1b: HS tham gia trò chơi ghép tiếng, chọn chữ trên màn hình và tự sửa ngay khi máy báo sai</w:t>
             </w:r>
           </w:p>
         </w:tc>
@@ -5677,6 +5729,7 @@
                 <w:i w:val="0"/>
                 <w:sz w:val="18"/>
               </w:rPr>
+              <w:t>Năng lực số 1.1 CB1b: HS nghe lời kể và nhìn tranh chiếu trên màn hình rồi kể lại được từng đoạn câu chuyện</w:t>
             </w:r>
           </w:p>
         </w:tc>
@@ -5791,6 +5844,7 @@
                 <w:i w:val="0"/>
                 <w:sz w:val="18"/>
               </w:rPr>
+              <w:t>Năng lực số 5.2 CB1b: HS tham gia trò chơi ghép tiếng, chọn chữ trên màn hình và tự sửa ngay khi máy báo sai</w:t>
             </w:r>
           </w:p>
         </w:tc>
@@ -6364,6 +6418,7 @@
                 <w:i w:val="0"/>
                 <w:sz w:val="18"/>
               </w:rPr>
+              <w:t>Năng lực số 1.1 CB1b: HS nghe lời kể và nhìn tranh chiếu trên màn hình rồi kể lại được từng đoạn câu chuyện</w:t>
             </w:r>
           </w:p>
         </w:tc>
@@ -6478,6 +6533,7 @@
                 <w:i w:val="0"/>
                 <w:sz w:val="18"/>
               </w:rPr>
+              <w:t>Năng lực số 5.2 CB1b: HS tham gia trò chơi ghép tiếng, chọn chữ trên màn hình và tự sửa ngay khi máy báo sai</w:t>
             </w:r>
           </w:p>
         </w:tc>
@@ -7051,6 +7107,7 @@
                 <w:i w:val="0"/>
                 <w:sz w:val="18"/>
               </w:rPr>
+              <w:t>Năng lực số 1.1 CB1b: HS nghe lời kể và nhìn tranh chiếu trên màn hình rồi kể lại được từng đoạn câu chuyện</w:t>
             </w:r>
           </w:p>
         </w:tc>
@@ -7165,6 +7222,7 @@
                 <w:i w:val="0"/>
                 <w:sz w:val="18"/>
               </w:rPr>
+              <w:t>Năng lực số 5.2 CB1b: HS tham gia trò chơi ghép tiếng, chọn chữ trên màn hình và tự sửa ngay khi máy báo sai</w:t>
             </w:r>
           </w:p>
         </w:tc>
@@ -7738,6 +7796,33 @@
                 <w:i w:val="0"/>
                 <w:sz w:val="18"/>
               </w:rPr>
+              <w:t>Tích hợp</w:t>
+            </w:r>
+          </w:p>
+          <w:p>
+            <w:pPr>
+              <w:spacing w:after="0"/>
+            </w:pPr>
+            <w:r>
+              <w:rPr>
+                <w:b w:val="0"/>
+                <w:i w:val="0"/>
+                <w:sz w:val="18"/>
+              </w:rPr>
+              <w:t>AI-NB: 1.A1.1 - HS nhận biết con người có cảm xúc thật; AI hoặc robot chỉ thể hiện lời nói, biểu cảm theo dữ liệu hay thiết kế của con người.</w:t>
+            </w:r>
+          </w:p>
+          <w:p>
+            <w:pPr>
+              <w:spacing w:after="0"/>
+            </w:pPr>
+            <w:r>
+              <w:rPr>
+                <w:b w:val="0"/>
+                <w:i w:val="0"/>
+                <w:sz w:val="18"/>
+              </w:rPr>
+              <w:t>Năng lực số 1.1 CB1b: HS nghe lời kể và nhìn tranh chiếu trên màn hình rồi kể lại được từng đoạn câu chuyện.</w:t>
             </w:r>
           </w:p>
         </w:tc>
@@ -7852,6 +7937,7 @@
                 <w:i w:val="0"/>
                 <w:sz w:val="18"/>
               </w:rPr>
+              <w:t>Năng lực số 5.2 CB1b: HS tham gia trò chơi ghép tiếng, chọn chữ trên màn hình và tự sửa ngay khi máy báo sai</w:t>
             </w:r>
           </w:p>
         </w:tc>
@@ -8425,6 +8511,7 @@
                 <w:i w:val="0"/>
                 <w:sz w:val="18"/>
               </w:rPr>
+              <w:t>Năng lực số 1.1 CB1b: HS nghe lời kể và nhìn tranh chiếu trên màn hình rồi kể lại được từng đoạn câu chuyện</w:t>
             </w:r>
           </w:p>
         </w:tc>
@@ -8539,6 +8626,7 @@
                 <w:i w:val="0"/>
                 <w:sz w:val="18"/>
               </w:rPr>
+              <w:t>Năng lực số 5.2 CB1b: HS tham gia trò chơi ghép tiếng, chọn chữ trên màn hình và tự sửa ngay khi máy báo sai</w:t>
             </w:r>
           </w:p>
         </w:tc>
@@ -9112,6 +9200,7 @@
                 <w:i w:val="0"/>
                 <w:sz w:val="18"/>
               </w:rPr>
+              <w:t>Năng lực số 1.1 CB1b: HS nghe lời kể và nhìn tranh chiếu trên màn hình rồi kể lại được từng đoạn câu chuyện</w:t>
             </w:r>
           </w:p>
         </w:tc>
@@ -9226,6 +9315,7 @@
                 <w:i w:val="0"/>
                 <w:sz w:val="18"/>
               </w:rPr>
+              <w:t>Năng lực số 5.2 CB1b: HS tham gia trò chơi ghép tiếng, chọn chữ trên màn hình và tự sửa ngay khi máy báo sai</w:t>
             </w:r>
           </w:p>
         </w:tc>
@@ -9799,6 +9889,7 @@
                 <w:i w:val="0"/>
                 <w:sz w:val="18"/>
               </w:rPr>
+              <w:t>Năng lực số 1.1 CB1b: HS nghe lời kể và nhìn tranh chiếu trên màn hình rồi kể lại được từng đoạn câu chuyện</w:t>
             </w:r>
           </w:p>
         </w:tc>
@@ -9913,6 +10004,7 @@
                 <w:i w:val="0"/>
                 <w:sz w:val="18"/>
               </w:rPr>
+              <w:t>Năng lực số 5.2 CB1b: HS tham gia trò chơi ghép tiếng, chọn chữ trên màn hình và tự sửa ngay khi máy báo sai</w:t>
             </w:r>
           </w:p>
         </w:tc>
@@ -10486,6 +10578,7 @@
                 <w:i w:val="0"/>
                 <w:sz w:val="18"/>
               </w:rPr>
+              <w:t>Năng lực số 1.1 CB1b: HS nghe lời kể và nhìn tranh chiếu trên màn hình rồi kể lại được từng đoạn câu chuyện</w:t>
             </w:r>
           </w:p>
         </w:tc>
@@ -10600,6 +10693,7 @@
                 <w:i w:val="0"/>
                 <w:sz w:val="18"/>
               </w:rPr>
+              <w:t>Năng lực số 5.2 CB1b: HS tham gia trò chơi ghép tiếng, chọn chữ trên màn hình và tự sửa ngay khi máy báo sai</w:t>
             </w:r>
           </w:p>
         </w:tc>
@@ -11173,6 +11267,7 @@
                 <w:i w:val="0"/>
                 <w:sz w:val="18"/>
               </w:rPr>
+              <w:t>Năng lực số 1.1 CB1b: HS nghe lời kể và nhìn tranh chiếu trên màn hình rồi kể lại được từng đoạn câu chuyện</w:t>
             </w:r>
           </w:p>
         </w:tc>
@@ -11287,6 +11382,7 @@
                 <w:i w:val="0"/>
                 <w:sz w:val="18"/>
               </w:rPr>
+              <w:t>Năng lực số 5.2 CB1b: HS tham gia trò chơi ghép tiếng, chọn chữ trên màn hình và tự sửa ngay khi máy báo sai</w:t>
             </w:r>
           </w:p>
         </w:tc>
@@ -11860,6 +11956,7 @@
                 <w:i w:val="0"/>
                 <w:sz w:val="18"/>
               </w:rPr>
+              <w:t>Năng lực số 1.1 CB1b: HS nghe lời kể và nhìn tranh chiếu trên màn hình rồi kể lại được từng đoạn câu chuyện</w:t>
             </w:r>
           </w:p>
         </w:tc>
@@ -11974,6 +12071,7 @@
                 <w:i w:val="0"/>
                 <w:sz w:val="18"/>
               </w:rPr>
+              <w:t>Năng lực số 5.2 CB1b: HS tham gia trò chơi ghép tiếng, chọn chữ trên màn hình và tự sửa ngay khi máy báo sai</w:t>
             </w:r>
           </w:p>
         </w:tc>
@@ -12090,6 +12188,7 @@
                 <w:i w:val="0"/>
                 <w:sz w:val="18"/>
               </w:rPr>
+              <w:t>NLS: Năng lực số 5.2 CB1b: HS đọc được bảng chữ cái, bảng vần theo con trỏ GV chỉ trên màn hình</w:t>
             </w:r>
           </w:p>
         </w:tc>
@@ -12204,6 +12303,7 @@
                 <w:i w:val="0"/>
                 <w:sz w:val="18"/>
               </w:rPr>
+              <w:t>NLS: Năng lực số 5.2 CB1b: HS đọc được bảng chữ cái, bảng vần theo con trỏ GV chỉ trên màn hình</w:t>
             </w:r>
           </w:p>
         </w:tc>
@@ -12318,7 +12418,7 @@
                 <w:i w:val="0"/>
                 <w:sz w:val="18"/>
               </w:rPr>
-              <w:t>NLS-ST (Cơ bản 1): Chụp ảnh vài bài viết đẹp và một bài còn sai độ cao, độ rộng, chiếu lên màn hình sau khi đã che tên.</w:t>
+              <w:t>Năng lực số 5.2 CB1a: Với sự hỗ trợ của GV hoặc người thân, HS lựa chọn công cụ số đơn giản để nghe lại bài đọc hoặc chụp sản phẩm viết nhằm trình bày kết quả học tập</w:t>
             </w:r>
           </w:p>
         </w:tc>
@@ -12573,6 +12673,7 @@
                 <w:i w:val="0"/>
                 <w:sz w:val="18"/>
               </w:rPr>
+              <w:t>Tích hợp AI 1.A1.1: HS mô tả được cảm xúc của bản thân và biết máy tính hoặc AI không có cảm xúc thật như con người; Năng lực số 1.1 CB1b: HS nghe bản đọc mẫu, nhìn tranh phóng to và đọc lại bài đúng chỗ ngắt nghỉ</w:t>
             </w:r>
           </w:p>
         </w:tc>
@@ -12687,6 +12788,7 @@
                 <w:i w:val="0"/>
                 <w:sz w:val="18"/>
               </w:rPr>
+              <w:t>Năng lực số 1.1 CB1b: HS nghe bản đọc mẫu, nhìn tranh phóng to và đọc lại bài đúng chỗ ngắt nghỉ</w:t>
             </w:r>
           </w:p>
         </w:tc>
@@ -12801,6 +12903,7 @@
                 <w:i w:val="0"/>
                 <w:sz w:val="18"/>
               </w:rPr>
+              <w:t>Năng lực số 1.1 CB1b: HS nghe bản đọc mẫu, nhìn tranh phóng to và đọc lại bài đúng chỗ ngắt nghỉ</w:t>
             </w:r>
           </w:p>
         </w:tc>
@@ -12915,7 +13018,7 @@
                 <w:i w:val="0"/>
                 <w:sz w:val="18"/>
               </w:rPr>
-              <w:t>NLS-KT (Cơ bản 1): Ở hoạt động Mở đầu tiết ôn luyện chủ đề “Tôi và các bạn”, GV chiếu tranh thỏ phóng to.</w:t>
+              <w:t>Năng lực số 5.2 CB1b: HS tham gia trò chơi ghép tiếng, chọn chữ trên màn hình và tự sửa ngay khi máy báo sai</w:t>
             </w:r>
           </w:p>
         </w:tc>
@@ -13032,6 +13135,7 @@
                 <w:i w:val="0"/>
                 <w:sz w:val="18"/>
               </w:rPr>
+              <w:t>Năng lực số 1.1 CB1b: HS nghe bản đọc mẫu, nhìn tranh phóng to và đọc lại bài đúng chỗ ngắt nghỉ</w:t>
             </w:r>
           </w:p>
         </w:tc>
@@ -13146,7 +13250,7 @@
                 <w:i w:val="0"/>
                 <w:sz w:val="18"/>
               </w:rPr>
-              <w:t>NLS-GT (Cơ bản 1): Cho HS đóng vai nhân vật nói lại lời thoại trong bài, quay một lượt bằng điện thoại.</w:t>
+              <w:t>Tích hợp AI 1.A1.2: HS biết lời chúc hoặc biểu tượng cảm xúc do máy tính tạo ra là kết quả con người thiết kế, không phải tình cảm thật như tình bạn; Năng lực số 1.1 CB1b: HS nghe bản đọc mẫu, nhìn tranh phóng to và đọc lại bài đúng chỗ ngắt nghỉ</w:t>
             </w:r>
           </w:p>
         </w:tc>
@@ -13261,6 +13365,7 @@
                 <w:i w:val="0"/>
                 <w:sz w:val="18"/>
               </w:rPr>
+              <w:t>Năng lực số 5.2 CB1b: HS làm được các bài tập tương tác trên màn hình và tự sửa khi máy báo sai</w:t>
             </w:r>
           </w:p>
         </w:tc>
@@ -13375,6 +13480,7 @@
                 <w:i w:val="0"/>
                 <w:sz w:val="18"/>
               </w:rPr>
+              <w:t>Năng lực số 5.2 CB1b: HS tham gia trò chơi ghép tiếng, chọn chữ trên màn hình và tự sửa ngay khi máy báo sai</w:t>
             </w:r>
           </w:p>
         </w:tc>
@@ -13491,6 +13597,19 @@
                 <w:i w:val="0"/>
                 <w:sz w:val="18"/>
               </w:rPr>
+              <w:t>Năng lực số 1.1 CB1b: HS nghe bản đọc mẫu, nhìn tranh phóng to và đọc lại bài đúng chỗ ngắt nghỉ</w:t>
+            </w:r>
+          </w:p>
+          <w:p>
+            <w:pPr>
+              <w:spacing w:after="0"/>
+            </w:pPr>
+            <w:r>
+              <w:rPr>
+                <w:b w:val="0"/>
+                <w:i w:val="0"/>
+                <w:sz w:val="18"/>
+              </w:rPr>
               <w:t>KNS: KN ứng xử: thể hiện sự quan tâm, lễ phép, biết nói lời cảm ơn và xin lỗi đúng lúc.</w:t>
             </w:r>
           </w:p>
@@ -13606,6 +13725,7 @@
                 <w:i w:val="0"/>
                 <w:sz w:val="18"/>
               </w:rPr>
+              <w:t>Năng lực số 1.1 CB1b: HS nghe bản đọc mẫu, nhìn tranh phóng to và đọc lại bài đúng chỗ ngắt nghỉ</w:t>
             </w:r>
           </w:p>
         </w:tc>
@@ -13720,6 +13840,7 @@
                 <w:i w:val="0"/>
                 <w:sz w:val="18"/>
               </w:rPr>
+              <w:t>Tích hợp AI 1.C1.2: Nhận biết camera là “mắt” giúp thiết bị AI nhận diện và lưu giữ khoảnh khắc gia đình; Năng lực số 1.1 CB1b: HS nghe bản đọc mẫu, nhìn tranh phóng to và đọc lại bài đúng chỗ ngắt nghỉ</w:t>
             </w:r>
           </w:p>
         </w:tc>
@@ -13834,7 +13955,7 @@
                 <w:i w:val="0"/>
                 <w:sz w:val="18"/>
               </w:rPr>
-              <w:t>NLS-KT (Cơ bản 1): Ở hoạt động Mở đầu tiết ôn luyện chủ đề “Mái ấm gia đình”, GV chiếu lại nhanh tranh của các bài.</w:t>
+              <w:t>Năng lực số 5.2 CB1b: HS tham gia trò chơi ghép tiếng, chọn chữ trên màn hình và tự sửa ngay khi máy báo sai</w:t>
             </w:r>
           </w:p>
         </w:tc>
@@ -13951,6 +14072,7 @@
                 <w:i w:val="0"/>
                 <w:sz w:val="18"/>
               </w:rPr>
+              <w:t>Năng lực số 1.1 CB1b: HS nghe bản đọc mẫu, nhìn tranh phóng to và đọc lại bài đúng chỗ ngắt nghỉ</w:t>
             </w:r>
           </w:p>
         </w:tc>
@@ -14065,6 +14187,19 @@
                 <w:i w:val="0"/>
                 <w:sz w:val="18"/>
               </w:rPr>
+              <w:t>Tích hợp AI 1.A2.2: Kể tên một số thiết bị AI như robot hút bụi, nồi thông minh giúp gia đình tiết kiệm thời gian; chỉ sử dụng khi có người lớn hướng dẫn; Năng lực số 1.1 CB1b: HS nghe bản đọc mẫu, nhìn tranh phóng to và đọc lại bài đúng chỗ ngắt nghỉ</w:t>
+            </w:r>
+          </w:p>
+          <w:p>
+            <w:pPr>
+              <w:spacing w:after="0"/>
+            </w:pPr>
+            <w:r>
+              <w:rPr>
+                <w:b w:val="0"/>
+                <w:i w:val="0"/>
+                <w:sz w:val="18"/>
+              </w:rPr>
               <w:t>KNS: KN ứng xử: thể hiện sự quan tâm, lễ phép, biết nói lời cảm ơn và xin lỗi đúng lúc.</w:t>
             </w:r>
           </w:p>
@@ -14180,6 +14315,7 @@
                 <w:i w:val="0"/>
                 <w:sz w:val="18"/>
               </w:rPr>
+              <w:t>Năng lực số 1.1 CB1b: HS nghe bản đọc mẫu, nhìn tranh phóng to và đọc lại bài đúng chỗ ngắt nghỉ</w:t>
             </w:r>
           </w:p>
         </w:tc>
@@ -14294,6 +14430,7 @@
                 <w:i w:val="0"/>
                 <w:sz w:val="18"/>
               </w:rPr>
+              <w:t>Năng lực số 5.2 CB1b: HS làm được các bài tập tương tác trên màn hình và tự sửa khi máy báo sai</w:t>
             </w:r>
           </w:p>
         </w:tc>
@@ -14408,6 +14545,7 @@
                 <w:i w:val="0"/>
                 <w:sz w:val="18"/>
               </w:rPr>
+              <w:t>Năng lực số 5.2 CB1b: HS tham gia trò chơi ghép tiếng, chọn chữ trên màn hình và tự sửa ngay khi máy báo sai</w:t>
             </w:r>
           </w:p>
         </w:tc>
@@ -14524,6 +14662,19 @@
                 <w:i w:val="0"/>
                 <w:sz w:val="18"/>
               </w:rPr>
+              <w:t>Năng lực số 1.1 CB1b: HS nghe bản đọc mẫu, nhìn tranh phóng to và đọc lại bài đúng chỗ ngắt nghỉ</w:t>
+            </w:r>
+          </w:p>
+          <w:p>
+            <w:pPr>
+              <w:spacing w:after="0"/>
+            </w:pPr>
+            <w:r>
+              <w:rPr>
+                <w:b w:val="0"/>
+                <w:i w:val="0"/>
+                <w:sz w:val="18"/>
+              </w:rPr>
               <w:t>QTE</w:t>
             </w:r>
           </w:p>
@@ -14652,6 +14803,19 @@
                 <w:i w:val="0"/>
                 <w:sz w:val="18"/>
               </w:rPr>
+              <w:t>Năng lực số 1.1 CB1b: HS nghe bản đọc mẫu, nhìn tranh phóng to và đọc lại bài đúng chỗ ngắt nghỉ</w:t>
+            </w:r>
+          </w:p>
+          <w:p>
+            <w:pPr>
+              <w:spacing w:after="0"/>
+            </w:pPr>
+            <w:r>
+              <w:rPr>
+                <w:b w:val="0"/>
+                <w:i w:val="0"/>
+                <w:sz w:val="18"/>
+              </w:rPr>
               <w:t>QTE</w:t>
             </w:r>
           </w:p>
@@ -14780,6 +14944,7 @@
                 <w:i w:val="0"/>
                 <w:sz w:val="18"/>
               </w:rPr>
+              <w:t>Năng lực số 1.1 CB1b: HS nghe bản đọc mẫu, nhìn tranh phóng to và đọc lại bài đúng chỗ ngắt nghỉ</w:t>
             </w:r>
           </w:p>
         </w:tc>
@@ -14894,6 +15059,7 @@
                 <w:i w:val="0"/>
                 <w:sz w:val="18"/>
               </w:rPr>
+              <w:t>Năng lực số 5.2 CB1b: HS tham gia trò chơi ghép tiếng, chọn chữ trên màn hình và tự sửa ngay khi máy báo sai</w:t>
             </w:r>
           </w:p>
         </w:tc>
@@ -15010,6 +15176,7 @@
                 <w:i w:val="0"/>
                 <w:sz w:val="18"/>
               </w:rPr>
+              <w:t>Năng lực số 1.1 CB1b: HS nghe bản đọc mẫu, nhìn tranh phóng to và đọc lại bài đúng chỗ ngắt nghỉ</w:t>
             </w:r>
           </w:p>
         </w:tc>
@@ -15124,6 +15291,7 @@
                 <w:i w:val="0"/>
                 <w:sz w:val="18"/>
               </w:rPr>
+              <w:t>Năng lực số 1.1 CB1b: HS nghe bản đọc mẫu, nhìn tranh phóng to và đọc lại bài đúng chỗ ngắt nghỉ</w:t>
             </w:r>
           </w:p>
         </w:tc>
@@ -15238,6 +15406,7 @@
                 <w:i w:val="0"/>
                 <w:sz w:val="18"/>
               </w:rPr>
+              <w:t>Năng lực số 1.1 CB1b: HS nghe bản đọc mẫu, nhìn tranh phóng to và đọc lại bài đúng chỗ ngắt nghỉ</w:t>
             </w:r>
           </w:p>
         </w:tc>
@@ -15352,6 +15521,7 @@
                 <w:i w:val="0"/>
                 <w:sz w:val="18"/>
               </w:rPr>
+              <w:t>Năng lực số 5.2 CB1b: HS làm được các bài tập tương tác trên màn hình và tự sửa khi máy báo sai</w:t>
             </w:r>
           </w:p>
         </w:tc>
@@ -15466,7 +15636,7 @@
                 <w:i w:val="0"/>
                 <w:sz w:val="18"/>
               </w:rPr>
-              <w:t>NLS-GQVĐ (Cơ bản 1): Dùng trò chơi học liệu tương tác trên máy chiếu.</w:t>
+              <w:t>Năng lực số 5.2 CB1b: HS tham gia trò chơi ghép tiếng, chọn chữ trên màn hình và tự sửa ngay khi máy báo sai</w:t>
             </w:r>
           </w:p>
         </w:tc>
@@ -15583,6 +15753,7 @@
                 <w:i w:val="0"/>
                 <w:sz w:val="18"/>
               </w:rPr>
+              <w:t>Năng lực số 1.1 CB1b: HS đọc bài, xem video minh hoạ và nói lại được các việc cần làm theo đúng thứ tự</w:t>
             </w:r>
           </w:p>
         </w:tc>
@@ -15697,6 +15868,7 @@
                 <w:i w:val="0"/>
                 <w:sz w:val="18"/>
               </w:rPr>
+              <w:t>Năng lực số 1.1 CB1b: HS đọc bài, xem video minh hoạ và nói lại được các việc cần làm theo đúng thứ tự</w:t>
             </w:r>
           </w:p>
         </w:tc>
@@ -15811,6 +15983,7 @@
                 <w:i w:val="0"/>
                 <w:sz w:val="18"/>
               </w:rPr>
+              <w:t>Năng lực số 4.1 CB1b: Nhận biết tin nhắn hoặc cuộc gọi của người lạ xin thông tin cá nhân là nguy cơ đơn giản trong môi trường số; biết không trả lời và báo ngay cho người lớn; Tích hợp AI 1.C1.2: Hiểu camera hoặc chuông cửa thông minh có thể hỗ trợ nhận diện người quen, người lạ nhưng trẻ vẫn cần tuân theo hướng dẫn an toàn của người lớn</w:t>
             </w:r>
           </w:p>
         </w:tc>
@@ -15925,6 +16098,7 @@
                 <w:i w:val="0"/>
                 <w:sz w:val="18"/>
               </w:rPr>
+              <w:t>Năng lực số 5.2 CB1b: HS tham gia trò chơi ghép tiếng, chọn chữ trên màn hình và tự sửa ngay khi máy báo sai</w:t>
             </w:r>
           </w:p>
         </w:tc>
@@ -16041,7 +16215,7 @@
                 <w:i w:val="0"/>
                 <w:sz w:val="18"/>
               </w:rPr>
-              <w:t>NLS-KT (Cơ bản 1): Ở hoạt động Chọn từ ngữ hoàn thiện câu của bài “Nếu không may bị lạc”, GV chiếu khung từ người lạ, hoảng hốt.</w:t>
+              <w:t>Năng lực số 2.3 CB1a: Dưới sự hướng dẫn của GV, HS nhận biết việc gọi cho cha mẹ hoặc người thân bằng điện thoại là dịch vụ số đơn giản để xin trợ giúp khi bị lạc; chỉ liên hệ người tin cậy và làm theo hướng dẫn an toàn</w:t>
             </w:r>
           </w:p>
         </w:tc>
@@ -16156,6 +16330,32 @@
                 <w:i w:val="0"/>
                 <w:sz w:val="18"/>
               </w:rPr>
+              <w:t>Tích hợp AI 1.A2.2: Nhận biết xe thông minh có thể dùng AI để nhận diện tín hiệu đèn giao thông; con người vẫn phải chấp hành luật an toàn</w:t>
+            </w:r>
+          </w:p>
+          <w:p>
+            <w:pPr>
+              <w:spacing w:after="0"/>
+            </w:pPr>
+            <w:r>
+              <w:rPr>
+                <w:b w:val="0"/>
+                <w:i w:val="0"/>
+                <w:sz w:val="18"/>
+              </w:rPr>
+              <w:t>NLS: Năng lực số 1.1 CB1b: HS nói đúng việc phải làm ứng với từng màu đèn tín hiệu trong video</w:t>
+            </w:r>
+          </w:p>
+          <w:p>
+            <w:pPr>
+              <w:spacing w:after="0"/>
+            </w:pPr>
+            <w:r>
+              <w:rPr>
+                <w:b w:val="0"/>
+                <w:i w:val="0"/>
+                <w:sz w:val="18"/>
+              </w:rPr>
               <w:t>ATGT</w:t>
             </w:r>
           </w:p>
@@ -16284,6 +16484,7 @@
                 <w:i w:val="0"/>
                 <w:sz w:val="18"/>
               </w:rPr>
+              <w:t>Năng lực số 5.2 CB1b: HS làm được các bài tập tương tác trên màn hình và tự sửa khi máy báo sai</w:t>
             </w:r>
           </w:p>
         </w:tc>
@@ -16398,6 +16599,7 @@
                 <w:i w:val="0"/>
                 <w:sz w:val="18"/>
               </w:rPr>
+              <w:t>Năng lực số 5.2 CB1b: HS tham gia trò chơi ghép tiếng, chọn chữ trên màn hình và tự sửa ngay khi máy báo sai</w:t>
             </w:r>
           </w:p>
         </w:tc>
@@ -16514,6 +16716,33 @@
                 <w:i w:val="0"/>
                 <w:sz w:val="18"/>
               </w:rPr>
+              <w:t>Tích hợp</w:t>
+            </w:r>
+          </w:p>
+          <w:p>
+            <w:pPr>
+              <w:spacing w:after="0"/>
+            </w:pPr>
+            <w:r>
+              <w:rPr>
+                <w:b w:val="0"/>
+                <w:i w:val="0"/>
+                <w:sz w:val="18"/>
+              </w:rPr>
+              <w:t>AI-NB: 1.B3.1 - Nêu ví dụ robot cứu hộ được con người sử dụng vào mục đích tốt đẹp để hỗ trợ tìm kiếm, cứu nạn.</w:t>
+            </w:r>
+          </w:p>
+          <w:p>
+            <w:pPr>
+              <w:spacing w:after="0"/>
+            </w:pPr>
+            <w:r>
+              <w:rPr>
+                <w:b w:val="0"/>
+                <w:i w:val="0"/>
+                <w:sz w:val="18"/>
+              </w:rPr>
+              <w:t>Năng lực số 1.1 CB1b: HS kể lại được câu chuyện theo tranh và nói ra bài học rút ra.</w:t>
             </w:r>
           </w:p>
         </w:tc>
@@ -16628,6 +16857,7 @@
                 <w:i w:val="0"/>
                 <w:sz w:val="18"/>
               </w:rPr>
+              <w:t>NLS: Năng lực số 1.1 CB1b: HS kể lại được câu chuyện theo tranh và nói ra bài học rút ra</w:t>
             </w:r>
           </w:p>
         </w:tc>
@@ -16742,6 +16972,7 @@
                 <w:i w:val="0"/>
                 <w:sz w:val="18"/>
               </w:rPr>
+              <w:t>NLS: Năng lực số 1.1 CB1b: HS kể lại được câu chuyện theo tranh và nói ra bài học rút ra</w:t>
             </w:r>
           </w:p>
         </w:tc>
@@ -16856,6 +17087,7 @@
                 <w:i w:val="0"/>
                 <w:sz w:val="18"/>
               </w:rPr>
+              <w:t>Năng lực số 5.2 CB1b: HS tham gia trò chơi ghép tiếng, chọn chữ trên màn hình và tự sửa ngay khi máy báo sai</w:t>
             </w:r>
           </w:p>
         </w:tc>
@@ -16972,6 +17204,20 @@
                 <w:i w:val="0"/>
                 <w:sz w:val="18"/>
               </w:rPr>
+              <w:t>Năng lực số 1.2 CB1a: HS bước đầu nhận biết không phải lời nói, hình ảnh trên màn hình đều đúng sự thật; khi gặp thông tin lạ hoặc đáng ngờ, biết hỏi người lớn trước khi tin hoặc chia sẻ; Tích hợp</w:t>
+            </w:r>
+          </w:p>
+          <w:p>
+            <w:pPr>
+              <w:spacing w:after="0"/>
+            </w:pPr>
+            <w:r>
+              <w:rPr>
+                <w:b w:val="0"/>
+                <w:i w:val="0"/>
+                <w:sz w:val="18"/>
+              </w:rPr>
+              <w:t>AI-NB: 1.B1.1 - Nhận biết việc dùng AI tạo giọng nói hoặc hình ảnh giả để lừa dối người khác là hành vi xấu.</w:t>
             </w:r>
           </w:p>
         </w:tc>
@@ -17086,6 +17332,7 @@
                 <w:i w:val="0"/>
                 <w:sz w:val="18"/>
               </w:rPr>
+              <w:t>NLS: Năng lực số 1.1 CB1b: HS kể lại được câu chuyện theo tranh và nói ra bài học rút ra</w:t>
             </w:r>
           </w:p>
         </w:tc>
@@ -17200,6 +17447,7 @@
                 <w:i w:val="0"/>
                 <w:sz w:val="18"/>
               </w:rPr>
+              <w:t>Năng lực số 5.2 CB1b: HS làm được các bài tập tương tác trên màn hình và tự sửa khi máy báo sai</w:t>
             </w:r>
           </w:p>
         </w:tc>
@@ -17314,6 +17562,7 @@
                 <w:i w:val="0"/>
                 <w:sz w:val="18"/>
               </w:rPr>
+              <w:t>Năng lực số 5.2 CB1b: HS tham gia trò chơi ghép tiếng, chọn chữ trên màn hình và tự sửa ngay khi máy báo sai</w:t>
             </w:r>
           </w:p>
         </w:tc>
@@ -17430,6 +17679,19 @@
                 <w:i w:val="0"/>
                 <w:sz w:val="18"/>
               </w:rPr>
+              <w:t>Năng lực số 1.1 CB1b: HS đọc bài và nói lại được đặc điểm của loài vật, hiện tượng nhờ quan sát video, ảnh</w:t>
+            </w:r>
+          </w:p>
+          <w:p>
+            <w:pPr>
+              <w:spacing w:after="0"/>
+            </w:pPr>
+            <w:r>
+              <w:rPr>
+                <w:b w:val="0"/>
+                <w:i w:val="0"/>
+                <w:sz w:val="18"/>
+              </w:rPr>
               <w:t>QPAN: Liên hệ hình ảnh chú bộ đội Quân đội nhân dân, chú công an Công an nhân dân và di tích lịch sử ở địa phương; HS nêu được biển, đảo là một phần lãnh thổ thiêng liêng của Tổ quốc.</w:t>
             </w:r>
           </w:p>
@@ -17545,6 +17807,7 @@
                 <w:i w:val="0"/>
                 <w:sz w:val="18"/>
               </w:rPr>
+              <w:t>Năng lực số 1.1 CB1b: HS đọc bài và nói lại được đặc điểm của loài vật, hiện tượng nhờ quan sát video, ảnh</w:t>
             </w:r>
           </w:p>
         </w:tc>
@@ -17659,6 +17922,33 @@
                 <w:i w:val="0"/>
                 <w:sz w:val="18"/>
               </w:rPr>
+              <w:t>Tích hợp</w:t>
+            </w:r>
+          </w:p>
+          <w:p>
+            <w:pPr>
+              <w:spacing w:after="0"/>
+            </w:pPr>
+            <w:r>
+              <w:rPr>
+                <w:b w:val="0"/>
+                <w:i w:val="0"/>
+                <w:sz w:val="18"/>
+              </w:rPr>
+              <w:t>AI-NB: 1.D2.1 - Nhận biết có hệ thống AI chỉ thực hiện một việc chuyên biệt, chẳng hạn nhận diện âm thanh của một số loài động vật; GV minh họa bằng video hoặc ứng dụng phù hợp.</w:t>
+            </w:r>
+          </w:p>
+          <w:p>
+            <w:pPr>
+              <w:spacing w:after="0"/>
+            </w:pPr>
+            <w:r>
+              <w:rPr>
+                <w:b w:val="0"/>
+                <w:i w:val="0"/>
+                <w:sz w:val="18"/>
+              </w:rPr>
+              <w:t>Năng lực số 1.1 CB1b: HS đọc bài và nói lại được đặc điểm của loài vật, hiện tượng nhờ quan sát video, ảnh.</w:t>
             </w:r>
           </w:p>
         </w:tc>
@@ -17773,6 +18063,7 @@
                 <w:i w:val="0"/>
                 <w:sz w:val="18"/>
               </w:rPr>
+              <w:t>Năng lực số 5.2 CB1b: HS tham gia trò chơi ghép tiếng, chọn chữ trên màn hình và tự sửa ngay khi máy báo sai</w:t>
             </w:r>
           </w:p>
         </w:tc>
@@ -17889,6 +18180,7 @@
                 <w:i w:val="0"/>
                 <w:sz w:val="18"/>
               </w:rPr>
+              <w:t>Năng lực số 1.1 CB1b: HS đọc bài và nói lại được đặc điểm của loài vật, hiện tượng nhờ quan sát video, ảnh</w:t>
             </w:r>
           </w:p>
         </w:tc>
@@ -18003,6 +18295,7 @@
                 <w:i w:val="0"/>
                 <w:sz w:val="18"/>
               </w:rPr>
+              <w:t>Năng lực số 1.1 CB1b: HS đọc bài và nói lại được đặc điểm của loài vật, hiện tượng nhờ quan sát video, ảnh</w:t>
             </w:r>
           </w:p>
         </w:tc>
@@ -18117,6 +18410,7 @@
                 <w:i w:val="0"/>
                 <w:sz w:val="18"/>
               </w:rPr>
+              <w:t>Năng lực số 5.2 CB1b: HS làm được các bài tập tương tác trên màn hình và tự sửa khi máy báo sai</w:t>
             </w:r>
           </w:p>
         </w:tc>
@@ -18231,6 +18525,7 @@
                 <w:i w:val="0"/>
                 <w:sz w:val="18"/>
               </w:rPr>
+              <w:t>Năng lực số 5.2 CB1b: HS tham gia trò chơi ghép tiếng, chọn chữ trên màn hình và tự sửa ngay khi máy báo sai</w:t>
             </w:r>
           </w:p>
         </w:tc>
@@ -18347,6 +18642,7 @@
                 <w:i w:val="0"/>
                 <w:sz w:val="18"/>
               </w:rPr>
+              <w:t>NLS: Năng lực số 1.1 CB1b: HS đọc bài thơ đúng nhịp sau khi nghe bản đọc diễn cảm GV mở</w:t>
             </w:r>
           </w:p>
         </w:tc>
@@ -18461,6 +18757,7 @@
                 <w:i w:val="0"/>
                 <w:sz w:val="18"/>
               </w:rPr>
+              <w:t>NLS: Năng lực số 1.1 CB1b: HS đọc bài thơ đúng nhịp sau khi nghe bản đọc diễn cảm GV mở</w:t>
             </w:r>
           </w:p>
         </w:tc>
@@ -18575,6 +18872,7 @@
                 <w:i w:val="0"/>
                 <w:sz w:val="18"/>
               </w:rPr>
+              <w:t>NLS: Năng lực số 1.1 CB1b: HS đọc bài thơ đúng nhịp sau khi nghe bản đọc diễn cảm GV mở</w:t>
             </w:r>
           </w:p>
         </w:tc>
@@ -18689,6 +18987,7 @@
                 <w:i w:val="0"/>
                 <w:sz w:val="18"/>
               </w:rPr>
+              <w:t>NLS: Năng lực số 1.1 CB1b: HS đọc bài thơ đúng nhịp sau khi nghe bản đọc diễn cảm GV mở</w:t>
             </w:r>
           </w:p>
         </w:tc>
@@ -18803,6 +19102,7 @@
                 <w:i w:val="0"/>
                 <w:sz w:val="18"/>
               </w:rPr>
+              <w:t>Năng lực số 5.2 CB1b: HS tham gia trò chơi ghép tiếng, chọn chữ trên màn hình và tự sửa ngay khi máy báo sai</w:t>
             </w:r>
           </w:p>
         </w:tc>
@@ -18919,6 +19219,7 @@
                 <w:i w:val="0"/>
                 <w:sz w:val="18"/>
               </w:rPr>
+              <w:t>NLS: Năng lực số 1.1 CB1b: HS đọc bài thơ đúng nhịp sau khi nghe bản đọc diễn cảm GV mở</w:t>
             </w:r>
           </w:p>
         </w:tc>
@@ -19033,6 +19334,7 @@
                 <w:i w:val="0"/>
                 <w:sz w:val="18"/>
               </w:rPr>
+              <w:t>NLS: Năng lực số 1.1 CB1b: HS đọc bài thơ đúng nhịp sau khi nghe bản đọc diễn cảm GV mở</w:t>
             </w:r>
           </w:p>
         </w:tc>
@@ -19147,6 +19449,7 @@
                 <w:i w:val="0"/>
                 <w:sz w:val="18"/>
               </w:rPr>
+              <w:t>NLS: Năng lực số 1.1 CB1b: HS đọc bài thơ đúng nhịp sau khi nghe bản đọc diễn cảm GV mở</w:t>
             </w:r>
           </w:p>
         </w:tc>
@@ -19261,6 +19564,7 @@
                 <w:i w:val="0"/>
                 <w:sz w:val="18"/>
               </w:rPr>
+              <w:t>Năng lực số 1.1 CB1a: Trong hoạt động đọc mở rộng, dưới sự hướng dẫn của GV hoặc cha mẹ, HS tìm một bài thơ ngắn hoặc tranh minh họa về thiên nhiên từ nguồn học liệu số được giới thiệu để chia sẻ với bạn</w:t>
             </w:r>
           </w:p>
         </w:tc>
@@ -19375,6 +19679,7 @@
                 <w:i w:val="0"/>
                 <w:sz w:val="18"/>
               </w:rPr>
+              <w:t>Năng lực số 5.2 CB1b: HS tham gia trò chơi ghép tiếng, chọn chữ trên màn hình và tự sửa ngay khi máy báo sai</w:t>
             </w:r>
           </w:p>
         </w:tc>
@@ -19491,6 +19796,19 @@
                 <w:i w:val="0"/>
                 <w:sz w:val="18"/>
               </w:rPr>
+              <w:t>Năng lực số 1.1 CB1b: HS hiểu được nội dung bài đọc nhờ quan sát video tư liệu về nghề nghiệp</w:t>
+            </w:r>
+          </w:p>
+          <w:p>
+            <w:pPr>
+              <w:spacing w:after="0"/>
+            </w:pPr>
+            <w:r>
+              <w:rPr>
+                <w:b w:val="0"/>
+                <w:i w:val="0"/>
+                <w:sz w:val="18"/>
+              </w:rPr>
               <w:t>QPAN: Bồi dưỡng tình yêu quê hương, đất nước; giới thiệu hình ảnh chú bộ đội Quân đội nhân dân, chú công an Công an nhân dân và di tích lịch sử ở địa phương.</w:t>
             </w:r>
           </w:p>
@@ -19606,6 +19924,33 @@
                 <w:i w:val="0"/>
                 <w:sz w:val="18"/>
               </w:rPr>
+              <w:t>Tích hợp</w:t>
+            </w:r>
+          </w:p>
+          <w:p>
+            <w:pPr>
+              <w:spacing w:after="0"/>
+            </w:pPr>
+            <w:r>
+              <w:rPr>
+                <w:b w:val="0"/>
+                <w:i w:val="0"/>
+                <w:sz w:val="18"/>
+              </w:rPr>
+              <w:t>AI-NB: 1.B3.1 - HS nêu được ví dụ robot chữa cháy được con người sử dụng vì mục đích tốt đẹp, hỗ trợ lính cứu hỏa tiếp cận nơi nguy hiểm để bảo vệ con người và tài sản.</w:t>
+            </w:r>
+          </w:p>
+          <w:p>
+            <w:pPr>
+              <w:spacing w:after="0"/>
+            </w:pPr>
+            <w:r>
+              <w:rPr>
+                <w:b w:val="0"/>
+                <w:i w:val="0"/>
+                <w:sz w:val="18"/>
+              </w:rPr>
+              <w:t>Năng lực số 1.1 CB1b: HS hiểu được nội dung bài đọc nhờ quan sát video tư liệu về nghề nghiệp.</w:t>
             </w:r>
           </w:p>
         </w:tc>
@@ -19720,6 +20065,7 @@
                 <w:i w:val="0"/>
                 <w:sz w:val="18"/>
               </w:rPr>
+              <w:t>Năng lực số 1.1 CB1b: HS hiểu được nội dung bài đọc nhờ quan sát video tư liệu về nghề nghiệp</w:t>
             </w:r>
           </w:p>
         </w:tc>
@@ -19834,6 +20180,7 @@
                 <w:i w:val="0"/>
                 <w:sz w:val="18"/>
               </w:rPr>
+              <w:t>Năng lực số 5.2 CB1b: HS tham gia trò chơi ghép tiếng, chọn chữ trên màn hình và tự sửa ngay khi máy báo sai</w:t>
             </w:r>
           </w:p>
         </w:tc>
@@ -19950,6 +20297,7 @@
                 <w:i w:val="0"/>
                 <w:sz w:val="18"/>
               </w:rPr>
+              <w:t>Năng lực số 1.1 CB1b: HS hiểu được từ ngữ tả cảnh trong bài nhờ quan sát ảnh, video tư liệu</w:t>
             </w:r>
           </w:p>
         </w:tc>
@@ -20064,6 +20412,7 @@
                 <w:i w:val="0"/>
                 <w:sz w:val="18"/>
               </w:rPr>
+              <w:t>Năng lực số 1.1 CB1b: HS hiểu được nội dung bài đọc nhờ quan sát video tư liệu về nghề nghiệp</w:t>
             </w:r>
           </w:p>
         </w:tc>
@@ -20178,6 +20527,45 @@
                 <w:i w:val="0"/>
                 <w:sz w:val="18"/>
               </w:rPr>
+              <w:t>Tích hợp</w:t>
+            </w:r>
+          </w:p>
+          <w:p>
+            <w:pPr>
+              <w:spacing w:after="0"/>
+            </w:pPr>
+            <w:r>
+              <w:rPr>
+                <w:b w:val="0"/>
+                <w:i w:val="0"/>
+                <w:sz w:val="18"/>
+              </w:rPr>
+              <w:t>AI-NB: 1.A2.2 - Nhận biết ứng dụng dịch ngôn ngữ bằng AI có thể hỗ trợ khách du lịch giao tiếp khi tham quan biển Việt Nam.</w:t>
+            </w:r>
+          </w:p>
+          <w:p>
+            <w:pPr>
+              <w:spacing w:after="0"/>
+            </w:pPr>
+            <w:r>
+              <w:rPr>
+                <w:b w:val="0"/>
+                <w:i w:val="0"/>
+                <w:sz w:val="18"/>
+              </w:rPr>
+              <w:t>Năng lực số 1.1 CB1b: HS hiểu được từ ngữ tả cảnh trong bài nhờ quan sát ảnh, video tư liệu.</w:t>
+            </w:r>
+          </w:p>
+          <w:p>
+            <w:pPr>
+              <w:spacing w:after="0"/>
+            </w:pPr>
+            <w:r>
+              <w:rPr>
+                <w:b w:val="0"/>
+                <w:i w:val="0"/>
+                <w:sz w:val="18"/>
+              </w:rPr>
               <w:t>QPAN: Liên hệ hình ảnh chú bộ đội Quân đội nhân dân, chú công an Công an nhân dân và di tích lịch sử ở địa phương; HS nêu được biển, đảo là một phần lãnh thổ thiêng liêng của Tổ quốc.</w:t>
             </w:r>
           </w:p>
@@ -20407,6 +20795,7 @@
                 <w:i w:val="0"/>
                 <w:sz w:val="18"/>
               </w:rPr>
+              <w:t>Năng lực số 5.2 CB1b: HS tham gia trò chơi ghép tiếng, chọn chữ trên màn hình và tự sửa ngay khi máy báo sai</w:t>
             </w:r>
           </w:p>
         </w:tc>
@@ -20523,6 +20912,7 @@
                 <w:i w:val="0"/>
                 <w:sz w:val="18"/>
               </w:rPr>
+              <w:t>Năng lực số 5.2 CB1b: HS làm được các bài tập tương tác trên màn hình và tự sửa khi máy báo sai</w:t>
             </w:r>
           </w:p>
         </w:tc>
@@ -20637,6 +21027,7 @@
                 <w:i w:val="0"/>
                 <w:sz w:val="18"/>
               </w:rPr>
+              <w:t>Năng lực số 5.2 CB1b: HS làm được các bài tập tương tác trên màn hình và tự sửa khi máy báo sai</w:t>
             </w:r>
           </w:p>
         </w:tc>
@@ -20751,6 +21142,7 @@
                 <w:i w:val="0"/>
                 <w:sz w:val="18"/>
               </w:rPr>
+              <w:t>Năng lực số 5.2 CB1b: HS làm được các bài tập tương tác trên màn hình và tự sửa khi máy báo sai</w:t>
             </w:r>
           </w:p>
         </w:tc>
@@ -20865,6 +21257,7 @@
                 <w:i w:val="0"/>
                 <w:sz w:val="18"/>
               </w:rPr>
+              <w:t>Năng lực số 5.2 CB1b: HS tham gia trò chơi ghép tiếng, chọn chữ trên màn hình và tự sửa ngay khi máy báo sai</w:t>
             </w:r>
           </w:p>
         </w:tc>

--- a/assets/docs/lop1/Tieng Viet - Lop 1.docx
+++ b/assets/docs/lop1/Tieng Viet - Lop 1.docx
@@ -880,6 +880,7 @@
                 <w:i w:val="0"/>
                 <w:sz w:val="18"/>
               </w:rPr>
+              <w:t>Năng lực số Miền 1 (Cơ bản, bậc 1): Ở hoạt động Khám phá của bài “LÀM QUEN VỚI CÁC NÉT CƠ BẢN, CÁC CHỮ SỐ, BẢNG CHỮ CÁI VÀ DẤU THANH”; Năng lực số Miền 5 (Cơ bản, bậc 1): Ở hoạt động Luyện tập, GV mở bài tập tương tác trên máy chiếu: các nét, chữ số và dấu thanh lẫn lộn</w:t>
             </w:r>
           </w:p>
         </w:tc>
@@ -1239,6 +1240,7 @@
                 <w:i w:val="0"/>
                 <w:sz w:val="18"/>
               </w:rPr>
+              <w:t>Năng lực số Miền 1 (Cơ bản, bậc 1): Ở hoạt động Khám phá của bài “B, b, DẤU HUYỀN”, GV chiếu tranh nhận biết phóng to, mở bản đọc mẫu câu Bà cho bé búp bê và bản phát âm mẫu âm…; Năng lực số Miền 5 (Cơ bản, bậc 1): Ở phần đọc tiếng, GV mở bài tập tương tác: tiếng ba trên màn hình, khi GV kéo dấu huyền đặt lên chữ a thì tiếng đổi thành bà và máy đọc lên</w:t>
             </w:r>
           </w:p>
         </w:tc>
@@ -1353,6 +1355,7 @@
                 <w:i w:val="0"/>
                 <w:sz w:val="18"/>
               </w:rPr>
+              <w:t>Năng lực số Miền 1 (Cơ bản, bậc 1): Ở hoạt động Khám phá của bài “C, c, DẤU SẮC”, GV chiếu tranh nhận biết phóng to, mở bản đọc mẫu câu Nam và bố câu cá và bản phát âm mẫu âm…; Năng lực số Miền 2 (Cơ bản, bậc 1): Ở phần luyện nói, GV mở clip ngắn cảnh HS chào cô giáo, chào bạn khi vào lớp và khi ra về; HS xem, nhắc lại lời chào rồi đóng vai theo nhóm đôi</w:t>
             </w:r>
           </w:p>
         </w:tc>
@@ -1467,6 +1470,7 @@
                 <w:i w:val="0"/>
                 <w:sz w:val="18"/>
               </w:rPr>
+              <w:t>Năng lực số Miền 1 (Cơ bản, bậc 1): Ở hoạt động Khám phá của bài “E, e, Ê, ê”, GV chiếu tranh nhận biết phóng to, mở bản đọc mẫu câu Bé kể mẹ nghe về bạn bè và bản phát âm…; Năng lực số Miền 5 (Cơ bản, bậc 1): Ở phần đọc tiếng, GV mở bài tập tương tác: chữ e trên màn hình, khi GV kéo dấu mũ đặt lên thì thành ê và máy đọc lên; HS quan sát</w:t>
             </w:r>
           </w:p>
         </w:tc>
@@ -1813,7 +1817,7 @@
                 <w:i w:val="0"/>
                 <w:sz w:val="18"/>
               </w:rPr>
-              <w:t>NLS-KT (Cơ bản 1): Chiếu phóng to tranh nhận biết “Đàn bò gặm cỏ” của bài chữ o và dấu hỏi, chỉ vào từng con vật, ngọn cỏ.</w:t>
+              <w:t>Năng lực số Miền 1 (Cơ bản, bậc 1): GV chiếu phóng to tranh nhận biết “Đàn bò gặm cỏ” của bài chữ o và dấu hỏi, chỉ vào từng con vật, ngọn cỏ để HS nói nội dung tranh; Năng lực số Miền 5 (Cơ bản, bậc 1): GV mở bài tập tương tác nối tiếng bò, cò, cỏ với đúng hình; máy báo đúng, sai ngay nên HS tự nhận ra mình còn lẫn tiếng có dấu hỏi với tiếng không…</w:t>
             </w:r>
           </w:p>
         </w:tc>
@@ -2042,6 +2046,7 @@
                 <w:i w:val="0"/>
                 <w:sz w:val="18"/>
               </w:rPr>
+              <w:t>Năng lực số Miền 1 (Cơ bản, bậc 1): GV chiếu phóng to tranh nhận biết “Dưới gốc đa, các bạn chơi dung dăng dung dẻ” của bài chữ d, đ, kèm ảnh thật con dê, bến đò, hòn đá; Năng lực số Miền 3 (Cơ bản, bậc 1): GV viết mẫu chữ d, đ trên bảng tương tác theo từng nét, tô lại nét mà HS hay viết sai; vài em lên viết thử chữ d</w:t>
             </w:r>
           </w:p>
         </w:tc>
@@ -2502,7 +2507,7 @@
                 <w:i w:val="0"/>
                 <w:sz w:val="18"/>
               </w:rPr>
-              <w:t>NLS-GQVĐ (Cơ bản 1): Mở bài tập tương tác nối tiếng có chữ i, chữ k.</w:t>
+              <w:t>Năng lực số Miền 1 (Cơ bản, bậc 1): GV chiếu phóng to tranh nhận biết của bài chữ i, k để HS gọi tên người, vật trong tranh và nói nhân vật đang làm gì; Năng lực số Miền 5 (Cơ bản, bậc 1): GV mở bài tập tương tác nối tiếng có chữ i, chữ k với hình tương ứng; máy báo đúng, sai ngay nên HS tự nhận ra mình còn lẫn hai chữ này</w:t>
             </w:r>
           </w:p>
         </w:tc>
@@ -2617,6 +2622,7 @@
                 <w:i w:val="0"/>
                 <w:sz w:val="18"/>
               </w:rPr>
+              <w:t>Năng lực số Miền 1 (Cơ bản, bậc 1): GV chiếu phóng to tranh nhận biết của bài chữ h, l, chỉ vào từng chi tiết để HS kể lại việc các nhân vật đang làm; Năng lực số Miền 2 (Cơ bản, bậc 1): GV ghi âm lượt đọc từ ngữ của vài HS rồi mở lại cho cả lớp nghe; các em nghe giọng mình</w:t>
             </w:r>
           </w:p>
         </w:tc>
@@ -2731,6 +2737,7 @@
                 <w:i w:val="0"/>
                 <w:sz w:val="18"/>
               </w:rPr>
+              <w:t>Năng lực số Miền 1 (Cơ bản, bậc 1): GV chiếu phóng to tranh nhận biết của bài chữ u, ư và hỏi tranh vẽ ai, đang làm gì; sau đó mở bản ghi âm đọc mẫu câu nhận biết theo từng cụm…; Năng lực số Miền 5 (Cơ bản, bậc 1): GV mở bài tập tương tác chọn tiếng viết đúng trong các cặp dễ lẫn giữa u và ư; máy báo đúng, sai ngay nên HS biết mình còn nhầm chỗ nào</w:t>
             </w:r>
           </w:p>
         </w:tc>
@@ -2845,6 +2852,7 @@
                 <w:i w:val="0"/>
                 <w:sz w:val="18"/>
               </w:rPr>
+              <w:t>Năng lực số Miền 1 (Cơ bản, bậc 1): GV chiếu phóng to tranh nhận biết của bài chữ ch, kh cùng ảnh thật vài sự vật có tiếng chứa ch, kh để HS gọi tên; nhờ ảnh lớn; Năng lực số Miền 3 (Cơ bản, bậc 1): GV viết mẫu chữ ch, kh trên bảng tương tác theo từng nét, tô lại nét mà HS hay viết sai</w:t>
             </w:r>
           </w:p>
         </w:tc>
@@ -3191,7 +3199,7 @@
                 <w:i w:val="0"/>
                 <w:sz w:val="18"/>
               </w:rPr>
-              <w:t>NLS-KT (Cơ bản 1): Chiếu phóng to tranh nhận biết của bài chữ m, n và hỏi tranh vẽ ai, đang làm gì.</w:t>
+              <w:t>Năng lực số Miền 1 (Cơ bản, bậc 1): GV chiếu phóng to tranh nhận biết của bài chữ m, n và hỏi tranh vẽ ai, đang làm gì; GV mở bản ghi âm phát âm mẫu m; Năng lực số Miền 5 (Cơ bản, bậc 1): GV mở bài tập tương tác nối tiếng có chữ m với hình và tiếng có chữ n với hình; máy báo đúng</w:t>
             </w:r>
           </w:p>
         </w:tc>
@@ -3434,6 +3442,7 @@
                 <w:i w:val="0"/>
                 <w:sz w:val="18"/>
               </w:rPr>
+              <w:t>Năng lực số Miền 1 (Cơ bản, bậc 1): GV chiếu phóng to tranh nhận biết của bài chữ gh, nh, chỉ vào từng chi tiết để HS kể việc các nhân vật đang làm; Năng lực số Miền 5 (Cơ bản, bậc 1): GV mở bài tập tương tác chọn chữ đúng điền vào chỗ trống giữa g và gh; máy báo đúng, sai ngay nên HS tự rút ra quy tắc gh chỉ đứng trước e</w:t>
             </w:r>
           </w:p>
         </w:tc>
@@ -3894,7 +3903,7 @@
                 <w:i w:val="0"/>
                 <w:sz w:val="18"/>
               </w:rPr>
-              <w:t>NLS-GQVĐ (Cơ bản 1): Mở bài tập tương tác nối tiếng có r, có s với hình tương ứng; máy báo đúng, sai ngay nên.</w:t>
+              <w:t>Năng lực số Miền 1 (Cơ bản, bậc 1): GV chiếu phóng to tranh nhận biết của bài chữ r, s và hỏi tranh vẽ ai, đang làm gì; GV mở bản ghi âm phát âm mẫu r; Năng lực số Miền 5 (Cơ bản, bậc 1): GV mở bài tập tương tác nối tiếng có r, có s với hình tương ứng; máy báo đúng, sai ngay nên HS biết mình còn lẫn chỗ nào</w:t>
             </w:r>
           </w:p>
         </w:tc>
@@ -4237,6 +4246,7 @@
                 <w:i w:val="0"/>
                 <w:sz w:val="18"/>
               </w:rPr>
+              <w:t>Năng lực số Miền 1 (Cơ bản, bậc 1): GV chiếu phóng to tranh nhận biết của bài vần ua, ưa và ảnh thật vài sự vật có tiếng chứa hai vần này; HS gọi tên, tìm tiếng có ua; Năng lực số Miền 3 (Cơ bản, bậc 1): GV viết mẫu vần ua, ưa trên bảng tương tác theo từng nét, tô lại dấu móc của chữ ư mà HS hay quên</w:t>
             </w:r>
           </w:p>
         </w:tc>
@@ -4583,7 +4593,7 @@
                 <w:i w:val="0"/>
                 <w:sz w:val="18"/>
               </w:rPr>
-              <w:t>NLS-KT (Cơ bản 1): Chiếu phóng to tranh nhận biết của bài chữ ph, qu và hỏi tranh vẽ ai, đang làm gì.</w:t>
+              <w:t>Năng lực số Miền 1 (Cơ bản, bậc 1): GV chiếu phóng to tranh nhận biết của bài chữ ph, qu và hỏi tranh vẽ ai, đang làm gì; GV mở bản ghi âm phát âm mẫu ph; Năng lực số Miền 5 (Cơ bản, bậc 1): GV mở bài tập tương tác nối tiếng có ph, có qu với hình tương ứng; máy báo đúng, sai ngay nên HS tự nhận ra mình còn nhầm chỗ nào</w:t>
             </w:r>
           </w:p>
         </w:tc>
@@ -4698,6 +4708,7 @@
                 <w:i w:val="0"/>
                 <w:sz w:val="18"/>
               </w:rPr>
+              <w:t>Năng lực số Miền 1 (Cơ bản, bậc 1): GV chiếu phóng to tranh nhận biết của bài chữ v, x cùng ảnh thật vài sự vật có tiếng chứa v, x để HS gọi tên; Năng lực số Miền 2 (Cơ bản, bậc 1): GV ghi âm lượt đọc từ ngữ của vài HS rồi mở lại cho cả lớp nghe; các em nghe giọng mình</w:t>
             </w:r>
           </w:p>
         </w:tc>
@@ -4812,6 +4823,7 @@
                 <w:i w:val="0"/>
                 <w:sz w:val="18"/>
               </w:rPr>
+              <w:t>Năng lực số Miền 1 (Cơ bản, bậc 1): GV chiếu phóng to tranh nhận biết của bài chữ y, chỉ vào từng chi tiết để HS kể việc các nhân vật đang làm; Năng lực số Miền 3 (Cơ bản, bậc 1): GV viết mẫu chữ y trên bảng tương tác theo từng nét, tô lại nét khuyết dưới mà HS hay viết ngắn; vài em lên viết thử cho cả lớp nhận xét độ cao</w:t>
             </w:r>
           </w:p>
         </w:tc>
@@ -4926,6 +4938,7 @@
                 <w:i w:val="0"/>
                 <w:sz w:val="18"/>
               </w:rPr>
+              <w:t>Năng lực số Miền 5 (Cơ bản, bậc 1): Ở tiết luyện tập chính tả, GV dùng trò chơi học liệu tương tác cho HS chọn đúng c hay k, g hay gh, ng hay ngh điền vào chỗ trống; máy báo đúng; Năng lực số Miền 1 (Cơ bản, bậc 1): GV chiếu bảng quy tắc chính tả phóng to và bấm sáng dần từng dòng khi cả lớp đọc; HS nhìn bảng lớn để nhớ mặt chữ</w:t>
             </w:r>
           </w:p>
         </w:tc>
@@ -5272,7 +5285,7 @@
                 <w:i w:val="0"/>
                 <w:sz w:val="18"/>
               </w:rPr>
-              <w:t>NLS-GQVĐ (Cơ bản 1): Mở bài tập tương tác nối tiếng có vần an, ăn, ân.</w:t>
+              <w:t>Năng lực số Miền 1 (Cơ bản, bậc 1): GV chiếu phóng to tranh nhận biết của bài vần an, ăn, ân và hỏi tranh vẽ ai, đang làm gì; Năng lực số Miền 5 (Cơ bản, bậc 1): GV mở bài tập tương tác nối tiếng có vần an, ăn, ân với hình tương ứng; máy báo đúng, sai ngay nên HS tự nhận ra mình còn nhầm vần nào</w:t>
             </w:r>
           </w:p>
         </w:tc>
@@ -5387,6 +5400,7 @@
                 <w:i w:val="0"/>
                 <w:sz w:val="18"/>
               </w:rPr>
+              <w:t>Năng lực số Miền 1 (Cơ bản, bậc 1): GV chiếu phóng to tranh nhận biết của bài vần on, ôn, ơn cùng ảnh thật vài sự vật có tiếng chứa ba vần này; Năng lực số Miền 2 (Cơ bản, bậc 1): GV ghi âm lượt đọc từ ngữ của vài HS rồi mở lại cho cả lớp nghe; các em nghe giọng mình</w:t>
             </w:r>
           </w:p>
         </w:tc>
@@ -5501,6 +5515,7 @@
                 <w:i w:val="0"/>
                 <w:sz w:val="18"/>
               </w:rPr>
+              <w:t>Năng lực số Miền 1 (Cơ bản, bậc 1): GV chiếu phóng to tranh nhận biết của bài vần en, ên, in, un, chỉ vào từng chi tiết để HS kể việc nhân vật đang làm; Năng lực số Miền 5 (Cơ bản, bậc 1): GV mở bài tập tương tác ghép âm đầu với bốn vần vừa học rồi nối tiếng với hình; máy báo đúng</w:t>
             </w:r>
           </w:p>
         </w:tc>
@@ -5961,7 +5976,7 @@
                 <w:i w:val="0"/>
                 <w:sz w:val="18"/>
               </w:rPr>
-              <w:t>NLS-KT (Cơ bản 1): Chiếu phóng to tranh nhận biết của bài vần om, ôm, ơm và hỏi tranh vẽ ai, đang làm gì.</w:t>
+              <w:t>Năng lực số Miền 1 (Cơ bản, bậc 1): GV chiếu phóng to tranh nhận biết của bài vần om, ôm, ơm và hỏi tranh vẽ ai, đang làm gì; Năng lực số Miền 5 (Cơ bản, bậc 1): GV mở bài tập tương tác nối tiếng có vần om, ôm, ơm với hình tương ứng; máy báo đúng, sai ngay nên HS tự nhận ra mình còn nhầm vần nào</w:t>
             </w:r>
           </w:p>
         </w:tc>
@@ -6076,6 +6091,7 @@
                 <w:i w:val="0"/>
                 <w:sz w:val="18"/>
               </w:rPr>
+              <w:t>Năng lực số Miền 1 (Cơ bản, bậc 1): GV chiếu phóng to tranh nhận biết của bài vần em, êm, im, um cùng ảnh thật vài sự vật có tiếng chứa các vần này; ảnh lớn giúp HS nhìn rõ mặt chữ; Năng lực số Miền 2 (Cơ bản, bậc 1): GV ghi âm lượt đọc từ ngữ của vài HS rồi mở lại cho cả lớp nghe; các em nghe giọng mình</w:t>
             </w:r>
           </w:p>
         </w:tc>
@@ -6190,6 +6206,7 @@
                 <w:i w:val="0"/>
                 <w:sz w:val="18"/>
               </w:rPr>
+              <w:t>Năng lực số Miền 1 (Cơ bản, bậc 1): GV chiếu phóng to tranh nhận biết của bài vần ai, ay, ây, chỉ vào từng chi tiết để HS kể việc nhân vật đang làm; Năng lực số Miền 5 (Cơ bản, bậc 1): GV mở bài tập tương tác chọn vần đúng điền vào chỗ trống giữa ay và ây; máy báo đúng, sai ngay nên HS nhận ra hai vần này khác nhau ở dấu mũ…</w:t>
             </w:r>
           </w:p>
         </w:tc>
@@ -6304,6 +6321,7 @@
                 <w:i w:val="0"/>
                 <w:sz w:val="18"/>
               </w:rPr>
+              <w:t>Năng lực số Miền 1 (Cơ bản, bậc 1): GV chiếu phóng to tranh nhận biết của bài vần oi, ôi, ơi và ảnh thật vài sự vật có tiếng chứa ba vần; HS gọi tên; Năng lực số Miền 3 (Cơ bản, bậc 1): GV viết mẫu vần oi, ôi, ơi trên bảng tương tác theo từng nét, tô lại dấu mũ và dấu móc mà HS hay quên</w:t>
             </w:r>
           </w:p>
         </w:tc>
@@ -6650,7 +6668,7 @@
                 <w:i w:val="0"/>
                 <w:sz w:val="18"/>
               </w:rPr>
-              <w:t>NLS-GQVĐ (Cơ bản 1): Mở bài tập tương tác nối tiếng có vần ui, ưi.</w:t>
+              <w:t>Năng lực số Miền 1 (Cơ bản, bậc 1): GV chiếu phóng to tranh nhận biết của bài vần ui, ưi và hỏi tranh vẽ ai, đang làm gì; GV mở bản ghi âm đọc mẫu hai vần cho HS nghe rồi nhìn…; Năng lực số Miền 5 (Cơ bản, bậc 1): GV mở bài tập tương tác nối tiếng có vần ui, ưi với hình tương ứng; máy báo đúng, sai ngay nên HS tự nhận ra mình còn nhầm vần nào</w:t>
             </w:r>
           </w:p>
         </w:tc>
@@ -6879,6 +6897,7 @@
                 <w:i w:val="0"/>
                 <w:sz w:val="18"/>
               </w:rPr>
+              <w:t>Năng lực số Miền 1 (Cơ bản, bậc 1): GV chiếu phóng to tranh nhận biết của bài vần au, âu, êu, chỉ vào từng chi tiết để HS kể việc nhân vật đang làm; Năng lực số Miền 5 (Cơ bản, bậc 1): GV mở bài tập tương tác chọn vần đúng điền vào chỗ trống giữa au và âu; máy báo đúng, sai ngay nên HS nhận ra hai vần chỉ khác nhau ở dấu mũ</w:t>
             </w:r>
           </w:p>
         </w:tc>
@@ -6993,6 +7012,7 @@
                 <w:i w:val="0"/>
                 <w:sz w:val="18"/>
               </w:rPr>
+              <w:t>Năng lực số Miền 1 (Cơ bản, bậc 1): GV chiếu phóng to tranh nhận biết của bài vần iu, ưu và ảnh thật vài sự vật có tiếng chứa hai vần; HS gọi tên; Năng lực số Miền 3 (Cơ bản, bậc 1): GV viết mẫu vần iu, ưu trên bảng tương tác theo từng nét, tô lại dấu móc của chữ ư mà HS hay quên</w:t>
             </w:r>
           </w:p>
         </w:tc>
@@ -7454,6 +7474,7 @@
                 <w:i w:val="0"/>
                 <w:sz w:val="18"/>
               </w:rPr>
+              <w:t>Năng lực số Miền 1 (Cơ bản, bậc 1): GV chiếu phóng to tranh nhận biết của bài vần oc, ôc, uc, ưc cùng ảnh thật vài sự vật có tiếng chứa các vần này; ảnh lớn giúp HS gọi tên sự vật; Năng lực số Miền 2 (Cơ bản, bậc 1): GV ghi âm lượt đọc từ ngữ của vài HS rồi mở lại cho cả lớp nghe; các em nghe giọng mình</w:t>
             </w:r>
           </w:p>
         </w:tc>
@@ -7568,6 +7589,7 @@
                 <w:i w:val="0"/>
                 <w:sz w:val="18"/>
               </w:rPr>
+              <w:t>Năng lực số Miền 1 (Cơ bản, bậc 1): GV chiếu phóng to tranh nhận biết của bài vần at, ăt, ât, chỉ vào từng chi tiết để HS kể việc nhân vật đang làm; Năng lực số Miền 5 (Cơ bản, bậc 1): GV mở bài tập tương tác chọn vần đúng điền vào chỗ trống giữa at, ăt và ât; máy báo đúng, sai ngay nên HS nhận ra ba vần chỉ khác nhau ở dấu</w:t>
             </w:r>
           </w:p>
         </w:tc>
@@ -7682,6 +7704,7 @@
                 <w:i w:val="0"/>
                 <w:sz w:val="18"/>
               </w:rPr>
+              <w:t>Năng lực số Miền 1 (Cơ bản, bậc 1): GV chiếu phóng to tranh nhận biết của bài vần ot, ôt, ơt và ảnh thật vài sự vật có tiếng chứa ba vần; HS gọi tên; Năng lực số Miền 3 (Cơ bản, bậc 1): GV viết mẫu vần ot, ôt, ơt trên bảng tương tác theo từng nét, tô lại dấu mũ và dấu móc mà HS hay quên</w:t>
             </w:r>
           </w:p>
         </w:tc>
@@ -8054,7 +8077,7 @@
                 <w:i w:val="0"/>
                 <w:sz w:val="18"/>
               </w:rPr>
-              <w:t>NLS-GQVĐ (Cơ bản 1): Mở bài tập tương tác nối tiếng có vần et, êt, it.</w:t>
+              <w:t>Năng lực số Miền 1 (Cơ bản, bậc 1): GV chiếu phóng to tranh nhận biết của bài vần et, êt, it và hỏi tranh vẽ ai, đang làm gì; Năng lực số Miền 5 (Cơ bản, bậc 1): GV mở bài tập tương tác nối tiếng có vần et, êt, it với hình tương ứng; máy báo đúng, sai ngay nên HS tự nhận ra mình còn nhầm vần nào</w:t>
             </w:r>
           </w:p>
         </w:tc>
@@ -8169,6 +8192,7 @@
                 <w:i w:val="0"/>
                 <w:sz w:val="18"/>
               </w:rPr>
+              <w:t>Năng lực số Miền 1 (Cơ bản, bậc 1): GV chiếu phóng to tranh nhận biết của bài vần ut, ưt cùng ảnh thật vài sự vật có tiếng chứa hai vần này; ảnh lớn giúp HS gọi tên sự vật; Năng lực số Miền 2 (Cơ bản, bậc 1): GV ghi âm lượt đọc từ ngữ của vài HS rồi mở lại cho cả lớp nghe; các em nghe giọng mình</w:t>
             </w:r>
           </w:p>
         </w:tc>
@@ -8283,6 +8307,7 @@
                 <w:i w:val="0"/>
                 <w:sz w:val="18"/>
               </w:rPr>
+              <w:t>Năng lực số Miền 1 (Cơ bản, bậc 1): GV chiếu phóng to tranh nhận biết của bài vần ap, ăp, âp, chỉ vào từng chi tiết để HS kể việc nhân vật đang làm; Năng lực số Miền 5 (Cơ bản, bậc 1): GV mở bài tập tương tác chọn vần đúng điền vào chỗ trống giữa ap, ăp và âp; máy báo đúng, sai ngay nên HS nhận ra ba vần chỉ khác nhau ở dấu</w:t>
             </w:r>
           </w:p>
         </w:tc>
@@ -8397,6 +8422,7 @@
                 <w:i w:val="0"/>
                 <w:sz w:val="18"/>
               </w:rPr>
+              <w:t>Năng lực số Miền 1 (Cơ bản, bậc 1): GV chiếu phóng to tranh nhận biết của bài vần op, ôp, ơp và ảnh thật vài sự vật có tiếng chứa ba vần; HS gọi tên; Năng lực số Miền 3 (Cơ bản, bậc 1): GV viết mẫu vần op, ôp, ơp trên bảng tương tác theo từng nét, tô lại dấu mũ và dấu móc mà HS hay quên</w:t>
             </w:r>
           </w:p>
         </w:tc>
@@ -8743,7 +8769,7 @@
                 <w:i w:val="0"/>
                 <w:sz w:val="18"/>
               </w:rPr>
-              <w:t>NLS-KT (Cơ bản 1): Chiếu phóng to tranh nhận biết của bài vần ep, êp, ip, up và hỏi tranh vẽ ai, đang làm gì.</w:t>
+              <w:t>Năng lực số Miền 1 (Cơ bản, bậc 1): GV chiếu phóng to tranh nhận biết của bài vần ep, êp, ip, up và hỏi tranh vẽ ai, đang làm gì; Năng lực số Miền 5 (Cơ bản, bậc 1): GV mở bài tập tương tác nối tiếng có bốn vần vừa học với hình tương ứng; máy báo đúng, sai ngay nên HS tự nhận ra mình còn nhầm vần nào</w:t>
             </w:r>
           </w:p>
         </w:tc>
@@ -8858,6 +8884,7 @@
                 <w:i w:val="0"/>
                 <w:sz w:val="18"/>
               </w:rPr>
+              <w:t>Năng lực số Miền 1 (Cơ bản, bậc 1): GV chiếu phóng to tranh nhận biết của bài vần anh, ênh, inh cùng ảnh thật vài sự vật có tiếng chứa ba vần này; ảnh lớn giúp HS gọi tên sự vật; Năng lực số Miền 2 (Cơ bản, bậc 1): GV ghi âm lượt đọc từ ngữ của vài HS rồi mở lại cho cả lớp nghe; các em nghe giọng mình</w:t>
             </w:r>
           </w:p>
         </w:tc>
@@ -8972,6 +8999,7 @@
                 <w:i w:val="0"/>
                 <w:sz w:val="18"/>
               </w:rPr>
+              <w:t>Năng lực số Miền 1 (Cơ bản, bậc 1): GV chiếu phóng to tranh nhận biết của bài vần ach, êch, ich, chỉ vào từng chi tiết để HS kể việc nhân vật đang làm; Năng lực số Miền 5 (Cơ bản, bậc 1): GV mở bài tập tương tác chọn vần đúng điền vào chỗ trống giữa ach, êch và ich; máy báo đúng</w:t>
             </w:r>
           </w:p>
         </w:tc>
@@ -9086,6 +9114,7 @@
                 <w:i w:val="0"/>
                 <w:sz w:val="18"/>
               </w:rPr>
+              <w:t>Năng lực số Miền 1 (Cơ bản, bậc 1): GV chiếu phóng to tranh nhận biết của bài vần ang, ăng, âng và ảnh thật vài sự vật có tiếng chứa ba vần; HS gọi tên; Năng lực số Miền 3 (Cơ bản, bậc 1): GV viết mẫu vần ang, ăng, âng trên bảng tương tác theo từng nét, tô lại dấu á và dấu mũ mà HS hay quên</w:t>
             </w:r>
           </w:p>
         </w:tc>
@@ -9775,6 +9804,7 @@
                 <w:i w:val="0"/>
                 <w:sz w:val="18"/>
               </w:rPr>
+              <w:t>Năng lực số Miền 1 (Cơ bản, bậc 1): GV chiếu phóng to tranh nhận biết của bài vần iêt, iêu, yêu và ảnh thật vài sự vật có tiếng chứa ba vần; HS gọi tên; Năng lực số Miền 3 (Cơ bản, bậc 1): GV viết mẫu vần iêt, iêu, yêu trên bảng tương tác theo từng nét, tô lại dấu mũ của chữ ê mà HS hay quên</w:t>
             </w:r>
           </w:p>
         </w:tc>
@@ -10236,6 +10266,7 @@
                 <w:i w:val="0"/>
                 <w:sz w:val="18"/>
               </w:rPr>
+              <w:t>Năng lực số Miền 1 (Cơ bản, bậc 1): Ở hoạt động Nhận biết bài “uôc, uôt”, GV chiếu phóng to tranh mẹ chải tóc cho Hà cùng câu “Mẹ vuốt tóc và buộc nơ cho Hà.”; Năng lực số Miền 5 (Cơ bản, bậc 1): Ở hoạt động Luyện tập đọc tiếng, GV mở bài tập tương tác: máy hiện lần lượt các tiếng có vần uôc, uôt lẫn với vần đã học</w:t>
             </w:r>
           </w:p>
         </w:tc>
@@ -10350,6 +10381,7 @@
                 <w:i w:val="0"/>
                 <w:sz w:val="18"/>
               </w:rPr>
+              <w:t>Năng lực số Miền 1 (Cơ bản, bậc 1): Ở hoạt động Nhận biết bài “uôn, uông”, GV chiếu tranh chuồn chuồn bay trên cánh đồng lúa kèm câu “Chuồn chuồn bay qua cánh đồng lúa.” và mở một đoạn phim ngắn quay…; Năng lực số Miền 3 (Cơ bản, bậc 1): Ở hoạt động Nói theo tranh, GV dùng điện thoại ghi âm lời từng nhóm nói về bức tranh cánh đồng</w:t>
             </w:r>
           </w:p>
         </w:tc>
@@ -10464,6 +10496,7 @@
                 <w:i w:val="0"/>
                 <w:sz w:val="18"/>
               </w:rPr>
+              <w:t>Năng lực số Miền 1 (Cơ bản, bậc 1): Ở hoạt động Nhận biết bài “ươi, ươu”, GV chiếu tranh vườn cây có chim khướu cùng câu “Chim khướu hót ríu rít giữa vườn cây.” và mở đoạn âm thanh tiếng chim hót; Năng lực số Miền 5 (Cơ bản, bậc 1): Ở hoạt động Đọc từ ngữ, GV mở bài tập tương tác ghép vần: máy hiện các chữ cái rời, HS kéo để ghép thành vần ươi, ươu và tiếng “quả bưởi”, “hươu sao”</w:t>
             </w:r>
           </w:p>
         </w:tc>
@@ -10810,7 +10843,7 @@
                 <w:i w:val="0"/>
                 <w:sz w:val="18"/>
               </w:rPr>
-              <w:t>NLS-ST (Cơ bản 1): Ở hoạt động Viết, GV dùng phần mềm viết chữ chiếu nét bút chạy chậm theo đúng thứ tự của vần ươc.</w:t>
+              <w:t>Năng lực số Miền 1 (Cơ bản, bậc 1): Ở hoạt động Nhận biết bài “ươc, ươt”, GV chiếu phóng to tranh bạn Hà lướt sóng cùng câu nhận biết; Năng lực số Miền 3 (Cơ bản, bậc 1): Ở hoạt động Viết, GV dùng phần mềm viết chữ chiếu nét bút chạy chậm theo đúng thứ tự của vần ươc, ươt và tiếng “lướt ván”</w:t>
             </w:r>
           </w:p>
         </w:tc>
@@ -10925,6 +10958,7 @@
                 <w:i w:val="0"/>
                 <w:sz w:val="18"/>
               </w:rPr>
+              <w:t>Năng lực số Miền 1 (Cơ bản, bậc 1): Ở hoạt động Nhận biết bài “ươm, ươp”, GV chiếu tranh giàn mướp vàng có cánh bướm đậu, phóng to chỗ giàn mướp và con bướm để HS gọi tên sự vật rồi tìm…; Năng lực số Miền 5 (Cơ bản, bậc 1): Ở hoạt động Đọc từ ngữ, GV mở bài tập tương tác ghép vần: máy hiện các chữ cái rời, HS kéo ghép thành vần ươm, ươp và tiếng “giàn mướp”, “bướm vàng”</w:t>
             </w:r>
           </w:p>
         </w:tc>
@@ -11039,6 +11073,7 @@
                 <w:i w:val="0"/>
                 <w:sz w:val="18"/>
               </w:rPr>
+              <w:t>Năng lực số Miền 1 (Cơ bản, bậc 1): Ở hoạt động Nhận biết bài “ươn, ương”, GV chiếu tranh con đường đến trường phóng to cùng câu nhận biết, hiện dần từng cụm từ và tô sáng tiếng chứa vần mới; Năng lực số Miền 5 (Cơ bản, bậc 1): Ở hoạt động Luyện tập đọc tiếng, GV mở bài tập tương tác: máy hiện lẫn lộn các tiếng có vần ươn, ương với vần đã học</w:t>
             </w:r>
           </w:p>
         </w:tc>
@@ -11153,6 +11188,7 @@
                 <w:i w:val="0"/>
                 <w:sz w:val="18"/>
               </w:rPr>
+              <w:t>Năng lực số Miền 1 (Cơ bản, bậc 1): Ở hoạt động Nhận biết bài “oa, oe”, GV chiếu tranh khu vườn nhiều loài hoa, phóng to từng bông hoa để HS gọi tên rồi đọc câu nhận biết hiện trên màn hình…; Năng lực số Miền 3 (Cơ bản, bậc 1): Ở hoạt động Nói theo tranh, GV dùng điện thoại ghi âm lời từng nhóm nói về khu vườn hoa rồi mở lại cho cả lớp nghe</w:t>
             </w:r>
           </w:p>
         </w:tc>
@@ -11499,7 +11535,7 @@
                 <w:i w:val="0"/>
                 <w:sz w:val="18"/>
               </w:rPr>
-              <w:t>NLS-KT (Cơ bản 1): Ở hoạt động Nhận biết bài “oan, oăn, oat, oăt”, GV chiếu tranh voi.</w:t>
+              <w:t>Năng lực số Miền 1 (Cơ bản, bậc 1): Ở hoạt động Nhận biết bài “oan, oăn, oat, oăt”, GV chiếu tranh voi và thỏ phóng to cùng câu nhận biết; Năng lực số Miền 5 (Cơ bản, bậc 1): Ở hoạt động Đọc tiếng, GV mở bài tập tương tác phân loại: máy hiện lần lượt các tiếng, HS chọn tiếng đó chứa vần oan, oăn, oat hay oăt rồi bấm kiểm tra</w:t>
             </w:r>
           </w:p>
         </w:tc>
@@ -11614,6 +11650,7 @@
                 <w:i w:val="0"/>
                 <w:sz w:val="18"/>
               </w:rPr>
+              <w:t>Năng lực số Miền 1 (Cơ bản, bậc 1): Ở hoạt động Nhận biết bài “oai, uê, uy”, GV chiếu tranh khu vườn xanh mát phóng to, chỉ vào từng sự vật để HS gọi tên rồi đọc câu nhận biết hiện dưới…; Năng lực số Miền 3 (Cơ bản, bậc 1): Ở hoạt động Viết, GV dùng phần mềm viết chữ chiếu nét bút chạy chậm theo đúng thứ tự của vần oai, uê, uy và tiếng “khoai lang”, “hoa huệ”</w:t>
             </w:r>
           </w:p>
         </w:tc>

--- a/assets/docs/lop1/Tieng Viet - Lop 1.docx
+++ b/assets/docs/lop1/Tieng Viet - Lop 1.docx
@@ -1932,6 +1932,7 @@
                 <w:i w:val="0"/>
                 <w:sz w:val="18"/>
               </w:rPr>
+              <w:t>Năng lực số Miền 1 (Cơ bản, bậc 1): GV chiếu phóng to tranh nhận biết “Bố và Hà đi bộ trên hè phố” của bài chữ ô và thanh nặng; Năng lực số Miền 2 (Cơ bản, bậc 1): GV ghi âm lượt đọc từ bố, cô bé, cổ cò của vài HS rồi mở lại cho cả lớp cùng nghe; các em nghe giọng mình</w:t>
             </w:r>
           </w:p>
         </w:tc>
@@ -2161,6 +2162,7 @@
                 <w:i w:val="0"/>
                 <w:sz w:val="18"/>
               </w:rPr>
+              <w:t>Năng lực số Miền 1 (Cơ bản, bậc 1): GV chiếu phóng to tranh nhận biết “Tàu dỡ hàng ở cảng” của bài chữ ơ và dấu ngã, thêm vài ảnh thật về bờ đê, con cá cờ; Năng lực số Miền 5 (Cơ bản, bậc 1): GV mở bài tập tương tác chọn tiếng viết đúng dấu ngã trong các cặp tiếng dễ lẫn như dỡ và dở, đỡ và đở; máy báo đúng</w:t>
             </w:r>
           </w:p>
         </w:tc>
@@ -3557,6 +3559,7 @@
                 <w:i w:val="0"/>
                 <w:sz w:val="18"/>
               </w:rPr>
+              <w:t>Năng lực số Miền 1 (Cơ bản, bậc 1): GV chiếu phóng to tranh nhận biết của bài chữ ng, ngh và ảnh thật vài sự vật có tiếng chứa hai chữ ghép này; HS gọi tên, tìm tiếng có ng; Năng lực số Miền 3 (Cơ bản, bậc 1): GV viết mẫu chữ ng, ngh trên bảng tương tác theo từng nét, tô lại chỗ nối nét mà HS hay viết rời</w:t>
             </w:r>
           </w:p>
         </w:tc>
@@ -4018,6 +4021,7 @@
                 <w:i w:val="0"/>
                 <w:sz w:val="18"/>
               </w:rPr>
+              <w:t>Năng lực số Miền 1 (Cơ bản, bậc 1): GV chiếu phóng to tranh nhận biết của bài chữ t, tr cùng ảnh thật vài sự vật có tiếng chứa t, tr để HS gọi tên; Năng lực số Miền 2 (Cơ bản, bậc 1): GV ghi âm lượt đọc từ ngữ của vài HS rồi mở lại cho cả lớp nghe; các em nghe giọng mình</w:t>
             </w:r>
           </w:p>
         </w:tc>
@@ -4132,6 +4136,7 @@
                 <w:i w:val="0"/>
                 <w:sz w:val="18"/>
               </w:rPr>
+              <w:t>Năng lực số Miền 1 (Cơ bản, bậc 1): GV chiếu phóng to tranh nhận biết của bài chữ th và vần ia, chỉ vào từng chi tiết để HS kể việc các nhân vật đang làm; Năng lực số Miền 5 (Cơ bản, bậc 1): GV mở bài tập tương tác ghép âm đầu với vần ia thành tiếng rồi nối tiếng với hình; máy báo đúng</w:t>
             </w:r>
           </w:p>
         </w:tc>
@@ -5630,6 +5635,7 @@
                 <w:i w:val="0"/>
                 <w:sz w:val="18"/>
               </w:rPr>
+              <w:t>Năng lực số Miền 1 (Cơ bản, bậc 1): GV chiếu phóng to tranh nhận biết của bài vần am, ăm, âm và ảnh thật vài sự vật có tiếng chứa ba vần; HS gọi tên; Năng lực số Miền 3 (Cơ bản, bậc 1): GV viết mẫu vần am, ăm, âm trên bảng tương tác theo từng nét, tô lại dấu mũ và dấu á mà HS hay quên</w:t>
             </w:r>
           </w:p>
         </w:tc>
@@ -6783,6 +6789,7 @@
                 <w:i w:val="0"/>
                 <w:sz w:val="18"/>
               </w:rPr>
+              <w:t>Năng lực số Miền 1 (Cơ bản, bậc 1): GV chiếu phóng to tranh nhận biết của bài vần ao, eo cùng ảnh thật vài sự vật có tiếng chứa hai vần này; ảnh lớn giúp HS gọi tên sự vật; Năng lực số Miền 2 (Cơ bản, bậc 1): GV ghi âm lượt đọc từ ngữ của vài HS rồi mở lại cho cả lớp nghe; các em nghe giọng mình</w:t>
             </w:r>
           </w:p>
         </w:tc>
@@ -7359,7 +7366,7 @@
                 <w:i w:val="0"/>
                 <w:sz w:val="18"/>
               </w:rPr>
-              <w:t>NLS-KT (Cơ bản 1): Chiếu phóng to tranh nhận biết của bài vần ac, ăc, âc và hỏi tranh vẽ ai, đang làm gì.</w:t>
+              <w:t>Năng lực số Miền 1 (Cơ bản, bậc 1): GV chiếu phóng to tranh nhận biết của bài vần ac, ăc, âc và hỏi tranh vẽ ai, đang làm gì; Năng lực số Miền 5 (Cơ bản, bậc 1): GV mở bài tập tương tác nối tiếng có vần ac, ăc, âc với hình tương ứng; máy báo đúng, sai ngay nên HS tự nhận ra mình còn nhầm vần nào</w:t>
             </w:r>
           </w:p>
         </w:tc>
@@ -9461,7 +9468,7 @@
                 <w:i w:val="0"/>
                 <w:sz w:val="18"/>
               </w:rPr>
-              <w:t>NLS-GQVĐ (Cơ bản 1): Mở bài tập tương tác nối tiếng có bốn vần vừa học.</w:t>
+              <w:t>Năng lực số Miền 1 (Cơ bản, bậc 1): GV chiếu phóng to tranh nhận biết của bài vần ong, ông, ung, ưng và hỏi tranh vẽ ai, đang làm gì; Năng lực số Miền 5 (Cơ bản, bậc 1): GV mở bài tập tương tác nối tiếng có bốn vần vừa học với hình tương ứng; máy báo đúng, sai ngay nên HS tự nhận ra mình còn nhầm vần nào</w:t>
             </w:r>
           </w:p>
         </w:tc>
@@ -9576,6 +9583,7 @@
                 <w:i w:val="0"/>
                 <w:sz w:val="18"/>
               </w:rPr>
+              <w:t>Năng lực số Miền 1 (Cơ bản, bậc 1): GV chiếu phóng to tranh nhận biết của bài vần iêc, iên, iêp cùng ảnh thật vài sự vật có tiếng chứa ba vần này; ảnh lớn giúp HS gọi tên sự vật; Năng lực số Miền 2 (Cơ bản, bậc 1): GV ghi âm lượt đọc từ ngữ của vài HS rồi mở lại cho cả lớp nghe; các em nghe giọng mình</w:t>
             </w:r>
           </w:p>
         </w:tc>
@@ -9690,6 +9698,7 @@
                 <w:i w:val="0"/>
                 <w:sz w:val="18"/>
               </w:rPr>
+              <w:t>Năng lực số Miền 1 (Cơ bản, bậc 1): GV chiếu phóng to tranh nhận biết của bài vần iêng, iêm, yên, chỉ vào từng chi tiết để HS kể việc nhân vật đang làm; Năng lực số Miền 5 (Cơ bản, bậc 1): GV mở bài tập tương tác chọn vần đúng điền vào chỗ trống giữa iên và yên; máy báo đúng, sai ngay nên HS bước đầu nhận ra khi nào viết yên</w:t>
             </w:r>
           </w:p>
         </w:tc>
@@ -10151,7 +10160,7 @@
                 <w:i w:val="0"/>
                 <w:sz w:val="18"/>
               </w:rPr>
-              <w:t>NLS-KT (Cơ bản 1): Ở hoạt động Nhận biết bài “uôi, uôm”, GV chiếu phóng to tranh con thuyền và câu “Thuyền buồm xuôi theo chiều gió.”.</w:t>
+              <w:t>Năng lực số Miền 1 (Cơ bản, bậc 1): Ở hoạt động Nhận biết bài “uôi, uôm”, GV chiếu phóng to tranh con thuyền và câu “Thuyền buồm xuôi theo chiều gió.”; Năng lực số Miền 3 (Cơ bản, bậc 1): Ở hoạt động Viết, GV dùng phần mềm viết chữ chiếu nét bút chạy chậm theo đúng thứ tự của vần uôi, uôm và tiếng “nải chuối”</w:t>
             </w:r>
           </w:p>
         </w:tc>
@@ -11765,6 +11774,7 @@
                 <w:i w:val="0"/>
                 <w:sz w:val="18"/>
               </w:rPr>
+              <w:t>Năng lực số Miền 1 (Cơ bản, bậc 1): Ở hoạt động Nhận biết bài “uân, uât”, GV chiếu tranh cảnh mùa xuân và mở một đoạn phim ngắn về chợ hoa ngày Tết để HS thấy không khí mùa xuân; Năng lực số Miền 3 (Cơ bản, bậc 1): Ở hoạt động Nói theo tranh, GV ghi âm lời từng nhóm nói về cảnh mùa xuân trong tranh rồi mở lại cho cả lớp nghe</w:t>
             </w:r>
           </w:p>
         </w:tc>
@@ -11879,6 +11889,7 @@
                 <w:i w:val="0"/>
                 <w:sz w:val="18"/>
               </w:rPr>
+              <w:t>Năng lực số Miền 1 (Cơ bản, bậc 1): Ở hoạt động Nhận biết bài “uyên, uyêt”, GV chiếu tranh bà kể chuyện cho cháu nghe và mở bản kể chuyện có tiếng đọc mẫu; Năng lực số Miền 5 (Cơ bản, bậc 1): Ở hoạt động Đọc từ ngữ, GV mở bài tập tương tác ghép vần: máy hiện các chữ cái rời, HS kéo ghép thành vần uyên, uyêt và tiếng “câu chuyện”, “thuyền buồm”</w:t>
             </w:r>
           </w:p>
         </w:tc>

--- a/assets/docs/lop1/Tieng Viet - Lop 1.docx
+++ b/assets/docs/lop1/Tieng Viet - Lop 1.docx
@@ -566,7 +566,7 @@
                 <w:i w:val="0"/>
                 <w:sz w:val="20"/>
               </w:rPr>
-              <w:t>HỌC KÌ I · LÀM QUEN</w:t>
+              <w:t>Học kì I · Làm quen</w:t>
             </w:r>
           </w:p>
         </w:tc>
@@ -1067,7 +1067,7 @@
                 <w:i w:val="0"/>
                 <w:sz w:val="20"/>
               </w:rPr>
-              <w:t>HỌC ÂM (CHỮ CÁI)</w:t>
+              <w:t>Học âm (chữ cái)</w:t>
             </w:r>
           </w:p>
         </w:tc>
@@ -1759,7 +1759,7 @@
                 <w:i w:val="0"/>
                 <w:sz w:val="20"/>
               </w:rPr>
-              <w:t>HỌC ÂM (CHỮ CÁI)</w:t>
+              <w:t>Học âm (chữ cái)</w:t>
             </w:r>
           </w:p>
         </w:tc>
@@ -2451,7 +2451,7 @@
                 <w:i w:val="0"/>
                 <w:sz w:val="20"/>
               </w:rPr>
-              <w:t>HỌC ÂM (CHỮ CÁI)</w:t>
+              <w:t>Học âm (chữ cái)</w:t>
             </w:r>
           </w:p>
         </w:tc>
@@ -3143,7 +3143,7 @@
                 <w:i w:val="0"/>
                 <w:sz w:val="20"/>
               </w:rPr>
-              <w:t>HỌC ÂM (CHỮ CÁI)</w:t>
+              <w:t>Học âm (chữ cái)</w:t>
             </w:r>
           </w:p>
         </w:tc>
@@ -3848,7 +3848,7 @@
                 <w:i w:val="0"/>
                 <w:sz w:val="20"/>
               </w:rPr>
-              <w:t>HỌC ÂM (CHỮ CÁI)</w:t>
+              <w:t>Học âm (chữ cái)</w:t>
             </w:r>
           </w:p>
         </w:tc>
@@ -4540,7 +4540,7 @@
                 <w:i w:val="0"/>
                 <w:sz w:val="20"/>
               </w:rPr>
-              <w:t>HỌC ÂM (CHỮ CÁI)</w:t>
+              <w:t>Học âm (chữ cái)</w:t>
             </w:r>
           </w:p>
         </w:tc>
@@ -5232,7 +5232,7 @@
                 <w:i w:val="0"/>
                 <w:sz w:val="20"/>
               </w:rPr>
-              <w:t>HỌC VẦN</w:t>
+              <w:t>Học vần</w:t>
             </w:r>
           </w:p>
         </w:tc>
@@ -5924,7 +5924,7 @@
                 <w:i w:val="0"/>
                 <w:sz w:val="20"/>
               </w:rPr>
-              <w:t>HỌC VẦN</w:t>
+              <w:t>Học vần</w:t>
             </w:r>
           </w:p>
         </w:tc>
@@ -6616,7 +6616,7 @@
                 <w:i w:val="0"/>
                 <w:sz w:val="20"/>
               </w:rPr>
-              <w:t>HỌC VẦN</w:t>
+              <w:t>Học vần</w:t>
             </w:r>
           </w:p>
         </w:tc>
@@ -7308,7 +7308,7 @@
                 <w:i w:val="0"/>
                 <w:sz w:val="20"/>
               </w:rPr>
-              <w:t>HỌC VẦN</w:t>
+              <w:t>Học vần</w:t>
             </w:r>
           </w:p>
         </w:tc>
@@ -8026,7 +8026,7 @@
                 <w:i w:val="0"/>
                 <w:sz w:val="20"/>
               </w:rPr>
-              <w:t>HỌC VẦN</w:t>
+              <w:t>Học vần</w:t>
             </w:r>
           </w:p>
         </w:tc>
@@ -8718,7 +8718,7 @@
                 <w:i w:val="0"/>
                 <w:sz w:val="20"/>
               </w:rPr>
-              <w:t>HỌC VẦN</w:t>
+              <w:t>Học vần</w:t>
             </w:r>
           </w:p>
         </w:tc>
@@ -9410,7 +9410,7 @@
                 <w:i w:val="0"/>
                 <w:sz w:val="20"/>
               </w:rPr>
-              <w:t>HỌC VẦN</w:t>
+              <w:t>Học vần</w:t>
             </w:r>
           </w:p>
         </w:tc>
@@ -10102,7 +10102,7 @@
                 <w:i w:val="0"/>
                 <w:sz w:val="20"/>
               </w:rPr>
-              <w:t>HỌC VẦN</w:t>
+              <w:t>Học vần</w:t>
             </w:r>
           </w:p>
         </w:tc>
@@ -10794,7 +10794,7 @@
                 <w:i w:val="0"/>
                 <w:sz w:val="20"/>
               </w:rPr>
-              <w:t>HỌC VẦN</w:t>
+              <w:t>Học vần</w:t>
             </w:r>
           </w:p>
         </w:tc>
@@ -11486,7 +11486,7 @@
                 <w:i w:val="0"/>
                 <w:sz w:val="20"/>
               </w:rPr>
-              <w:t>HỌC VẦN</w:t>
+              <w:t>Học vần</w:t>
             </w:r>
           </w:p>
         </w:tc>
@@ -12178,7 +12178,7 @@
                 <w:i w:val="0"/>
                 <w:sz w:val="20"/>
               </w:rPr>
-              <w:t>ÔN TẬP CUỐI HỌC KÌ I</w:t>
+              <w:t>Ôn tập cuối học kì I</w:t>
             </w:r>
           </w:p>
         </w:tc>
@@ -12663,7 +12663,7 @@
                 <w:i w:val="0"/>
                 <w:sz w:val="20"/>
               </w:rPr>
-              <w:t>HỌC KÌ II · Chủ điểm 1: TÔI VÀ CÁC BẠN</w:t>
+              <w:t>Học kì II · Chủ điểm 1: Tôi và các bạn</w:t>
             </w:r>
           </w:p>
         </w:tc>
@@ -13125,7 +13125,7 @@
                 <w:i w:val="0"/>
                 <w:sz w:val="20"/>
               </w:rPr>
-              <w:t>HỌC KÌ II · Chủ điểm 1: TÔI VÀ CÁC BẠN</w:t>
+              <w:t>Học kì II · Chủ điểm 1: Tôi và các bạn</w:t>
             </w:r>
           </w:p>
         </w:tc>
@@ -13587,7 +13587,7 @@
                 <w:i w:val="0"/>
                 <w:sz w:val="20"/>
               </w:rPr>
-              <w:t>HỌC KÌ II · Chủ điểm 2: MÁI ẤM GIA ĐÌNH</w:t>
+              <w:t>Học kì II · Chủ điểm 2: Mái ấm gia đình</w:t>
             </w:r>
           </w:p>
         </w:tc>
@@ -14062,7 +14062,7 @@
                 <w:i w:val="0"/>
                 <w:sz w:val="20"/>
               </w:rPr>
-              <w:t>HỌC KÌ II · Chủ điểm 2: MÁI ẤM GIA ĐÌNH</w:t>
+              <w:t>Học kì II · Chủ điểm 2: Mái ấm gia đình</w:t>
             </w:r>
           </w:p>
         </w:tc>
@@ -14652,7 +14652,7 @@
                 <w:i w:val="0"/>
                 <w:sz w:val="20"/>
               </w:rPr>
-              <w:t>HỌC KÌ II · Chủ điểm 3: MÁI TRƯỜNG MẾN YÊU</w:t>
+              <w:t>Học kì II · Chủ điểm 3: Mái trường mến yêu</w:t>
             </w:r>
           </w:p>
         </w:tc>
@@ -15166,7 +15166,7 @@
                 <w:i w:val="0"/>
                 <w:sz w:val="20"/>
               </w:rPr>
-              <w:t>HỌC KÌ II · Chủ điểm 3: MÁI TRƯỜNG MẾN YÊU</w:t>
+              <w:t>Học kì II · Chủ điểm 3: Mái trường mến yêu</w:t>
             </w:r>
           </w:p>
         </w:tc>
@@ -15743,7 +15743,7 @@
                 <w:i w:val="0"/>
                 <w:sz w:val="20"/>
               </w:rPr>
-              <w:t>HỌC KÌ II · Chủ điểm 4: ĐIỀU EM CẦN BIẾT</w:t>
+              <w:t>Học kì II · Chủ điểm 4: Điều em cần biết</w:t>
             </w:r>
           </w:p>
         </w:tc>
@@ -16205,7 +16205,7 @@
                 <w:i w:val="0"/>
                 <w:sz w:val="20"/>
               </w:rPr>
-              <w:t>HỌC KÌ II · Chủ điểm 4: ĐIỀU EM CẦN BIẾT</w:t>
+              <w:t>Học kì II · Chủ điểm 4: Điều em cần biết</w:t>
             </w:r>
           </w:p>
         </w:tc>
@@ -16706,7 +16706,7 @@
                 <w:i w:val="0"/>
                 <w:sz w:val="20"/>
               </w:rPr>
-              <w:t>HỌC KÌ II · Chủ điểm 5: BÀI HỌC TỪ CUỘC SỐNG</w:t>
+              <w:t>Học kì II · Chủ điểm 5: Bài học từ cuộc sống</w:t>
             </w:r>
           </w:p>
         </w:tc>
@@ -17194,7 +17194,7 @@
                 <w:i w:val="0"/>
                 <w:sz w:val="20"/>
               </w:rPr>
-              <w:t>HỌC KÌ II · Chủ điểm 5: BÀI HỌC TỪ CUỘC SỐNG</w:t>
+              <w:t>Học kì II · Chủ điểm 5: Bài học từ cuộc sống</w:t>
             </w:r>
           </w:p>
         </w:tc>
@@ -17669,7 +17669,7 @@
                 <w:i w:val="0"/>
                 <w:sz w:val="20"/>
               </w:rPr>
-              <w:t>HỌC KÌ II · Chủ điểm 6: THIÊN NHIÊN KÌ THÚ</w:t>
+              <w:t>Học kì II · Chủ điểm 6: Thiên nhiên kì thú</w:t>
             </w:r>
           </w:p>
         </w:tc>
@@ -18170,7 +18170,7 @@
                 <w:i w:val="0"/>
                 <w:sz w:val="20"/>
               </w:rPr>
-              <w:t>HỌC KÌ II · Chủ điểm 6: THIÊN NHIÊN KÌ THÚ</w:t>
+              <w:t>Học kì II · Chủ điểm 6: Thiên nhiên kì thú</w:t>
             </w:r>
           </w:p>
         </w:tc>
@@ -18632,7 +18632,7 @@
                 <w:i w:val="0"/>
                 <w:sz w:val="20"/>
               </w:rPr>
-              <w:t>HỌC KÌ II · Chủ điểm 7: THẾ GIỚI TRONG MẮT EM</w:t>
+              <w:t>Học kì II · Chủ điểm 7: Thế giới trong mắt em</w:t>
             </w:r>
           </w:p>
         </w:tc>
@@ -19209,7 +19209,7 @@
                 <w:i w:val="0"/>
                 <w:sz w:val="20"/>
               </w:rPr>
-              <w:t>HỌC KÌ II · Chủ điểm 7: THẾ GIỚI TRONG MẮT EM</w:t>
+              <w:t>Học kì II · Chủ điểm 7: Thế giới trong mắt em</w:t>
             </w:r>
           </w:p>
         </w:tc>
@@ -19786,7 +19786,7 @@
                 <w:i w:val="0"/>
                 <w:sz w:val="20"/>
               </w:rPr>
-              <w:t>HỌC KÌ II · Chủ điểm 8: ĐẤT NƯỚC VÀ CON NGƯỜI</w:t>
+              <w:t>Học kì II · Chủ điểm 8: Đất nước và con người</w:t>
             </w:r>
           </w:p>
         </w:tc>
@@ -20287,7 +20287,7 @@
                 <w:i w:val="0"/>
                 <w:sz w:val="20"/>
               </w:rPr>
-              <w:t>HỌC KÌ II · Chủ điểm 8: ĐẤT NƯỚC VÀ CON NGƯỜI</w:t>
+              <w:t>Học kì II · Chủ điểm 8: Đất nước và con người</w:t>
             </w:r>
           </w:p>
         </w:tc>
@@ -20902,7 +20902,7 @@
                 <w:i w:val="0"/>
                 <w:sz w:val="20"/>
               </w:rPr>
-              <w:t>ÔN TẬP CUỐI NĂM</w:t>
+              <w:t>Ôn tập cuối năm</w:t>
             </w:r>
           </w:p>
         </w:tc>
